--- a/documentation/Logger.docx
+++ b/documentation/Logger.docx
@@ -1,6 +1,6 @@
 
 <file path=word/document.xml><?xml version="1.0" encoding="utf-8"?>
-<w:document xmlns:ve="http://schemas.openxmlformats.org/markup-compatibility/2006" xmlns:o="urn:schemas-microsoft-com:office:office" xmlns:r="http://schemas.openxmlformats.org/officeDocument/2006/relationships" xmlns:m="http://schemas.openxmlformats.org/officeDocument/2006/math" xmlns:v="urn:schemas-microsoft-com:vml" xmlns:wp="http://schemas.openxmlformats.org/drawingml/2006/wordprocessingDrawing" xmlns:w10="urn:schemas-microsoft-com:office:word" xmlns:w="http://schemas.openxmlformats.org/wordprocessingml/2006/main" xmlns:wne="http://schemas.microsoft.com/office/word/2006/wordml">
+<w:document xmlns:wpc="http://schemas.microsoft.com/office/word/2010/wordprocessingCanvas" xmlns:cx="http://schemas.microsoft.com/office/drawing/2014/chartex" xmlns:cx1="http://schemas.microsoft.com/office/drawing/2015/9/8/chartex" xmlns:cx2="http://schemas.microsoft.com/office/drawing/2015/10/21/chartex" xmlns:cx3="http://schemas.microsoft.com/office/drawing/2016/5/9/chartex" xmlns:cx4="http://schemas.microsoft.com/office/drawing/2016/5/10/chartex" xmlns:cx5="http://schemas.microsoft.com/office/drawing/2016/5/11/chartex" xmlns:cx6="http://schemas.microsoft.com/office/drawing/2016/5/12/chartex" xmlns:cx7="http://schemas.microsoft.com/office/drawing/2016/5/13/chartex" xmlns:cx8="http://schemas.microsoft.com/office/drawing/2016/5/14/chartex" xmlns:mc="http://schemas.openxmlformats.org/markup-compatibility/2006" xmlns:aink="http://schemas.microsoft.com/office/drawing/2016/ink" xmlns:am3d="http://schemas.microsoft.com/office/drawing/2017/model3d" xmlns:o="urn:schemas-microsoft-com:office:office" xmlns:r="http://schemas.openxmlformats.org/officeDocument/2006/relationships" xmlns:m="http://schemas.openxmlformats.org/officeDocument/2006/math" xmlns:v="urn:schemas-microsoft-com:vml" xmlns:wp14="http://schemas.microsoft.com/office/word/2010/wordprocessingDrawing" xmlns:wp="http://schemas.openxmlformats.org/drawingml/2006/wordprocessingDrawing" xmlns:w10="urn:schemas-microsoft-com:office:word" xmlns:w="http://schemas.openxmlformats.org/wordprocessingml/2006/main" xmlns:w14="http://schemas.microsoft.com/office/word/2010/wordml" xmlns:w15="http://schemas.microsoft.com/office/word/2012/wordml" xmlns:w16cex="http://schemas.microsoft.com/office/word/2018/wordml/cex" xmlns:w16cid="http://schemas.microsoft.com/office/word/2016/wordml/cid" xmlns:w16="http://schemas.microsoft.com/office/word/2018/wordml" xmlns:w16sdtdh="http://schemas.microsoft.com/office/word/2020/wordml/sdtdatahash" xmlns:w16se="http://schemas.microsoft.com/office/word/2015/wordml/symex" xmlns:wpg="http://schemas.microsoft.com/office/word/2010/wordprocessingGroup" xmlns:wpi="http://schemas.microsoft.com/office/word/2010/wordprocessingInk" xmlns:wne="http://schemas.microsoft.com/office/word/2006/wordml" xmlns:wps="http://schemas.microsoft.com/office/word/2010/wordprocessingShape" mc:Ignorable="w14 w15 w16se w16cid w16 w16cex w16sdtdh wp14">
   <w:body>
     <w:p>
       <w:pPr>
@@ -8,14 +8,12 @@
         <w:shd w:val="clear" w:color="auto" w:fill="FFFFFF"/>
         <w:spacing w:before="0" w:beforeAutospacing="0" w:after="0" w:afterAutospacing="0"/>
       </w:pPr>
-      <w:proofErr w:type="gramStart"/>
       <w:r>
         <w:rPr>
           <w:rStyle w:val="Strong"/>
         </w:rPr>
         <w:t>logging</w:t>
       </w:r>
-      <w:proofErr w:type="gramEnd"/>
       <w:r>
         <w:t xml:space="preserve"> is essential for monitoring, debugging, and maintaining systems</w:t>
       </w:r>
@@ -43,21 +41,7 @@
         <w:rPr>
           <w:b/>
         </w:rPr>
-        <w:t xml:space="preserve">Step </w:t>
-      </w:r>
-      <w:proofErr w:type="gramStart"/>
-      <w:r>
-        <w:rPr>
-          <w:b/>
-        </w:rPr>
-        <w:t>1 :</w:t>
-      </w:r>
-      <w:proofErr w:type="gramEnd"/>
-      <w:r>
-        <w:rPr>
-          <w:b/>
-        </w:rPr>
-        <w:t xml:space="preserve"> Add dependency</w:t>
+        <w:t>Step 1 : Add dependency</w:t>
       </w:r>
     </w:p>
     <w:p>
@@ -95,7 +79,6 @@
         </w:rPr>
         <w:t>&lt;</w:t>
       </w:r>
-      <w:proofErr w:type="gramStart"/>
       <w:r>
         <w:rPr>
           <w:rFonts w:ascii="Courier New" w:hAnsi="Courier New" w:cs="Courier New"/>
@@ -105,7 +88,6 @@
         </w:rPr>
         <w:t>dependency</w:t>
       </w:r>
-      <w:proofErr w:type="gramEnd"/>
       <w:r>
         <w:rPr>
           <w:rFonts w:ascii="Courier New" w:hAnsi="Courier New" w:cs="Courier New"/>
@@ -156,8 +138,6 @@
         <w:tab/>
         <w:t>&lt;</w:t>
       </w:r>
-      <w:proofErr w:type="spellStart"/>
-      <w:proofErr w:type="gramStart"/>
       <w:r>
         <w:rPr>
           <w:rFonts w:ascii="Courier New" w:hAnsi="Courier New" w:cs="Courier New"/>
@@ -167,7 +147,6 @@
         </w:rPr>
         <w:t>groupId</w:t>
       </w:r>
-      <w:proofErr w:type="spellEnd"/>
       <w:r>
         <w:rPr>
           <w:rFonts w:ascii="Courier New" w:hAnsi="Courier New" w:cs="Courier New"/>
@@ -175,19 +154,8 @@
           <w:sz w:val="20"/>
           <w:szCs w:val="20"/>
         </w:rPr>
-        <w:t>&gt;</w:t>
-      </w:r>
-      <w:proofErr w:type="gramEnd"/>
-      <w:r>
-        <w:rPr>
-          <w:rFonts w:ascii="Courier New" w:hAnsi="Courier New" w:cs="Courier New"/>
-          <w:color w:val="000000"/>
-          <w:sz w:val="20"/>
-          <w:szCs w:val="20"/>
-        </w:rPr>
-        <w:t>log4j&lt;/</w:t>
-      </w:r>
-      <w:proofErr w:type="spellStart"/>
+        <w:t>&gt;log4j&lt;/</w:t>
+      </w:r>
       <w:r>
         <w:rPr>
           <w:rFonts w:ascii="Courier New" w:hAnsi="Courier New" w:cs="Courier New"/>
@@ -197,7 +165,6 @@
         </w:rPr>
         <w:t>groupId</w:t>
       </w:r>
-      <w:proofErr w:type="spellEnd"/>
       <w:r>
         <w:rPr>
           <w:rFonts w:ascii="Courier New" w:hAnsi="Courier New" w:cs="Courier New"/>
@@ -248,8 +215,6 @@
         <w:tab/>
         <w:t>&lt;</w:t>
       </w:r>
-      <w:proofErr w:type="spellStart"/>
-      <w:proofErr w:type="gramStart"/>
       <w:r>
         <w:rPr>
           <w:rFonts w:ascii="Courier New" w:hAnsi="Courier New" w:cs="Courier New"/>
@@ -259,7 +224,6 @@
         </w:rPr>
         <w:t>artifactId</w:t>
       </w:r>
-      <w:proofErr w:type="spellEnd"/>
       <w:r>
         <w:rPr>
           <w:rFonts w:ascii="Courier New" w:hAnsi="Courier New" w:cs="Courier New"/>
@@ -267,19 +231,8 @@
           <w:sz w:val="20"/>
           <w:szCs w:val="20"/>
         </w:rPr>
-        <w:t>&gt;</w:t>
-      </w:r>
-      <w:proofErr w:type="gramEnd"/>
-      <w:r>
-        <w:rPr>
-          <w:rFonts w:ascii="Courier New" w:hAnsi="Courier New" w:cs="Courier New"/>
-          <w:color w:val="000000"/>
-          <w:sz w:val="20"/>
-          <w:szCs w:val="20"/>
-        </w:rPr>
-        <w:t>log4j&lt;/</w:t>
-      </w:r>
-      <w:proofErr w:type="spellStart"/>
+        <w:t>&gt;log4j&lt;/</w:t>
+      </w:r>
       <w:r>
         <w:rPr>
           <w:rFonts w:ascii="Courier New" w:hAnsi="Courier New" w:cs="Courier New"/>
@@ -289,7 +242,6 @@
         </w:rPr>
         <w:t>artifactId</w:t>
       </w:r>
-      <w:proofErr w:type="spellEnd"/>
       <w:r>
         <w:rPr>
           <w:rFonts w:ascii="Courier New" w:hAnsi="Courier New" w:cs="Courier New"/>
@@ -478,16 +430,8 @@
         <w:rPr>
           <w:b/>
         </w:rPr>
-        <w:t>/</w:t>
-      </w:r>
-      <w:proofErr w:type="spellStart"/>
-      <w:r>
-        <w:rPr>
-          <w:b/>
-        </w:rPr>
-        <w:t>yml</w:t>
-      </w:r>
-      <w:proofErr w:type="spellEnd"/>
+        <w:t>/yml</w:t>
+      </w:r>
       <w:r>
         <w:rPr>
           <w:b/>
@@ -516,13 +460,8 @@
     </w:p>
     <w:p>
       <w:r>
-        <w:t>log4j.rootLogger=DEBUG</w:t>
-      </w:r>
-      <w:proofErr w:type="gramStart"/>
-      <w:r>
-        <w:t>,FILE</w:t>
-      </w:r>
-      <w:proofErr w:type="gramEnd"/>
+        <w:t>log4j.rootLogger=DEBUG,FILE</w:t>
+      </w:r>
     </w:p>
     <w:p>
       <w:r>
@@ -536,27 +475,18 @@
     </w:p>
     <w:p>
       <w:r>
-        <w:t>log4j.appender.FILE.DatePattern = '.'</w:t>
-      </w:r>
-      <w:proofErr w:type="spellStart"/>
-      <w:proofErr w:type="gramStart"/>
-      <w:r>
-        <w:t>yyy</w:t>
-      </w:r>
-      <w:proofErr w:type="spellEnd"/>
-      <w:r>
-        <w:t>-MM-</w:t>
-      </w:r>
-      <w:proofErr w:type="spellStart"/>
-      <w:r>
-        <w:t>dd</w:t>
-      </w:r>
-      <w:proofErr w:type="spellEnd"/>
-      <w:proofErr w:type="gramEnd"/>
-    </w:p>
-    <w:p>
-      <w:r>
-        <w:t>log4j.appender.FILE.File=/apps/logs/sbi.log</w:t>
+        <w:t>log4j.appender.FILE.DatePattern = '.'yyy-MM-dd</w:t>
+      </w:r>
+    </w:p>
+    <w:p>
+      <w:r>
+        <w:t>log4j.appender.FILE.File=/apps/logs/</w:t>
+      </w:r>
+      <w:r>
+        <w:t>amazon</w:t>
+      </w:r>
+      <w:r>
+        <w:t>.log</w:t>
       </w:r>
     </w:p>
     <w:p/>
@@ -567,21 +497,8 @@
     </w:p>
     <w:p>
       <w:r>
-        <w:t>log4j.appender.FILE.layout.ConversionPattern</w:t>
-      </w:r>
-      <w:proofErr w:type="gramStart"/>
-      <w:r>
-        <w:t>=[</w:t>
-      </w:r>
-      <w:proofErr w:type="gramEnd"/>
-      <w:r>
-        <w:t>%d] %t %c %L %-5p  - %</w:t>
-      </w:r>
-      <w:proofErr w:type="spellStart"/>
-      <w:r>
-        <w:t>m%n</w:t>
-      </w:r>
-      <w:proofErr w:type="spellEnd"/>
+        <w:t>log4j.appender.FILE.layout.ConversionPattern=[%d] %t %c %L %-5p  - %m%n</w:t>
+      </w:r>
     </w:p>
     <w:p>
       <w:r>
@@ -614,29 +531,23 @@
         </w:rPr>
         <w:t xml:space="preserve">                                                        </w:t>
       </w:r>
-      <w:proofErr w:type="spellStart"/>
-      <w:proofErr w:type="gramStart"/>
       <w:r>
         <w:rPr>
           <w:color w:val="FF0000"/>
         </w:rPr>
         <w:t>loggermethod</w:t>
       </w:r>
-      <w:proofErr w:type="spellEnd"/>
-      <w:proofErr w:type="gramEnd"/>
     </w:p>
     <w:p>
       <w:r>
         <w:t xml:space="preserve">[%d] </w:t>
       </w:r>
-      <w:proofErr w:type="spellStart"/>
       <w:r>
         <w:rPr>
           <w:color w:val="FF0000"/>
         </w:rPr>
         <w:t>DateTime</w:t>
       </w:r>
-      <w:proofErr w:type="spellEnd"/>
       <w:r>
         <w:rPr>
           <w:color w:val="FF0000"/>
@@ -671,23 +582,7 @@
         <w:t>line</w:t>
       </w:r>
       <w:r>
-        <w:t xml:space="preserve"> %-</w:t>
-      </w:r>
-      <w:proofErr w:type="gramStart"/>
-      <w:r>
-        <w:t>5p  -</w:t>
-      </w:r>
-      <w:proofErr w:type="gramEnd"/>
-      <w:r>
-        <w:t xml:space="preserve">    %</w:t>
-      </w:r>
-      <w:proofErr w:type="spellStart"/>
-      <w:r>
-        <w:t>m%n</w:t>
-      </w:r>
-      <w:proofErr w:type="spellEnd"/>
-      <w:r>
-        <w:t xml:space="preserve"> </w:t>
+        <w:t xml:space="preserve"> %-5p  -    %m%n </w:t>
       </w:r>
       <w:r>
         <w:rPr>
@@ -735,21 +630,7 @@
         <w:rPr>
           <w:b/>
         </w:rPr>
-        <w:t xml:space="preserve">Step </w:t>
-      </w:r>
-      <w:proofErr w:type="gramStart"/>
-      <w:r>
-        <w:rPr>
-          <w:b/>
-        </w:rPr>
-        <w:t>3 :</w:t>
-      </w:r>
-      <w:proofErr w:type="gramEnd"/>
-      <w:r>
-        <w:rPr>
-          <w:b/>
-        </w:rPr>
-        <w:t xml:space="preserve"> </w:t>
+        <w:t xml:space="preserve">Step 3 : </w:t>
       </w:r>
       <w:r>
         <w:rPr>
@@ -770,7 +651,6 @@
           <w:szCs w:val="20"/>
         </w:rPr>
       </w:pPr>
-      <w:proofErr w:type="gramStart"/>
       <w:r>
         <w:rPr>
           <w:rFonts w:ascii="Courier New" w:hAnsi="Courier New" w:cs="Courier New"/>
@@ -782,7 +662,6 @@
         </w:rPr>
         <w:t>import</w:t>
       </w:r>
-      <w:proofErr w:type="gramEnd"/>
       <w:r>
         <w:rPr>
           <w:rFonts w:ascii="Courier New" w:hAnsi="Courier New" w:cs="Courier New"/>
@@ -815,7 +694,6 @@
           <w:szCs w:val="20"/>
         </w:rPr>
       </w:pPr>
-      <w:proofErr w:type="gramStart"/>
       <w:r>
         <w:rPr>
           <w:rFonts w:ascii="Courier New" w:hAnsi="Courier New" w:cs="Courier New"/>
@@ -827,7 +705,6 @@
         </w:rPr>
         <w:t>private</w:t>
       </w:r>
-      <w:proofErr w:type="gramEnd"/>
       <w:r>
         <w:rPr>
           <w:rFonts w:ascii="Courier New" w:hAnsi="Courier New" w:cs="Courier New"/>
@@ -955,21 +832,7 @@
         <w:rPr>
           <w:b/>
         </w:rPr>
-        <w:t xml:space="preserve">Step </w:t>
-      </w:r>
-      <w:proofErr w:type="gramStart"/>
-      <w:r>
-        <w:rPr>
-          <w:b/>
-        </w:rPr>
-        <w:t>4 :</w:t>
-      </w:r>
-      <w:proofErr w:type="gramEnd"/>
-      <w:r>
-        <w:rPr>
-          <w:b/>
-        </w:rPr>
-        <w:t xml:space="preserve"> Use</w:t>
+        <w:t>Step 4 : Use</w:t>
       </w:r>
       <w:r>
         <w:rPr>
@@ -991,8 +854,6 @@
           <w:szCs w:val="20"/>
         </w:rPr>
       </w:pPr>
-      <w:proofErr w:type="spellStart"/>
-      <w:proofErr w:type="gramStart"/>
       <w:r>
         <w:rPr>
           <w:rFonts w:ascii="Courier New" w:eastAsia="Times New Roman" w:hAnsi="Courier New" w:cs="Courier New"/>
@@ -1004,10 +865,11 @@
           <w:sz w:val="20"/>
           <w:szCs w:val="20"/>
         </w:rPr>
-        <w:t>logger.error</w:t>
-      </w:r>
-      <w:proofErr w:type="spellEnd"/>
-      <w:r>
+        <w:t>logger.error("Error Message");  //200</w:t>
+      </w:r>
+    </w:p>
+    <w:p>
+      <w:pPr>
         <w:rPr>
           <w:rFonts w:ascii="Courier New" w:eastAsia="Times New Roman" w:hAnsi="Courier New" w:cs="Courier New"/>
           <w:b/>
@@ -1018,9 +880,7 @@
           <w:sz w:val="20"/>
           <w:szCs w:val="20"/>
         </w:rPr>
-        <w:t>(</w:t>
-      </w:r>
-      <w:proofErr w:type="gramEnd"/>
+      </w:pPr>
       <w:r>
         <w:rPr>
           <w:rFonts w:ascii="Courier New" w:eastAsia="Times New Roman" w:hAnsi="Courier New" w:cs="Courier New"/>
@@ -1032,7 +892,7 @@
           <w:sz w:val="20"/>
           <w:szCs w:val="20"/>
         </w:rPr>
-        <w:t>"Error Message");  //200</w:t>
+        <w:t>logger.warn("Warn Message");    //300</w:t>
       </w:r>
     </w:p>
     <w:p>
@@ -1048,8 +908,6 @@
           <w:szCs w:val="20"/>
         </w:rPr>
       </w:pPr>
-      <w:proofErr w:type="spellStart"/>
-      <w:proofErr w:type="gramStart"/>
       <w:r>
         <w:rPr>
           <w:rFonts w:ascii="Courier New" w:eastAsia="Times New Roman" w:hAnsi="Courier New" w:cs="Courier New"/>
@@ -1061,9 +919,16 @@
           <w:sz w:val="20"/>
           <w:szCs w:val="20"/>
         </w:rPr>
-        <w:t>logger.warn</w:t>
-      </w:r>
-      <w:proofErr w:type="spellEnd"/>
+        <w:t>logger.info("Info Message");    //400</w:t>
+      </w:r>
+    </w:p>
+    <w:p>
+      <w:pPr>
+        <w:rPr>
+          <w:sz w:val="16"/>
+          <w:szCs w:val="16"/>
+        </w:rPr>
+      </w:pPr>
       <w:r>
         <w:rPr>
           <w:rFonts w:ascii="Courier New" w:eastAsia="Times New Roman" w:hAnsi="Courier New" w:cs="Courier New"/>
@@ -1075,114 +940,7 @@
           <w:sz w:val="20"/>
           <w:szCs w:val="20"/>
         </w:rPr>
-        <w:t>(</w:t>
-      </w:r>
-      <w:proofErr w:type="gramEnd"/>
-      <w:r>
-        <w:rPr>
-          <w:rFonts w:ascii="Courier New" w:eastAsia="Times New Roman" w:hAnsi="Courier New" w:cs="Courier New"/>
-          <w:b/>
-          <w:bCs/>
-          <w:i/>
-          <w:iCs/>
-          <w:color w:val="0000C0"/>
-          <w:sz w:val="20"/>
-          <w:szCs w:val="20"/>
-        </w:rPr>
-        <w:t>"Warn Message");    //300</w:t>
-      </w:r>
-    </w:p>
-    <w:p>
-      <w:pPr>
-        <w:rPr>
-          <w:rFonts w:ascii="Courier New" w:eastAsia="Times New Roman" w:hAnsi="Courier New" w:cs="Courier New"/>
-          <w:b/>
-          <w:bCs/>
-          <w:i/>
-          <w:iCs/>
-          <w:color w:val="0000C0"/>
-          <w:sz w:val="20"/>
-          <w:szCs w:val="20"/>
-        </w:rPr>
-      </w:pPr>
-      <w:proofErr w:type="gramStart"/>
-      <w:r>
-        <w:rPr>
-          <w:rFonts w:ascii="Courier New" w:eastAsia="Times New Roman" w:hAnsi="Courier New" w:cs="Courier New"/>
-          <w:b/>
-          <w:bCs/>
-          <w:i/>
-          <w:iCs/>
-          <w:color w:val="0000C0"/>
-          <w:sz w:val="20"/>
-          <w:szCs w:val="20"/>
-        </w:rPr>
-        <w:t>logger.info(</w:t>
-      </w:r>
-      <w:proofErr w:type="gramEnd"/>
-      <w:r>
-        <w:rPr>
-          <w:rFonts w:ascii="Courier New" w:eastAsia="Times New Roman" w:hAnsi="Courier New" w:cs="Courier New"/>
-          <w:b/>
-          <w:bCs/>
-          <w:i/>
-          <w:iCs/>
-          <w:color w:val="0000C0"/>
-          <w:sz w:val="20"/>
-          <w:szCs w:val="20"/>
-        </w:rPr>
-        <w:t>"Info Message");    //400</w:t>
-      </w:r>
-    </w:p>
-    <w:p>
-      <w:pPr>
-        <w:rPr>
-          <w:sz w:val="16"/>
-          <w:szCs w:val="16"/>
-        </w:rPr>
-      </w:pPr>
-      <w:proofErr w:type="spellStart"/>
-      <w:proofErr w:type="gramStart"/>
-      <w:r>
-        <w:rPr>
-          <w:rFonts w:ascii="Courier New" w:eastAsia="Times New Roman" w:hAnsi="Courier New" w:cs="Courier New"/>
-          <w:b/>
-          <w:bCs/>
-          <w:i/>
-          <w:iCs/>
-          <w:color w:val="0000C0"/>
-          <w:sz w:val="20"/>
-          <w:szCs w:val="20"/>
-        </w:rPr>
-        <w:t>logger.debug</w:t>
-      </w:r>
-      <w:proofErr w:type="spellEnd"/>
-      <w:r>
-        <w:rPr>
-          <w:rFonts w:ascii="Courier New" w:eastAsia="Times New Roman" w:hAnsi="Courier New" w:cs="Courier New"/>
-          <w:b/>
-          <w:bCs/>
-          <w:i/>
-          <w:iCs/>
-          <w:color w:val="0000C0"/>
-          <w:sz w:val="20"/>
-          <w:szCs w:val="20"/>
-        </w:rPr>
-        <w:t>(</w:t>
-      </w:r>
-      <w:proofErr w:type="gramEnd"/>
-      <w:r>
-        <w:rPr>
-          <w:rFonts w:ascii="Courier New" w:eastAsia="Times New Roman" w:hAnsi="Courier New" w:cs="Courier New"/>
-          <w:b/>
-          <w:bCs/>
-          <w:i/>
-          <w:iCs/>
-          <w:color w:val="0000C0"/>
-          <w:sz w:val="20"/>
-          <w:szCs w:val="20"/>
-        </w:rPr>
-        <w:t>"Debug Message");  //</w:t>
+        <w:t>logger.debug("Debug Message");  //</w:t>
       </w:r>
     </w:p>
     <w:p>
@@ -1196,32 +954,14 @@
       </w:r>
     </w:p>
     <w:p>
-      <w:proofErr w:type="spellStart"/>
-      <w:r>
-        <w:t>Appender</w:t>
-      </w:r>
-      <w:proofErr w:type="spellEnd"/>
-      <w:r>
-        <w:t xml:space="preserve"> – publish, where u need to publish –default </w:t>
-      </w:r>
-      <w:proofErr w:type="spellStart"/>
-      <w:r>
-        <w:t>System.out</w:t>
-      </w:r>
-      <w:proofErr w:type="spellEnd"/>
-      <w:r>
-        <w:t>, database, file, network</w:t>
+      <w:r>
+        <w:t>Appender – publish, where u need to publish –default System.out, database, file, network</w:t>
       </w:r>
     </w:p>
     <w:p/>
     <w:p>
-      <w:proofErr w:type="spellStart"/>
-      <w:r>
-        <w:t>Appender</w:t>
-      </w:r>
-      <w:proofErr w:type="spellEnd"/>
-      <w:r>
-        <w:t xml:space="preserve"> Types</w:t>
+      <w:r>
+        <w:t>Appender Types</w:t>
       </w:r>
     </w:p>
     <w:p>
@@ -1240,7 +980,6 @@
           <w:szCs w:val="24"/>
         </w:rPr>
       </w:pPr>
-      <w:proofErr w:type="spellStart"/>
       <w:r>
         <w:rPr>
           <w:rFonts w:ascii="Segoe UI" w:eastAsia="Times New Roman" w:hAnsi="Segoe UI" w:cs="Segoe UI"/>
@@ -1250,88 +989,16 @@
           <w:sz w:val="24"/>
           <w:szCs w:val="24"/>
         </w:rPr>
-        <w:t>ConsoleAppender</w:t>
-      </w:r>
-      <w:proofErr w:type="spellEnd"/>
+        <w:t>ConsoleAppender:</w:t>
+      </w:r>
       <w:r>
         <w:rPr>
           <w:rFonts w:ascii="Segoe UI" w:eastAsia="Times New Roman" w:hAnsi="Segoe UI" w:cs="Segoe UI"/>
-          <w:b/>
-          <w:bCs/>
           <w:color w:val="000000"/>
           <w:sz w:val="24"/>
           <w:szCs w:val="24"/>
         </w:rPr>
-        <w:t>:</w:t>
-      </w:r>
-      <w:r>
-        <w:rPr>
-          <w:rFonts w:ascii="Segoe UI" w:eastAsia="Times New Roman" w:hAnsi="Segoe UI" w:cs="Segoe UI"/>
-          <w:color w:val="000000"/>
-          <w:sz w:val="24"/>
-          <w:szCs w:val="24"/>
-        </w:rPr>
-        <w:t xml:space="preserve"> Console </w:t>
-      </w:r>
-      <w:proofErr w:type="spellStart"/>
-      <w:r>
-        <w:rPr>
-          <w:rFonts w:ascii="Segoe UI" w:eastAsia="Times New Roman" w:hAnsi="Segoe UI" w:cs="Segoe UI"/>
-          <w:color w:val="000000"/>
-          <w:sz w:val="24"/>
-          <w:szCs w:val="24"/>
-        </w:rPr>
-        <w:t>Appender</w:t>
-      </w:r>
-      <w:proofErr w:type="spellEnd"/>
-      <w:r>
-        <w:rPr>
-          <w:rFonts w:ascii="Segoe UI" w:eastAsia="Times New Roman" w:hAnsi="Segoe UI" w:cs="Segoe UI"/>
-          <w:color w:val="000000"/>
-          <w:sz w:val="24"/>
-          <w:szCs w:val="24"/>
-        </w:rPr>
-        <w:t xml:space="preserve"> appends the log events to </w:t>
-      </w:r>
-      <w:proofErr w:type="spellStart"/>
-      <w:r>
-        <w:rPr>
-          <w:rFonts w:ascii="Segoe UI" w:eastAsia="Times New Roman" w:hAnsi="Segoe UI" w:cs="Segoe UI"/>
-          <w:color w:val="000000"/>
-          <w:sz w:val="24"/>
-          <w:szCs w:val="24"/>
-        </w:rPr>
-        <w:t>System.out</w:t>
-      </w:r>
-      <w:proofErr w:type="spellEnd"/>
-      <w:r>
-        <w:rPr>
-          <w:rFonts w:ascii="Segoe UI" w:eastAsia="Times New Roman" w:hAnsi="Segoe UI" w:cs="Segoe UI"/>
-          <w:color w:val="000000"/>
-          <w:sz w:val="24"/>
-          <w:szCs w:val="24"/>
-        </w:rPr>
-        <w:t xml:space="preserve"> or System.err using a layout specified by the user. </w:t>
-      </w:r>
-      <w:proofErr w:type="spellStart"/>
-      <w:r>
-        <w:rPr>
-          <w:rFonts w:ascii="Segoe UI" w:eastAsia="Times New Roman" w:hAnsi="Segoe UI" w:cs="Segoe UI"/>
-          <w:color w:val="000000"/>
-          <w:sz w:val="24"/>
-          <w:szCs w:val="24"/>
-        </w:rPr>
-        <w:t>System.out</w:t>
-      </w:r>
-      <w:proofErr w:type="spellEnd"/>
-      <w:r>
-        <w:rPr>
-          <w:rFonts w:ascii="Segoe UI" w:eastAsia="Times New Roman" w:hAnsi="Segoe UI" w:cs="Segoe UI"/>
-          <w:color w:val="000000"/>
-          <w:sz w:val="24"/>
-          <w:szCs w:val="24"/>
-        </w:rPr>
-        <w:t xml:space="preserve"> is a default target. It is useful for debugging purposes, but not much beneficial to use in a production environment.</w:t>
+        <w:t> Console Appender appends the log events to System.out or System.err using a layout specified by the user. System.out is a default target. It is useful for debugging purposes, but not much beneficial to use in a production environment.</w:t>
       </w:r>
     </w:p>
     <w:p>
@@ -1350,7 +1017,6 @@
           <w:szCs w:val="24"/>
         </w:rPr>
       </w:pPr>
-      <w:proofErr w:type="spellStart"/>
       <w:r>
         <w:rPr>
           <w:rFonts w:ascii="Segoe UI" w:eastAsia="Times New Roman" w:hAnsi="Segoe UI" w:cs="Segoe UI"/>
@@ -1360,48 +1026,16 @@
           <w:sz w:val="24"/>
           <w:szCs w:val="24"/>
         </w:rPr>
-        <w:t>FileAppender</w:t>
-      </w:r>
-      <w:proofErr w:type="spellEnd"/>
+        <w:t>FileAppender:</w:t>
+      </w:r>
       <w:r>
         <w:rPr>
           <w:rFonts w:ascii="Segoe UI" w:eastAsia="Times New Roman" w:hAnsi="Segoe UI" w:cs="Segoe UI"/>
-          <w:b/>
-          <w:bCs/>
           <w:color w:val="000000"/>
           <w:sz w:val="24"/>
           <w:szCs w:val="24"/>
         </w:rPr>
-        <w:t>:</w:t>
-      </w:r>
-      <w:r>
-        <w:rPr>
-          <w:rFonts w:ascii="Segoe UI" w:eastAsia="Times New Roman" w:hAnsi="Segoe UI" w:cs="Segoe UI"/>
-          <w:color w:val="000000"/>
-          <w:sz w:val="24"/>
-          <w:szCs w:val="24"/>
-        </w:rPr>
-        <w:t xml:space="preserve"> Appends log events to a file. It supports two more </w:t>
-      </w:r>
-      <w:proofErr w:type="spellStart"/>
-      <w:r>
-        <w:rPr>
-          <w:rFonts w:ascii="Segoe UI" w:eastAsia="Times New Roman" w:hAnsi="Segoe UI" w:cs="Segoe UI"/>
-          <w:color w:val="000000"/>
-          <w:sz w:val="24"/>
-          <w:szCs w:val="24"/>
-        </w:rPr>
-        <w:t>appender</w:t>
-      </w:r>
-      <w:proofErr w:type="spellEnd"/>
-      <w:r>
-        <w:rPr>
-          <w:rFonts w:ascii="Segoe UI" w:eastAsia="Times New Roman" w:hAnsi="Segoe UI" w:cs="Segoe UI"/>
-          <w:color w:val="000000"/>
-          <w:sz w:val="24"/>
-          <w:szCs w:val="24"/>
-        </w:rPr>
-        <w:t xml:space="preserve"> classes:</w:t>
+        <w:t> Appends log events to a file. It supports two more appender classes:</w:t>
       </w:r>
     </w:p>
     <w:p>
@@ -1420,7 +1054,6 @@
           <w:szCs w:val="24"/>
         </w:rPr>
       </w:pPr>
-      <w:proofErr w:type="spellStart"/>
       <w:r>
         <w:rPr>
           <w:rFonts w:ascii="Segoe UI" w:eastAsia="Times New Roman" w:hAnsi="Segoe UI" w:cs="Segoe UI"/>
@@ -1430,72 +1063,16 @@
           <w:sz w:val="24"/>
           <w:szCs w:val="24"/>
         </w:rPr>
-        <w:t>RollingFileAppender</w:t>
-      </w:r>
-      <w:proofErr w:type="spellEnd"/>
+        <w:t>RollingFileAppender, DailyRollingFileAppender:</w:t>
+      </w:r>
       <w:r>
         <w:rPr>
           <w:rFonts w:ascii="Segoe UI" w:eastAsia="Times New Roman" w:hAnsi="Segoe UI" w:cs="Segoe UI"/>
-          <w:b/>
-          <w:bCs/>
           <w:color w:val="000000"/>
           <w:sz w:val="24"/>
           <w:szCs w:val="24"/>
         </w:rPr>
-        <w:t xml:space="preserve">, </w:t>
-      </w:r>
-      <w:proofErr w:type="spellStart"/>
-      <w:r>
-        <w:rPr>
-          <w:rFonts w:ascii="Segoe UI" w:eastAsia="Times New Roman" w:hAnsi="Segoe UI" w:cs="Segoe UI"/>
-          <w:b/>
-          <w:bCs/>
-          <w:color w:val="000000"/>
-          <w:sz w:val="24"/>
-          <w:szCs w:val="24"/>
-        </w:rPr>
-        <w:t>DailyRollingFileAppender</w:t>
-      </w:r>
-      <w:proofErr w:type="spellEnd"/>
-      <w:r>
-        <w:rPr>
-          <w:rFonts w:ascii="Segoe UI" w:eastAsia="Times New Roman" w:hAnsi="Segoe UI" w:cs="Segoe UI"/>
-          <w:b/>
-          <w:bCs/>
-          <w:color w:val="000000"/>
-          <w:sz w:val="24"/>
-          <w:szCs w:val="24"/>
-        </w:rPr>
-        <w:t>:</w:t>
-      </w:r>
-      <w:r>
-        <w:rPr>
-          <w:rFonts w:ascii="Segoe UI" w:eastAsia="Times New Roman" w:hAnsi="Segoe UI" w:cs="Segoe UI"/>
-          <w:color w:val="000000"/>
-          <w:sz w:val="24"/>
-          <w:szCs w:val="24"/>
-        </w:rPr>
-        <w:t xml:space="preserve"> Both are the most widely used </w:t>
-      </w:r>
-      <w:proofErr w:type="spellStart"/>
-      <w:r>
-        <w:rPr>
-          <w:rFonts w:ascii="Segoe UI" w:eastAsia="Times New Roman" w:hAnsi="Segoe UI" w:cs="Segoe UI"/>
-          <w:color w:val="000000"/>
-          <w:sz w:val="24"/>
-          <w:szCs w:val="24"/>
-        </w:rPr>
-        <w:t>appenders</w:t>
-      </w:r>
-      <w:proofErr w:type="spellEnd"/>
-      <w:r>
-        <w:rPr>
-          <w:rFonts w:ascii="Segoe UI" w:eastAsia="Times New Roman" w:hAnsi="Segoe UI" w:cs="Segoe UI"/>
-          <w:color w:val="000000"/>
-          <w:sz w:val="24"/>
-          <w:szCs w:val="24"/>
-        </w:rPr>
-        <w:t xml:space="preserve"> that provide support to write logs to file.</w:t>
+        <w:t> Both are the most widely used appenders that provide support to write logs to file.</w:t>
       </w:r>
     </w:p>
     <w:p>
@@ -1514,7 +1091,6 @@
           <w:szCs w:val="24"/>
         </w:rPr>
       </w:pPr>
-      <w:proofErr w:type="spellStart"/>
       <w:r>
         <w:rPr>
           <w:rFonts w:ascii="Segoe UI" w:eastAsia="Times New Roman" w:hAnsi="Segoe UI" w:cs="Segoe UI"/>
@@ -1524,88 +1100,16 @@
           <w:sz w:val="24"/>
           <w:szCs w:val="24"/>
         </w:rPr>
-        <w:t>JDBCAppender</w:t>
-      </w:r>
-      <w:proofErr w:type="spellEnd"/>
+        <w:t>JDBCAppender:</w:t>
+      </w:r>
       <w:r>
         <w:rPr>
           <w:rFonts w:ascii="Segoe UI" w:eastAsia="Times New Roman" w:hAnsi="Segoe UI" w:cs="Segoe UI"/>
-          <w:b/>
-          <w:bCs/>
           <w:color w:val="000000"/>
           <w:sz w:val="24"/>
           <w:szCs w:val="24"/>
         </w:rPr>
-        <w:t>:</w:t>
-      </w:r>
-      <w:r>
-        <w:rPr>
-          <w:rFonts w:ascii="Segoe UI" w:eastAsia="Times New Roman" w:hAnsi="Segoe UI" w:cs="Segoe UI"/>
-          <w:color w:val="000000"/>
-          <w:sz w:val="24"/>
-          <w:szCs w:val="24"/>
-        </w:rPr>
-        <w:t xml:space="preserve"> The </w:t>
-      </w:r>
-      <w:proofErr w:type="spellStart"/>
-      <w:r>
-        <w:rPr>
-          <w:rFonts w:ascii="Segoe UI" w:eastAsia="Times New Roman" w:hAnsi="Segoe UI" w:cs="Segoe UI"/>
-          <w:color w:val="000000"/>
-          <w:sz w:val="24"/>
-          <w:szCs w:val="24"/>
-        </w:rPr>
-        <w:t>JDBCAppender</w:t>
-      </w:r>
-      <w:proofErr w:type="spellEnd"/>
-      <w:r>
-        <w:rPr>
-          <w:rFonts w:ascii="Segoe UI" w:eastAsia="Times New Roman" w:hAnsi="Segoe UI" w:cs="Segoe UI"/>
-          <w:color w:val="000000"/>
-          <w:sz w:val="24"/>
-          <w:szCs w:val="24"/>
-        </w:rPr>
-        <w:t xml:space="preserve"> is used for sending log events to a database. Each append call </w:t>
-      </w:r>
-      <w:proofErr w:type="gramStart"/>
-      <w:r>
-        <w:rPr>
-          <w:rFonts w:ascii="Segoe UI" w:eastAsia="Times New Roman" w:hAnsi="Segoe UI" w:cs="Segoe UI"/>
-          <w:color w:val="000000"/>
-          <w:sz w:val="24"/>
-          <w:szCs w:val="24"/>
-        </w:rPr>
-        <w:t>adds</w:t>
-      </w:r>
-      <w:proofErr w:type="gramEnd"/>
-      <w:r>
-        <w:rPr>
-          <w:rFonts w:ascii="Segoe UI" w:eastAsia="Times New Roman" w:hAnsi="Segoe UI" w:cs="Segoe UI"/>
-          <w:color w:val="000000"/>
-          <w:sz w:val="24"/>
-          <w:szCs w:val="24"/>
-        </w:rPr>
-        <w:t xml:space="preserve"> to an </w:t>
-      </w:r>
-      <w:proofErr w:type="spellStart"/>
-      <w:r>
-        <w:rPr>
-          <w:rFonts w:ascii="Segoe UI" w:eastAsia="Times New Roman" w:hAnsi="Segoe UI" w:cs="Segoe UI"/>
-          <w:color w:val="000000"/>
-          <w:sz w:val="24"/>
-          <w:szCs w:val="24"/>
-        </w:rPr>
-        <w:t>ArrayList</w:t>
-      </w:r>
-      <w:proofErr w:type="spellEnd"/>
-      <w:r>
-        <w:rPr>
-          <w:rFonts w:ascii="Segoe UI" w:eastAsia="Times New Roman" w:hAnsi="Segoe UI" w:cs="Segoe UI"/>
-          <w:color w:val="000000"/>
-          <w:sz w:val="24"/>
-          <w:szCs w:val="24"/>
-        </w:rPr>
-        <w:t xml:space="preserve"> buffer. When the buffer is filled, each log event is placed in a SQL statement and executed.</w:t>
+        <w:t> The JDBCAppender is used for sending log events to a database. Each append call adds to an ArrayList buffer. When the buffer is filled, each log event is placed in a SQL statement and executed.</w:t>
       </w:r>
     </w:p>
     <w:p>
@@ -1624,7 +1128,6 @@
           <w:szCs w:val="24"/>
         </w:rPr>
       </w:pPr>
-      <w:proofErr w:type="spellStart"/>
       <w:r>
         <w:rPr>
           <w:rFonts w:ascii="Segoe UI" w:eastAsia="Times New Roman" w:hAnsi="Segoe UI" w:cs="Segoe UI"/>
@@ -1634,19 +1137,7 @@
           <w:sz w:val="24"/>
           <w:szCs w:val="24"/>
         </w:rPr>
-        <w:t>SMTPAppender</w:t>
-      </w:r>
-      <w:proofErr w:type="spellEnd"/>
-      <w:r>
-        <w:rPr>
-          <w:rFonts w:ascii="Segoe UI" w:eastAsia="Times New Roman" w:hAnsi="Segoe UI" w:cs="Segoe UI"/>
-          <w:b/>
-          <w:bCs/>
-          <w:color w:val="000000"/>
-          <w:sz w:val="24"/>
-          <w:szCs w:val="24"/>
-        </w:rPr>
-        <w:t>:</w:t>
+        <w:t>SMTPAppender:</w:t>
       </w:r>
       <w:r>
         <w:rPr>
@@ -1674,7 +1165,6 @@
           <w:szCs w:val="24"/>
         </w:rPr>
       </w:pPr>
-      <w:proofErr w:type="spellStart"/>
       <w:r>
         <w:rPr>
           <w:rFonts w:ascii="Segoe UI" w:eastAsia="Times New Roman" w:hAnsi="Segoe UI" w:cs="Segoe UI"/>
@@ -1684,19 +1174,7 @@
           <w:sz w:val="24"/>
           <w:szCs w:val="24"/>
         </w:rPr>
-        <w:t>SocketAppender</w:t>
-      </w:r>
-      <w:proofErr w:type="spellEnd"/>
-      <w:r>
-        <w:rPr>
-          <w:rFonts w:ascii="Segoe UI" w:eastAsia="Times New Roman" w:hAnsi="Segoe UI" w:cs="Segoe UI"/>
-          <w:b/>
-          <w:bCs/>
-          <w:color w:val="000000"/>
-          <w:sz w:val="24"/>
-          <w:szCs w:val="24"/>
-        </w:rPr>
-        <w:t>:</w:t>
+        <w:t>SocketAppender:</w:t>
       </w:r>
       <w:r>
         <w:rPr>
@@ -1742,25 +1220,7 @@
           <w:color w:val="333333"/>
           <w:shd w:val="clear" w:color="auto" w:fill="FFFFFF"/>
         </w:rPr>
-        <w:t xml:space="preserve"> class which extends the </w:t>
-      </w:r>
-      <w:proofErr w:type="spellStart"/>
-      <w:r>
-        <w:rPr>
-          <w:rFonts w:ascii="Segoe UI" w:hAnsi="Segoe UI" w:cs="Segoe UI"/>
-          <w:color w:val="333333"/>
-          <w:shd w:val="clear" w:color="auto" w:fill="FFFFFF"/>
-        </w:rPr>
-        <w:t>FileAppender</w:t>
-      </w:r>
-      <w:proofErr w:type="spellEnd"/>
-      <w:r>
-        <w:rPr>
-          <w:rFonts w:ascii="Segoe UI" w:hAnsi="Segoe UI" w:cs="Segoe UI"/>
-          <w:color w:val="333333"/>
-          <w:shd w:val="clear" w:color="auto" w:fill="FFFFFF"/>
-        </w:rPr>
-        <w:t xml:space="preserve"> class and inherits all its properties.</w:t>
+        <w:t> class which extends the FileAppender class and inherits all its properties.</w:t>
       </w:r>
     </w:p>
     <w:p>
@@ -1773,7 +1233,6 @@
           <w:szCs w:val="27"/>
         </w:rPr>
       </w:pPr>
-      <w:proofErr w:type="spellStart"/>
       <w:r>
         <w:rPr>
           <w:rFonts w:ascii="Verdana" w:eastAsia="Times New Roman" w:hAnsi="Verdana" w:cs="Times New Roman"/>
@@ -1781,17 +1240,7 @@
           <w:sz w:val="27"/>
           <w:szCs w:val="27"/>
         </w:rPr>
-        <w:t>DatePattern</w:t>
-      </w:r>
-      <w:proofErr w:type="spellEnd"/>
-      <w:r>
-        <w:rPr>
-          <w:rFonts w:ascii="Verdana" w:eastAsia="Times New Roman" w:hAnsi="Verdana" w:cs="Times New Roman"/>
-          <w:color w:val="000000"/>
-          <w:sz w:val="27"/>
-          <w:szCs w:val="27"/>
-        </w:rPr>
-        <w:t xml:space="preserve"> controls the rollover schedule using one of the following patterns:</w:t>
+        <w:t>DatePattern controls the rollover schedule using one of the following patterns:</w:t>
       </w:r>
     </w:p>
     <w:tbl>
@@ -1803,7 +1252,7 @@
           <w:bottom w:w="15" w:type="dxa"/>
           <w:right w:w="15" w:type="dxa"/>
         </w:tblCellMar>
-        <w:tblLook w:val="04A0"/>
+        <w:tblLook w:val="04A0" w:firstRow="1" w:lastRow="0" w:firstColumn="1" w:lastColumn="0" w:noHBand="0" w:noVBand="1"/>
       </w:tblPr>
       <w:tblGrid>
         <w:gridCol w:w="2719"/>
@@ -1833,7 +1282,6 @@
                 <w:szCs w:val="24"/>
               </w:rPr>
             </w:pPr>
-            <w:proofErr w:type="spellStart"/>
             <w:r>
               <w:rPr>
                 <w:rFonts w:ascii="inherit" w:eastAsia="Times New Roman" w:hAnsi="inherit" w:cs="Times New Roman"/>
@@ -1844,7 +1292,6 @@
               </w:rPr>
               <w:t>DatePattern</w:t>
             </w:r>
-            <w:proofErr w:type="spellEnd"/>
           </w:p>
         </w:tc>
         <w:tc>
@@ -1911,25 +1358,7 @@
                 <w:sz w:val="24"/>
                 <w:szCs w:val="24"/>
               </w:rPr>
-              <w:t xml:space="preserve">'.' </w:t>
-            </w:r>
-            <w:proofErr w:type="spellStart"/>
-            <w:r>
-              <w:rPr>
-                <w:rFonts w:ascii="Times New Roman" w:eastAsia="Times New Roman" w:hAnsi="Times New Roman" w:cs="Times New Roman"/>
-                <w:sz w:val="24"/>
-                <w:szCs w:val="24"/>
-              </w:rPr>
-              <w:t>yyyy</w:t>
-            </w:r>
-            <w:proofErr w:type="spellEnd"/>
-            <w:r>
-              <w:rPr>
-                <w:rFonts w:ascii="Times New Roman" w:eastAsia="Times New Roman" w:hAnsi="Times New Roman" w:cs="Times New Roman"/>
-                <w:sz w:val="24"/>
-                <w:szCs w:val="24"/>
-              </w:rPr>
-              <w:t>-MM</w:t>
+              <w:t>'.' yyyy-MM</w:t>
             </w:r>
           </w:p>
         </w:tc>
@@ -1993,36 +1422,8 @@
                 <w:sz w:val="24"/>
                 <w:szCs w:val="24"/>
               </w:rPr>
-              <w:t xml:space="preserve">'.' </w:t>
+              <w:t>'.' yyyy-MM-dd</w:t>
             </w:r>
-            <w:proofErr w:type="spellStart"/>
-            <w:r>
-              <w:rPr>
-                <w:rFonts w:ascii="Times New Roman" w:eastAsia="Times New Roman" w:hAnsi="Times New Roman" w:cs="Times New Roman"/>
-                <w:sz w:val="24"/>
-                <w:szCs w:val="24"/>
-              </w:rPr>
-              <w:t>yyyy</w:t>
-            </w:r>
-            <w:proofErr w:type="spellEnd"/>
-            <w:r>
-              <w:rPr>
-                <w:rFonts w:ascii="Times New Roman" w:eastAsia="Times New Roman" w:hAnsi="Times New Roman" w:cs="Times New Roman"/>
-                <w:sz w:val="24"/>
-                <w:szCs w:val="24"/>
-              </w:rPr>
-              <w:t>-MM-</w:t>
-            </w:r>
-            <w:proofErr w:type="spellStart"/>
-            <w:r>
-              <w:rPr>
-                <w:rFonts w:ascii="Times New Roman" w:eastAsia="Times New Roman" w:hAnsi="Times New Roman" w:cs="Times New Roman"/>
-                <w:sz w:val="24"/>
-                <w:szCs w:val="24"/>
-              </w:rPr>
-              <w:t>dd</w:t>
-            </w:r>
-            <w:proofErr w:type="spellEnd"/>
           </w:p>
         </w:tc>
         <w:tc>
@@ -2085,43 +1486,7 @@
                 <w:sz w:val="24"/>
                 <w:szCs w:val="24"/>
               </w:rPr>
-              <w:t xml:space="preserve">'.' </w:t>
-            </w:r>
-            <w:proofErr w:type="spellStart"/>
-            <w:r>
-              <w:rPr>
-                <w:rFonts w:ascii="Times New Roman" w:eastAsia="Times New Roman" w:hAnsi="Times New Roman" w:cs="Times New Roman"/>
-                <w:sz w:val="24"/>
-                <w:szCs w:val="24"/>
-              </w:rPr>
-              <w:t>yyyy</w:t>
-            </w:r>
-            <w:proofErr w:type="spellEnd"/>
-            <w:r>
-              <w:rPr>
-                <w:rFonts w:ascii="Times New Roman" w:eastAsia="Times New Roman" w:hAnsi="Times New Roman" w:cs="Times New Roman"/>
-                <w:sz w:val="24"/>
-                <w:szCs w:val="24"/>
-              </w:rPr>
-              <w:t>-MM-</w:t>
-            </w:r>
-            <w:proofErr w:type="spellStart"/>
-            <w:r>
-              <w:rPr>
-                <w:rFonts w:ascii="Times New Roman" w:eastAsia="Times New Roman" w:hAnsi="Times New Roman" w:cs="Times New Roman"/>
-                <w:sz w:val="24"/>
-                <w:szCs w:val="24"/>
-              </w:rPr>
-              <w:t>dd</w:t>
-            </w:r>
-            <w:proofErr w:type="spellEnd"/>
-            <w:r>
-              <w:rPr>
-                <w:rFonts w:ascii="Times New Roman" w:eastAsia="Times New Roman" w:hAnsi="Times New Roman" w:cs="Times New Roman"/>
-                <w:sz w:val="24"/>
-                <w:szCs w:val="24"/>
-              </w:rPr>
-              <w:t>-a</w:t>
+              <w:t>'.' yyyy-MM-dd-a</w:t>
             </w:r>
           </w:p>
         </w:tc>
@@ -2185,43 +1550,7 @@
                 <w:sz w:val="24"/>
                 <w:szCs w:val="24"/>
               </w:rPr>
-              <w:t xml:space="preserve">'.' </w:t>
-            </w:r>
-            <w:proofErr w:type="spellStart"/>
-            <w:r>
-              <w:rPr>
-                <w:rFonts w:ascii="Times New Roman" w:eastAsia="Times New Roman" w:hAnsi="Times New Roman" w:cs="Times New Roman"/>
-                <w:sz w:val="24"/>
-                <w:szCs w:val="24"/>
-              </w:rPr>
-              <w:t>yyyy</w:t>
-            </w:r>
-            <w:proofErr w:type="spellEnd"/>
-            <w:r>
-              <w:rPr>
-                <w:rFonts w:ascii="Times New Roman" w:eastAsia="Times New Roman" w:hAnsi="Times New Roman" w:cs="Times New Roman"/>
-                <w:sz w:val="24"/>
-                <w:szCs w:val="24"/>
-              </w:rPr>
-              <w:t>-MM-</w:t>
-            </w:r>
-            <w:proofErr w:type="spellStart"/>
-            <w:r>
-              <w:rPr>
-                <w:rFonts w:ascii="Times New Roman" w:eastAsia="Times New Roman" w:hAnsi="Times New Roman" w:cs="Times New Roman"/>
-                <w:sz w:val="24"/>
-                <w:szCs w:val="24"/>
-              </w:rPr>
-              <w:t>dd</w:t>
-            </w:r>
-            <w:proofErr w:type="spellEnd"/>
-            <w:r>
-              <w:rPr>
-                <w:rFonts w:ascii="Times New Roman" w:eastAsia="Times New Roman" w:hAnsi="Times New Roman" w:cs="Times New Roman"/>
-                <w:sz w:val="24"/>
-                <w:szCs w:val="24"/>
-              </w:rPr>
-              <w:t>-HH</w:t>
+              <w:t>'.' yyyy-MM-dd-HH</w:t>
             </w:r>
           </w:p>
         </w:tc>
@@ -2285,43 +1614,7 @@
                 <w:sz w:val="24"/>
                 <w:szCs w:val="24"/>
               </w:rPr>
-              <w:t xml:space="preserve">'.' </w:t>
-            </w:r>
-            <w:proofErr w:type="spellStart"/>
-            <w:r>
-              <w:rPr>
-                <w:rFonts w:ascii="Times New Roman" w:eastAsia="Times New Roman" w:hAnsi="Times New Roman" w:cs="Times New Roman"/>
-                <w:sz w:val="24"/>
-                <w:szCs w:val="24"/>
-              </w:rPr>
-              <w:t>yyyy</w:t>
-            </w:r>
-            <w:proofErr w:type="spellEnd"/>
-            <w:r>
-              <w:rPr>
-                <w:rFonts w:ascii="Times New Roman" w:eastAsia="Times New Roman" w:hAnsi="Times New Roman" w:cs="Times New Roman"/>
-                <w:sz w:val="24"/>
-                <w:szCs w:val="24"/>
-              </w:rPr>
-              <w:t>-MM-</w:t>
-            </w:r>
-            <w:proofErr w:type="spellStart"/>
-            <w:r>
-              <w:rPr>
-                <w:rFonts w:ascii="Times New Roman" w:eastAsia="Times New Roman" w:hAnsi="Times New Roman" w:cs="Times New Roman"/>
-                <w:sz w:val="24"/>
-                <w:szCs w:val="24"/>
-              </w:rPr>
-              <w:t>dd</w:t>
-            </w:r>
-            <w:proofErr w:type="spellEnd"/>
-            <w:r>
-              <w:rPr>
-                <w:rFonts w:ascii="Times New Roman" w:eastAsia="Times New Roman" w:hAnsi="Times New Roman" w:cs="Times New Roman"/>
-                <w:sz w:val="24"/>
-                <w:szCs w:val="24"/>
-              </w:rPr>
-              <w:t>-HH-mm</w:t>
+              <w:t>'.' yyyy-MM-dd-HH-mm</w:t>
             </w:r>
           </w:p>
         </w:tc>
@@ -2385,18 +1678,8 @@
                 <w:sz w:val="24"/>
                 <w:szCs w:val="24"/>
               </w:rPr>
-              <w:t xml:space="preserve">'.' </w:t>
+              <w:t>'.' yyyy-ww</w:t>
             </w:r>
-            <w:proofErr w:type="spellStart"/>
-            <w:r>
-              <w:rPr>
-                <w:rFonts w:ascii="Times New Roman" w:eastAsia="Times New Roman" w:hAnsi="Times New Roman" w:cs="Times New Roman"/>
-                <w:sz w:val="24"/>
-                <w:szCs w:val="24"/>
-              </w:rPr>
-              <w:t>yyyy-ww</w:t>
-            </w:r>
-            <w:proofErr w:type="spellEnd"/>
           </w:p>
         </w:tc>
         <w:tc>
@@ -2449,7 +1732,6 @@
           <w:shd w:val="clear" w:color="auto" w:fill="FFFFFF"/>
         </w:rPr>
       </w:pPr>
-      <w:proofErr w:type="spellStart"/>
       <w:r>
         <w:rPr>
           <w:rStyle w:val="Strong"/>
@@ -2457,26 +1739,25 @@
           <w:color w:val="333333"/>
           <w:shd w:val="clear" w:color="auto" w:fill="FFFFFF"/>
         </w:rPr>
-        <w:t>DatePattern</w:t>
-      </w:r>
-      <w:proofErr w:type="spellEnd"/>
-      <w:r>
-        <w:rPr>
-          <w:rStyle w:val="Strong"/>
+        <w:t>DatePattern:</w:t>
+      </w:r>
+      <w:r>
+        <w:rPr>
           <w:rFonts w:ascii="Segoe UI" w:hAnsi="Segoe UI" w:cs="Segoe UI"/>
           <w:color w:val="333333"/>
           <w:shd w:val="clear" w:color="auto" w:fill="FFFFFF"/>
         </w:rPr>
-        <w:t>:</w:t>
-      </w:r>
-      <w:r>
+        <w:t> This indicates when to rollover the file and the naming convention to be followed. By default, rollover is performed at midnight per day.</w:t>
+      </w:r>
+    </w:p>
+    <w:p>
+      <w:pPr>
         <w:rPr>
           <w:rFonts w:ascii="Segoe UI" w:hAnsi="Segoe UI" w:cs="Segoe UI"/>
           <w:color w:val="333333"/>
           <w:shd w:val="clear" w:color="auto" w:fill="FFFFFF"/>
         </w:rPr>
-        <w:t> This indicates when to rollover the file and the naming convention to be followed. By default, rollover is performed at midnight per day.</w:t>
-      </w:r>
+      </w:pPr>
     </w:p>
     <w:p>
       <w:pPr>
@@ -2488,34 +1769,21 @@
       </w:pPr>
     </w:p>
     <w:p>
-      <w:pPr>
-        <w:rPr>
-          <w:rFonts w:ascii="Segoe UI" w:hAnsi="Segoe UI" w:cs="Segoe UI"/>
-          <w:color w:val="333333"/>
-          <w:shd w:val="clear" w:color="auto" w:fill="FFFFFF"/>
-        </w:rPr>
-      </w:pPr>
-    </w:p>
-    <w:p>
-      <w:proofErr w:type="gramStart"/>
       <w:r>
         <w:rPr>
           <w:rStyle w:val="hljs-type"/>
         </w:rPr>
         <w:t>long</w:t>
       </w:r>
-      <w:proofErr w:type="gramEnd"/>
       <w:r>
         <w:t xml:space="preserve"> </w:t>
       </w:r>
-      <w:proofErr w:type="spellStart"/>
       <w:r>
         <w:rPr>
           <w:rStyle w:val="hljs-variable"/>
         </w:rPr>
         <w:t>startTime</w:t>
       </w:r>
-      <w:proofErr w:type="spellEnd"/>
       <w:r>
         <w:t xml:space="preserve"> </w:t>
       </w:r>
@@ -2526,165 +1794,88 @@
         <w:t>=</w:t>
       </w:r>
       <w:r>
+        <w:t xml:space="preserve"> System.currentTimeMillis(); </w:t>
+      </w:r>
+    </w:p>
+    <w:p>
+      <w:r>
+        <w:t>processData();</w:t>
+      </w:r>
+    </w:p>
+    <w:p>
+      <w:r>
         <w:t xml:space="preserve"> </w:t>
       </w:r>
-      <w:proofErr w:type="spellStart"/>
-      <w:r>
-        <w:t>System.currentTimeMillis</w:t>
-      </w:r>
-      <w:proofErr w:type="spellEnd"/>
-      <w:r>
-        <w:t xml:space="preserve">(); </w:t>
-      </w:r>
-    </w:p>
-    <w:p>
-      <w:proofErr w:type="spellStart"/>
-      <w:proofErr w:type="gramStart"/>
-      <w:r>
-        <w:t>processData</w:t>
-      </w:r>
-      <w:proofErr w:type="spellEnd"/>
-      <w:r>
-        <w:t>(</w:t>
-      </w:r>
-      <w:proofErr w:type="gramEnd"/>
+      <w:r>
+        <w:rPr>
+          <w:rStyle w:val="hljs-type"/>
+        </w:rPr>
+        <w:t>long</w:t>
+      </w:r>
+      <w:r>
+        <w:t xml:space="preserve"> </w:t>
+      </w:r>
+      <w:r>
+        <w:rPr>
+          <w:rStyle w:val="hljs-variable"/>
+        </w:rPr>
+        <w:t>endTime</w:t>
+      </w:r>
+      <w:r>
+        <w:t xml:space="preserve"> </w:t>
+      </w:r>
+      <w:r>
+        <w:rPr>
+          <w:rStyle w:val="hljs-operator"/>
+        </w:rPr>
+        <w:t>=</w:t>
+      </w:r>
+      <w:r>
+        <w:t xml:space="preserve"> System.currentTimeMillis();</w:t>
+      </w:r>
+    </w:p>
+    <w:p>
+      <w:r>
+        <w:t xml:space="preserve"> logger.info(</w:t>
+      </w:r>
+      <w:r>
+        <w:rPr>
+          <w:rStyle w:val="hljs-string"/>
+        </w:rPr>
+        <w:t>"Data processing took "</w:t>
+      </w:r>
+      <w:r>
+        <w:t xml:space="preserve"> + (endTime - startTime) + </w:t>
+      </w:r>
+      <w:r>
+        <w:rPr>
+          <w:rStyle w:val="hljs-string"/>
+        </w:rPr>
+        <w:t>" ms."</w:t>
+      </w:r>
       <w:r>
         <w:t>);</w:t>
       </w:r>
     </w:p>
     <w:p>
       <w:r>
-        <w:t xml:space="preserve"> </w:t>
-      </w:r>
-      <w:proofErr w:type="gramStart"/>
-      <w:r>
-        <w:rPr>
-          <w:rStyle w:val="hljs-type"/>
-        </w:rPr>
-        <w:t>long</w:t>
-      </w:r>
-      <w:proofErr w:type="gramEnd"/>
-      <w:r>
-        <w:t xml:space="preserve"> </w:t>
-      </w:r>
-      <w:proofErr w:type="spellStart"/>
-      <w:r>
-        <w:rPr>
-          <w:rStyle w:val="hljs-variable"/>
-        </w:rPr>
-        <w:t>endTime</w:t>
-      </w:r>
-      <w:proofErr w:type="spellEnd"/>
-      <w:r>
-        <w:t xml:space="preserve"> </w:t>
-      </w:r>
-      <w:r>
-        <w:rPr>
-          <w:rStyle w:val="hljs-operator"/>
-        </w:rPr>
-        <w:t>=</w:t>
-      </w:r>
-      <w:r>
-        <w:t xml:space="preserve"> </w:t>
-      </w:r>
-      <w:proofErr w:type="spellStart"/>
-      <w:r>
-        <w:t>System.currentTimeMillis</w:t>
-      </w:r>
-      <w:proofErr w:type="spellEnd"/>
-      <w:r>
-        <w:t>();</w:t>
-      </w:r>
-    </w:p>
-    <w:p>
-      <w:r>
-        <w:t xml:space="preserve"> </w:t>
-      </w:r>
-      <w:proofErr w:type="gramStart"/>
-      <w:r>
-        <w:t>logger.info(</w:t>
-      </w:r>
-      <w:proofErr w:type="gramEnd"/>
+        <w:t>5sec</w:t>
+      </w:r>
+    </w:p>
+    <w:p>
+      <w:r>
+        <w:t>50 secs</w:t>
+      </w:r>
+    </w:p>
+    <w:p/>
+    <w:p>
+      <w:r>
+        <w:t>logger.warning(</w:t>
+      </w:r>
       <w:r>
         <w:rPr>
           <w:rStyle w:val="hljs-string"/>
         </w:rPr>
-        <w:t>"Data processing took "</w:t>
-      </w:r>
-      <w:r>
-        <w:t xml:space="preserve"> + (</w:t>
-      </w:r>
-      <w:proofErr w:type="spellStart"/>
-      <w:r>
-        <w:t>endTime</w:t>
-      </w:r>
-      <w:proofErr w:type="spellEnd"/>
-      <w:r>
-        <w:t xml:space="preserve"> - </w:t>
-      </w:r>
-      <w:proofErr w:type="spellStart"/>
-      <w:r>
-        <w:t>startTime</w:t>
-      </w:r>
-      <w:proofErr w:type="spellEnd"/>
-      <w:r>
-        <w:t xml:space="preserve">) + </w:t>
-      </w:r>
-      <w:r>
-        <w:rPr>
-          <w:rStyle w:val="hljs-string"/>
-        </w:rPr>
-        <w:t xml:space="preserve">" </w:t>
-      </w:r>
-      <w:proofErr w:type="spellStart"/>
-      <w:r>
-        <w:rPr>
-          <w:rStyle w:val="hljs-string"/>
-        </w:rPr>
-        <w:t>ms.</w:t>
-      </w:r>
-      <w:proofErr w:type="spellEnd"/>
-      <w:r>
-        <w:rPr>
-          <w:rStyle w:val="hljs-string"/>
-        </w:rPr>
-        <w:t>"</w:t>
-      </w:r>
-      <w:r>
-        <w:t>);</w:t>
-      </w:r>
-    </w:p>
-    <w:p>
-      <w:r>
-        <w:t>5sec</w:t>
-      </w:r>
-    </w:p>
-    <w:p>
-      <w:r>
-        <w:t xml:space="preserve">50 </w:t>
-      </w:r>
-      <w:proofErr w:type="spellStart"/>
-      <w:r>
-        <w:t>secs</w:t>
-      </w:r>
-      <w:proofErr w:type="spellEnd"/>
-    </w:p>
-    <w:p/>
-    <w:p>
-      <w:proofErr w:type="spellStart"/>
-      <w:proofErr w:type="gramStart"/>
-      <w:r>
-        <w:t>logger.warning</w:t>
-      </w:r>
-      <w:proofErr w:type="spellEnd"/>
-      <w:r>
-        <w:t>(</w:t>
-      </w:r>
-      <w:proofErr w:type="gramEnd"/>
-      <w:r>
-        <w:rPr>
-          <w:rStyle w:val="hljs-string"/>
-        </w:rPr>
         <w:t>"Failed login attempt for user: "</w:t>
       </w:r>
       <w:r>
@@ -2692,12 +1883,10 @@
       </w:r>
     </w:p>
     <w:p>
-      <w:proofErr w:type="gramStart"/>
       <w:r>
         <w:lastRenderedPageBreak/>
         <w:t>logger.info(</w:t>
       </w:r>
-      <w:proofErr w:type="gramEnd"/>
       <w:r>
         <w:rPr>
           <w:rStyle w:val="hljs-string"/>
@@ -2719,11 +1908,9 @@
     </w:p>
     <w:p/>
     <w:p>
-      <w:proofErr w:type="gramStart"/>
       <w:r>
         <w:t>logger.info(</w:t>
       </w:r>
-      <w:proofErr w:type="gramEnd"/>
       <w:r>
         <w:rPr>
           <w:rStyle w:val="hljs-string"/>
@@ -2745,13 +1932,8 @@
     </w:p>
     <w:p>
       <w:r>
-        <w:t xml:space="preserve"> </w:t>
-      </w:r>
-      <w:proofErr w:type="gramStart"/>
-      <w:r>
-        <w:t>logger.info(</w:t>
-      </w:r>
-      <w:proofErr w:type="gramEnd"/>
+        <w:t xml:space="preserve"> logger.info(</w:t>
+      </w:r>
       <w:r>
         <w:rPr>
           <w:rStyle w:val="hljs-string"/>
@@ -2774,11 +1956,9 @@
     <w:p/>
     <w:p/>
     <w:p>
-      <w:proofErr w:type="gramStart"/>
       <w:r>
         <w:t>logger.info(</w:t>
       </w:r>
-      <w:proofErr w:type="gramEnd"/>
       <w:r>
         <w:rPr>
           <w:rStyle w:val="hljs-string"/>
@@ -2790,16 +1970,9 @@
       </w:r>
     </w:p>
     <w:p>
-      <w:proofErr w:type="spellStart"/>
-      <w:proofErr w:type="gramStart"/>
-      <w:r>
-        <w:t>logger.warning</w:t>
-      </w:r>
-      <w:proofErr w:type="spellEnd"/>
-      <w:r>
-        <w:t>(</w:t>
-      </w:r>
-      <w:proofErr w:type="gramEnd"/>
+      <w:r>
+        <w:t>logger.warning(</w:t>
+      </w:r>
       <w:r>
         <w:rPr>
           <w:rStyle w:val="hljs-string"/>
@@ -2813,50 +1986,4634 @@
     <w:p/>
     <w:p/>
     <w:p>
-      <w:proofErr w:type="spellStart"/>
-      <w:proofErr w:type="gramStart"/>
-      <w:r>
-        <w:t>logger.severe</w:t>
-      </w:r>
-      <w:proofErr w:type="spellEnd"/>
-      <w:r>
+      <w:r>
+        <w:t>logger.severe(</w:t>
+      </w:r>
+      <w:r>
+        <w:rPr>
+          <w:rStyle w:val="hljs-string"/>
+        </w:rPr>
+        <w:t>"Payment failed for user "</w:t>
+      </w:r>
+      <w:r>
+        <w:t xml:space="preserve"> + userId + </w:t>
+      </w:r>
+      <w:r>
+        <w:rPr>
+          <w:rStyle w:val="hljs-string"/>
+        </w:rPr>
+        <w:t>", error: "</w:t>
+      </w:r>
+      <w:r>
+        <w:t xml:space="preserve"> + e.getMessage());</w:t>
+      </w:r>
+    </w:p>
+    <w:p/>
+    <w:p/>
+    <w:p/>
+    <w:p>
+      <w:pPr>
+        <w:rPr>
+          <w:b/>
+          <w:bCs/>
+          <w:sz w:val="18"/>
+          <w:szCs w:val="18"/>
+        </w:rPr>
+      </w:pPr>
+      <w:r>
+        <w:rPr>
+          <w:b/>
+          <w:bCs/>
+          <w:sz w:val="18"/>
+          <w:szCs w:val="18"/>
+        </w:rPr>
+        <w:t>SLF4</w:t>
+      </w:r>
+    </w:p>
+    <w:p>
+      <w:pPr>
+        <w:rPr>
+          <w:sz w:val="18"/>
+          <w:szCs w:val="18"/>
+        </w:rPr>
+      </w:pPr>
+    </w:p>
+    <w:p>
+      <w:pPr>
+        <w:rPr>
+          <w:sz w:val="18"/>
+          <w:szCs w:val="18"/>
+        </w:rPr>
+      </w:pPr>
+      <w:r>
+        <w:rPr>
+          <w:sz w:val="18"/>
+          <w:szCs w:val="18"/>
+        </w:rPr>
+        <w:t>No need to add any dependency bcoz slfj is present in “web” dependency</w:t>
+      </w:r>
+    </w:p>
+    <w:p>
+      <w:pPr>
+        <w:rPr>
+          <w:sz w:val="18"/>
+          <w:szCs w:val="18"/>
+        </w:rPr>
+      </w:pPr>
+    </w:p>
+    <w:p>
+      <w:pPr>
+        <w:rPr>
+          <w:sz w:val="18"/>
+          <w:szCs w:val="18"/>
+        </w:rPr>
+      </w:pPr>
+      <w:r>
+        <w:rPr>
+          <w:sz w:val="18"/>
+          <w:szCs w:val="18"/>
+        </w:rPr>
+        <w:t xml:space="preserve">Step 1 : </w:t>
+      </w:r>
+    </w:p>
+    <w:p>
+      <w:pPr>
+        <w:rPr>
+          <w:sz w:val="18"/>
+          <w:szCs w:val="18"/>
+        </w:rPr>
+      </w:pPr>
+      <w:r>
+        <w:rPr>
+          <w:sz w:val="18"/>
+          <w:szCs w:val="18"/>
+        </w:rPr>
+        <w:t>In the application.properties file add the configuration</w:t>
+      </w:r>
+    </w:p>
+    <w:p>
+      <w:pPr>
+        <w:shd w:val="clear" w:color="auto" w:fill="FFFFFF"/>
+        <w:spacing w:after="0" w:line="240" w:lineRule="auto"/>
+        <w:rPr>
+          <w:rFonts w:ascii="Consolas" w:eastAsia="Times New Roman" w:hAnsi="Consolas" w:cs="Times New Roman"/>
+          <w:color w:val="000000"/>
+          <w:sz w:val="18"/>
+          <w:szCs w:val="18"/>
+          <w:lang w:val="en-IN" w:eastAsia="en-IN"/>
+        </w:rPr>
+      </w:pPr>
+      <w:r>
+        <w:rPr>
+          <w:rFonts w:ascii="Consolas" w:eastAsia="Times New Roman" w:hAnsi="Consolas" w:cs="Times New Roman"/>
+          <w:color w:val="3F7F5F"/>
+          <w:sz w:val="18"/>
+          <w:szCs w:val="18"/>
+          <w:lang w:val="en-IN" w:eastAsia="en-IN"/>
+        </w:rPr>
+        <w:t># Logging Levels</w:t>
+      </w:r>
+    </w:p>
+    <w:p>
+      <w:pPr>
+        <w:shd w:val="clear" w:color="auto" w:fill="FFFFFF"/>
+        <w:spacing w:after="0" w:line="240" w:lineRule="auto"/>
+        <w:rPr>
+          <w:rFonts w:ascii="Consolas" w:eastAsia="Times New Roman" w:hAnsi="Consolas" w:cs="Times New Roman"/>
+          <w:color w:val="000000"/>
+          <w:sz w:val="18"/>
+          <w:szCs w:val="18"/>
+          <w:lang w:val="en-IN" w:eastAsia="en-IN"/>
+        </w:rPr>
+      </w:pPr>
+      <w:r>
+        <w:rPr>
+          <w:rFonts w:ascii="Consolas" w:eastAsia="Times New Roman" w:hAnsi="Consolas" w:cs="Times New Roman"/>
+          <w:color w:val="000000"/>
+          <w:sz w:val="18"/>
+          <w:szCs w:val="18"/>
+          <w:lang w:val="en-IN" w:eastAsia="en-IN"/>
+        </w:rPr>
+        <w:t>logging.level.root=</w:t>
+      </w:r>
+      <w:r>
+        <w:rPr>
+          <w:rFonts w:ascii="Consolas" w:eastAsia="Times New Roman" w:hAnsi="Consolas" w:cs="Times New Roman"/>
+          <w:color w:val="2A00FF"/>
+          <w:sz w:val="18"/>
+          <w:szCs w:val="18"/>
+          <w:lang w:val="en-IN" w:eastAsia="en-IN"/>
+        </w:rPr>
+        <w:t>INFO</w:t>
+      </w:r>
+    </w:p>
+    <w:p>
+      <w:pPr>
+        <w:shd w:val="clear" w:color="auto" w:fill="FFFFFF"/>
+        <w:spacing w:after="0" w:line="240" w:lineRule="auto"/>
+        <w:rPr>
+          <w:rFonts w:ascii="Consolas" w:eastAsia="Times New Roman" w:hAnsi="Consolas" w:cs="Times New Roman"/>
+          <w:color w:val="000000"/>
+          <w:sz w:val="18"/>
+          <w:szCs w:val="18"/>
+          <w:lang w:val="en-IN" w:eastAsia="en-IN"/>
+        </w:rPr>
+      </w:pPr>
+      <w:r>
+        <w:rPr>
+          <w:rFonts w:ascii="Consolas" w:eastAsia="Times New Roman" w:hAnsi="Consolas" w:cs="Times New Roman"/>
+          <w:color w:val="000000"/>
+          <w:sz w:val="18"/>
+          <w:szCs w:val="18"/>
+          <w:lang w:val="en-IN" w:eastAsia="en-IN"/>
+        </w:rPr>
+        <w:t>logging.level.com.itp=</w:t>
+      </w:r>
+      <w:r>
+        <w:rPr>
+          <w:rFonts w:ascii="Consolas" w:eastAsia="Times New Roman" w:hAnsi="Consolas" w:cs="Times New Roman"/>
+          <w:color w:val="2A00FF"/>
+          <w:sz w:val="18"/>
+          <w:szCs w:val="18"/>
+          <w:lang w:val="en-IN" w:eastAsia="en-IN"/>
+        </w:rPr>
+        <w:t>DEBUG</w:t>
+      </w:r>
+    </w:p>
+    <w:p>
+      <w:pPr>
+        <w:shd w:val="clear" w:color="auto" w:fill="FFFFFF"/>
+        <w:spacing w:after="0" w:line="240" w:lineRule="auto"/>
+        <w:rPr>
+          <w:rFonts w:ascii="Consolas" w:eastAsia="Times New Roman" w:hAnsi="Consolas" w:cs="Times New Roman"/>
+          <w:color w:val="000000"/>
+          <w:sz w:val="18"/>
+          <w:szCs w:val="18"/>
+          <w:lang w:val="en-IN" w:eastAsia="en-IN"/>
+        </w:rPr>
+      </w:pPr>
+    </w:p>
+    <w:p>
+      <w:pPr>
+        <w:shd w:val="clear" w:color="auto" w:fill="FFFFFF"/>
+        <w:spacing w:after="0" w:line="240" w:lineRule="auto"/>
+        <w:rPr>
+          <w:rFonts w:ascii="Consolas" w:eastAsia="Times New Roman" w:hAnsi="Consolas" w:cs="Times New Roman"/>
+          <w:color w:val="000000"/>
+          <w:sz w:val="18"/>
+          <w:szCs w:val="18"/>
+          <w:lang w:val="en-IN" w:eastAsia="en-IN"/>
+        </w:rPr>
+      </w:pPr>
+      <w:r>
+        <w:rPr>
+          <w:rFonts w:ascii="Consolas" w:eastAsia="Times New Roman" w:hAnsi="Consolas" w:cs="Times New Roman"/>
+          <w:color w:val="3F7F5F"/>
+          <w:sz w:val="18"/>
+          <w:szCs w:val="18"/>
+          <w:lang w:val="en-IN" w:eastAsia="en-IN"/>
+        </w:rPr>
+        <w:t># Console Log Pattern</w:t>
+      </w:r>
+    </w:p>
+    <w:p>
+      <w:pPr>
+        <w:shd w:val="clear" w:color="auto" w:fill="FFFFFF"/>
+        <w:spacing w:after="0" w:line="240" w:lineRule="auto"/>
+        <w:rPr>
+          <w:rFonts w:ascii="Consolas" w:eastAsia="Times New Roman" w:hAnsi="Consolas" w:cs="Times New Roman"/>
+          <w:color w:val="000000"/>
+          <w:sz w:val="18"/>
+          <w:szCs w:val="18"/>
+          <w:lang w:val="en-IN" w:eastAsia="en-IN"/>
+        </w:rPr>
+      </w:pPr>
+      <w:r>
+        <w:rPr>
+          <w:rFonts w:ascii="Consolas" w:eastAsia="Times New Roman" w:hAnsi="Consolas" w:cs="Times New Roman"/>
+          <w:color w:val="000000"/>
+          <w:sz w:val="18"/>
+          <w:szCs w:val="18"/>
+          <w:lang w:val="en-IN" w:eastAsia="en-IN"/>
+        </w:rPr>
+        <w:t>logging.pattern.console=</w:t>
+      </w:r>
+      <w:r>
+        <w:rPr>
+          <w:rFonts w:ascii="Consolas" w:eastAsia="Times New Roman" w:hAnsi="Consolas" w:cs="Times New Roman"/>
+          <w:color w:val="2A00FF"/>
+          <w:sz w:val="18"/>
+          <w:szCs w:val="18"/>
+          <w:lang w:val="en-IN" w:eastAsia="en-IN"/>
+        </w:rPr>
+        <w:t>%d{yyyy-MM-dd</w:t>
+      </w:r>
+      <w:r>
+        <w:rPr>
+          <w:rFonts w:ascii="Consolas" w:eastAsia="Times New Roman" w:hAnsi="Consolas" w:cs="Times New Roman"/>
+          <w:color w:val="000000"/>
+          <w:sz w:val="18"/>
+          <w:szCs w:val="18"/>
+          <w:lang w:val="en-IN" w:eastAsia="en-IN"/>
+        </w:rPr>
+        <w:t xml:space="preserve"> </w:t>
+      </w:r>
+      <w:r>
+        <w:rPr>
+          <w:rFonts w:ascii="Consolas" w:eastAsia="Times New Roman" w:hAnsi="Consolas" w:cs="Times New Roman"/>
+          <w:color w:val="2A00FF"/>
+          <w:sz w:val="18"/>
+          <w:szCs w:val="18"/>
+          <w:lang w:val="en-IN" w:eastAsia="en-IN"/>
+        </w:rPr>
+        <w:t>HH:</w:t>
+      </w:r>
+      <w:r>
+        <w:rPr>
+          <w:rFonts w:ascii="Consolas" w:eastAsia="Times New Roman" w:hAnsi="Consolas" w:cs="Times New Roman"/>
+          <w:color w:val="2A00FF"/>
+          <w:sz w:val="18"/>
+          <w:szCs w:val="18"/>
+          <w:u w:val="single"/>
+          <w:lang w:val="en-IN" w:eastAsia="en-IN"/>
+        </w:rPr>
+        <w:t>mm</w:t>
+      </w:r>
+      <w:r>
+        <w:rPr>
+          <w:rFonts w:ascii="Consolas" w:eastAsia="Times New Roman" w:hAnsi="Consolas" w:cs="Times New Roman"/>
+          <w:color w:val="2A00FF"/>
+          <w:sz w:val="18"/>
+          <w:szCs w:val="18"/>
+          <w:lang w:val="en-IN" w:eastAsia="en-IN"/>
+        </w:rPr>
+        <w:t>:</w:t>
+      </w:r>
+      <w:r>
+        <w:rPr>
+          <w:rFonts w:ascii="Consolas" w:eastAsia="Times New Roman" w:hAnsi="Consolas" w:cs="Times New Roman"/>
+          <w:color w:val="2A00FF"/>
+          <w:sz w:val="18"/>
+          <w:szCs w:val="18"/>
+          <w:u w:val="single"/>
+          <w:lang w:val="en-IN" w:eastAsia="en-IN"/>
+        </w:rPr>
+        <w:t>ss</w:t>
+      </w:r>
+      <w:r>
+        <w:rPr>
+          <w:rFonts w:ascii="Consolas" w:eastAsia="Times New Roman" w:hAnsi="Consolas" w:cs="Times New Roman"/>
+          <w:color w:val="2A00FF"/>
+          <w:sz w:val="18"/>
+          <w:szCs w:val="18"/>
+          <w:lang w:val="en-IN" w:eastAsia="en-IN"/>
+        </w:rPr>
+        <w:t>}</w:t>
+      </w:r>
+      <w:r>
+        <w:rPr>
+          <w:rFonts w:ascii="Consolas" w:eastAsia="Times New Roman" w:hAnsi="Consolas" w:cs="Times New Roman"/>
+          <w:color w:val="000000"/>
+          <w:sz w:val="18"/>
+          <w:szCs w:val="18"/>
+          <w:lang w:val="en-IN" w:eastAsia="en-IN"/>
+        </w:rPr>
+        <w:t xml:space="preserve"> </w:t>
+      </w:r>
+      <w:r>
+        <w:rPr>
+          <w:rFonts w:ascii="Consolas" w:eastAsia="Times New Roman" w:hAnsi="Consolas" w:cs="Times New Roman"/>
+          <w:color w:val="2A00FF"/>
+          <w:sz w:val="18"/>
+          <w:szCs w:val="18"/>
+          <w:lang w:val="en-IN" w:eastAsia="en-IN"/>
+        </w:rPr>
+        <w:t>[%thread]</w:t>
+      </w:r>
+      <w:r>
+        <w:rPr>
+          <w:rFonts w:ascii="Consolas" w:eastAsia="Times New Roman" w:hAnsi="Consolas" w:cs="Times New Roman"/>
+          <w:color w:val="000000"/>
+          <w:sz w:val="18"/>
+          <w:szCs w:val="18"/>
+          <w:lang w:val="en-IN" w:eastAsia="en-IN"/>
+        </w:rPr>
+        <w:t xml:space="preserve"> </w:t>
+      </w:r>
+      <w:r>
+        <w:rPr>
+          <w:rFonts w:ascii="Consolas" w:eastAsia="Times New Roman" w:hAnsi="Consolas" w:cs="Times New Roman"/>
+          <w:color w:val="2A00FF"/>
+          <w:sz w:val="18"/>
+          <w:szCs w:val="18"/>
+          <w:lang w:val="en-IN" w:eastAsia="en-IN"/>
+        </w:rPr>
+        <w:t>%-5level</w:t>
+      </w:r>
+      <w:r>
+        <w:rPr>
+          <w:rFonts w:ascii="Consolas" w:eastAsia="Times New Roman" w:hAnsi="Consolas" w:cs="Times New Roman"/>
+          <w:color w:val="000000"/>
+          <w:sz w:val="18"/>
+          <w:szCs w:val="18"/>
+          <w:lang w:val="en-IN" w:eastAsia="en-IN"/>
+        </w:rPr>
+        <w:t xml:space="preserve"> </w:t>
+      </w:r>
+      <w:r>
+        <w:rPr>
+          <w:rFonts w:ascii="Consolas" w:eastAsia="Times New Roman" w:hAnsi="Consolas" w:cs="Times New Roman"/>
+          <w:color w:val="2A00FF"/>
+          <w:sz w:val="18"/>
+          <w:szCs w:val="18"/>
+          <w:lang w:val="en-IN" w:eastAsia="en-IN"/>
+        </w:rPr>
+        <w:t>%logger</w:t>
+      </w:r>
+      <w:r>
+        <w:rPr>
+          <w:rFonts w:ascii="Consolas" w:eastAsia="Times New Roman" w:hAnsi="Consolas" w:cs="Times New Roman"/>
+          <w:b/>
+          <w:bCs/>
+          <w:color w:val="7F0055"/>
+          <w:sz w:val="18"/>
+          <w:szCs w:val="18"/>
+          <w:lang w:val="en-IN" w:eastAsia="en-IN"/>
+        </w:rPr>
+        <w:t>{36}</w:t>
+      </w:r>
+      <w:r>
+        <w:rPr>
+          <w:rFonts w:ascii="Consolas" w:eastAsia="Times New Roman" w:hAnsi="Consolas" w:cs="Times New Roman"/>
+          <w:color w:val="000000"/>
+          <w:sz w:val="18"/>
+          <w:szCs w:val="18"/>
+          <w:lang w:val="en-IN" w:eastAsia="en-IN"/>
+        </w:rPr>
+        <w:t xml:space="preserve"> </w:t>
+      </w:r>
+      <w:r>
+        <w:rPr>
+          <w:rFonts w:ascii="Consolas" w:eastAsia="Times New Roman" w:hAnsi="Consolas" w:cs="Times New Roman"/>
+          <w:color w:val="2A00FF"/>
+          <w:sz w:val="18"/>
+          <w:szCs w:val="18"/>
+          <w:lang w:val="en-IN" w:eastAsia="en-IN"/>
+        </w:rPr>
+        <w:t>-</w:t>
+      </w:r>
+      <w:r>
+        <w:rPr>
+          <w:rFonts w:ascii="Consolas" w:eastAsia="Times New Roman" w:hAnsi="Consolas" w:cs="Times New Roman"/>
+          <w:color w:val="000000"/>
+          <w:sz w:val="18"/>
+          <w:szCs w:val="18"/>
+          <w:lang w:val="en-IN" w:eastAsia="en-IN"/>
+        </w:rPr>
+        <w:t xml:space="preserve"> </w:t>
+      </w:r>
+      <w:r>
+        <w:rPr>
+          <w:rFonts w:ascii="Consolas" w:eastAsia="Times New Roman" w:hAnsi="Consolas" w:cs="Times New Roman"/>
+          <w:color w:val="2A00FF"/>
+          <w:sz w:val="18"/>
+          <w:szCs w:val="18"/>
+          <w:lang w:val="en-IN" w:eastAsia="en-IN"/>
+        </w:rPr>
+        <w:t>%</w:t>
+      </w:r>
+      <w:r>
+        <w:rPr>
+          <w:rFonts w:ascii="Consolas" w:eastAsia="Times New Roman" w:hAnsi="Consolas" w:cs="Times New Roman"/>
+          <w:color w:val="2A00FF"/>
+          <w:sz w:val="18"/>
+          <w:szCs w:val="18"/>
+          <w:u w:val="single"/>
+          <w:lang w:val="en-IN" w:eastAsia="en-IN"/>
+        </w:rPr>
+        <w:t>msg</w:t>
+      </w:r>
+      <w:r>
+        <w:rPr>
+          <w:rFonts w:ascii="Consolas" w:eastAsia="Times New Roman" w:hAnsi="Consolas" w:cs="Times New Roman"/>
+          <w:color w:val="2A00FF"/>
+          <w:sz w:val="18"/>
+          <w:szCs w:val="18"/>
+          <w:lang w:val="en-IN" w:eastAsia="en-IN"/>
+        </w:rPr>
+        <w:t>%n</w:t>
+      </w:r>
+    </w:p>
+    <w:p>
+      <w:pPr>
+        <w:shd w:val="clear" w:color="auto" w:fill="FFFFFF"/>
+        <w:spacing w:after="0" w:line="240" w:lineRule="auto"/>
+        <w:rPr>
+          <w:rFonts w:ascii="Consolas" w:eastAsia="Times New Roman" w:hAnsi="Consolas" w:cs="Times New Roman"/>
+          <w:color w:val="000000"/>
+          <w:sz w:val="18"/>
+          <w:szCs w:val="18"/>
+          <w:lang w:val="en-IN" w:eastAsia="en-IN"/>
+        </w:rPr>
+      </w:pPr>
+    </w:p>
+    <w:p>
+      <w:pPr>
+        <w:shd w:val="clear" w:color="auto" w:fill="FFFFFF"/>
+        <w:spacing w:after="0" w:line="240" w:lineRule="auto"/>
+        <w:rPr>
+          <w:rFonts w:ascii="Consolas" w:eastAsia="Times New Roman" w:hAnsi="Consolas" w:cs="Times New Roman"/>
+          <w:color w:val="000000"/>
+          <w:sz w:val="18"/>
+          <w:szCs w:val="18"/>
+          <w:lang w:val="en-IN" w:eastAsia="en-IN"/>
+        </w:rPr>
+      </w:pPr>
+      <w:r>
+        <w:rPr>
+          <w:rFonts w:ascii="Consolas" w:eastAsia="Times New Roman" w:hAnsi="Consolas" w:cs="Times New Roman"/>
+          <w:color w:val="3F7F5F"/>
+          <w:sz w:val="18"/>
+          <w:szCs w:val="18"/>
+          <w:lang w:val="en-IN" w:eastAsia="en-IN"/>
+        </w:rPr>
+        <w:t># Save logs into file</w:t>
+      </w:r>
+    </w:p>
+    <w:p>
+      <w:pPr>
+        <w:shd w:val="clear" w:color="auto" w:fill="FFFFFF"/>
+        <w:spacing w:after="0" w:line="240" w:lineRule="auto"/>
+        <w:rPr>
+          <w:rFonts w:ascii="Consolas" w:eastAsia="Times New Roman" w:hAnsi="Consolas" w:cs="Times New Roman"/>
+          <w:color w:val="000000"/>
+          <w:sz w:val="18"/>
+          <w:szCs w:val="18"/>
+          <w:lang w:val="en-IN" w:eastAsia="en-IN"/>
+        </w:rPr>
+      </w:pPr>
+      <w:r>
+        <w:rPr>
+          <w:rFonts w:ascii="Consolas" w:eastAsia="Times New Roman" w:hAnsi="Consolas" w:cs="Times New Roman"/>
+          <w:color w:val="000000"/>
+          <w:sz w:val="18"/>
+          <w:szCs w:val="18"/>
+          <w:lang w:val="en-IN" w:eastAsia="en-IN"/>
+        </w:rPr>
+        <w:t>logging.file.name=</w:t>
+      </w:r>
+      <w:r>
+        <w:rPr>
+          <w:rFonts w:ascii="Consolas" w:eastAsia="Times New Roman" w:hAnsi="Consolas" w:cs="Times New Roman"/>
+          <w:color w:val="2A00FF"/>
+          <w:sz w:val="18"/>
+          <w:szCs w:val="18"/>
+          <w:lang w:val="en-IN" w:eastAsia="en-IN"/>
+        </w:rPr>
+        <w:t>logs/application.log</w:t>
+      </w:r>
+    </w:p>
+    <w:p>
+      <w:pPr>
+        <w:rPr>
+          <w:sz w:val="18"/>
+          <w:szCs w:val="18"/>
+        </w:rPr>
+      </w:pPr>
+    </w:p>
+    <w:p>
+      <w:pPr>
+        <w:rPr>
+          <w:sz w:val="18"/>
+          <w:szCs w:val="18"/>
+        </w:rPr>
+      </w:pPr>
+      <w:r>
+        <w:rPr>
+          <w:sz w:val="18"/>
+          <w:szCs w:val="18"/>
+        </w:rPr>
+        <w:t>Step 2:  in the resources folder create a file by the name  “logback-spring.xml”</w:t>
+      </w:r>
+    </w:p>
+    <w:p>
+      <w:pPr>
+        <w:shd w:val="clear" w:color="auto" w:fill="FFFFFF"/>
+        <w:spacing w:after="0" w:line="240" w:lineRule="auto"/>
+        <w:rPr>
+          <w:rFonts w:ascii="Consolas" w:eastAsia="Times New Roman" w:hAnsi="Consolas" w:cs="Times New Roman"/>
+          <w:color w:val="000000"/>
+          <w:sz w:val="18"/>
+          <w:szCs w:val="18"/>
+          <w:lang w:val="en-IN" w:eastAsia="en-IN"/>
+        </w:rPr>
+      </w:pPr>
+      <w:r>
+        <w:rPr>
+          <w:rFonts w:ascii="Consolas" w:eastAsia="Times New Roman" w:hAnsi="Consolas" w:cs="Times New Roman"/>
+          <w:color w:val="3F7F5F"/>
+          <w:sz w:val="18"/>
+          <w:szCs w:val="18"/>
+          <w:lang w:val="en-IN" w:eastAsia="en-IN"/>
+        </w:rPr>
+        <w:t># Logging Levels</w:t>
+      </w:r>
+    </w:p>
+    <w:p>
+      <w:pPr>
+        <w:shd w:val="clear" w:color="auto" w:fill="FFFFFF"/>
+        <w:spacing w:after="0" w:line="240" w:lineRule="auto"/>
+        <w:rPr>
+          <w:rFonts w:ascii="Consolas" w:eastAsia="Times New Roman" w:hAnsi="Consolas" w:cs="Times New Roman"/>
+          <w:color w:val="000000"/>
+          <w:sz w:val="18"/>
+          <w:szCs w:val="18"/>
+          <w:lang w:val="en-IN" w:eastAsia="en-IN"/>
+        </w:rPr>
+      </w:pPr>
+      <w:r>
+        <w:rPr>
+          <w:rFonts w:ascii="Consolas" w:eastAsia="Times New Roman" w:hAnsi="Consolas" w:cs="Times New Roman"/>
+          <w:color w:val="000000"/>
+          <w:sz w:val="18"/>
+          <w:szCs w:val="18"/>
+          <w:lang w:val="en-IN" w:eastAsia="en-IN"/>
+        </w:rPr>
+        <w:lastRenderedPageBreak/>
+        <w:t>logging.level.root=</w:t>
+      </w:r>
+      <w:r>
+        <w:rPr>
+          <w:rFonts w:ascii="Consolas" w:eastAsia="Times New Roman" w:hAnsi="Consolas" w:cs="Times New Roman"/>
+          <w:color w:val="2A00FF"/>
+          <w:sz w:val="18"/>
+          <w:szCs w:val="18"/>
+          <w:lang w:val="en-IN" w:eastAsia="en-IN"/>
+        </w:rPr>
+        <w:t>INFO</w:t>
+      </w:r>
+    </w:p>
+    <w:p>
+      <w:pPr>
+        <w:shd w:val="clear" w:color="auto" w:fill="FFFFFF"/>
+        <w:spacing w:after="0" w:line="240" w:lineRule="auto"/>
+        <w:rPr>
+          <w:rFonts w:ascii="Consolas" w:eastAsia="Times New Roman" w:hAnsi="Consolas" w:cs="Times New Roman"/>
+          <w:color w:val="000000"/>
+          <w:sz w:val="18"/>
+          <w:szCs w:val="18"/>
+          <w:lang w:val="en-IN" w:eastAsia="en-IN"/>
+        </w:rPr>
+      </w:pPr>
+      <w:r>
+        <w:rPr>
+          <w:rFonts w:ascii="Consolas" w:eastAsia="Times New Roman" w:hAnsi="Consolas" w:cs="Times New Roman"/>
+          <w:color w:val="000000"/>
+          <w:sz w:val="18"/>
+          <w:szCs w:val="18"/>
+          <w:lang w:val="en-IN" w:eastAsia="en-IN"/>
+        </w:rPr>
+        <w:t>logging.level.com.itp=</w:t>
+      </w:r>
+      <w:r>
+        <w:rPr>
+          <w:rFonts w:ascii="Consolas" w:eastAsia="Times New Roman" w:hAnsi="Consolas" w:cs="Times New Roman"/>
+          <w:color w:val="2A00FF"/>
+          <w:sz w:val="18"/>
+          <w:szCs w:val="18"/>
+          <w:lang w:val="en-IN" w:eastAsia="en-IN"/>
+        </w:rPr>
+        <w:t>DEBUG</w:t>
+      </w:r>
+    </w:p>
+    <w:p>
+      <w:pPr>
+        <w:shd w:val="clear" w:color="auto" w:fill="FFFFFF"/>
+        <w:spacing w:after="0" w:line="240" w:lineRule="auto"/>
+        <w:rPr>
+          <w:rFonts w:ascii="Consolas" w:eastAsia="Times New Roman" w:hAnsi="Consolas" w:cs="Times New Roman"/>
+          <w:color w:val="000000"/>
+          <w:sz w:val="18"/>
+          <w:szCs w:val="18"/>
+          <w:lang w:val="en-IN" w:eastAsia="en-IN"/>
+        </w:rPr>
+      </w:pPr>
+    </w:p>
+    <w:p>
+      <w:pPr>
+        <w:shd w:val="clear" w:color="auto" w:fill="FFFFFF"/>
+        <w:spacing w:after="0" w:line="240" w:lineRule="auto"/>
+        <w:rPr>
+          <w:rFonts w:ascii="Consolas" w:eastAsia="Times New Roman" w:hAnsi="Consolas" w:cs="Times New Roman"/>
+          <w:color w:val="000000"/>
+          <w:sz w:val="18"/>
+          <w:szCs w:val="18"/>
+          <w:lang w:val="en-IN" w:eastAsia="en-IN"/>
+        </w:rPr>
+      </w:pPr>
+      <w:r>
+        <w:rPr>
+          <w:rFonts w:ascii="Consolas" w:eastAsia="Times New Roman" w:hAnsi="Consolas" w:cs="Times New Roman"/>
+          <w:color w:val="3F7F5F"/>
+          <w:sz w:val="18"/>
+          <w:szCs w:val="18"/>
+          <w:lang w:val="en-IN" w:eastAsia="en-IN"/>
+        </w:rPr>
+        <w:t># Console Log Pattern</w:t>
+      </w:r>
+    </w:p>
+    <w:p>
+      <w:pPr>
+        <w:shd w:val="clear" w:color="auto" w:fill="FFFFFF"/>
+        <w:spacing w:after="0" w:line="240" w:lineRule="auto"/>
+        <w:rPr>
+          <w:rFonts w:ascii="Consolas" w:eastAsia="Times New Roman" w:hAnsi="Consolas" w:cs="Times New Roman"/>
+          <w:color w:val="000000"/>
+          <w:sz w:val="18"/>
+          <w:szCs w:val="18"/>
+          <w:lang w:val="en-IN" w:eastAsia="en-IN"/>
+        </w:rPr>
+      </w:pPr>
+      <w:r>
+        <w:rPr>
+          <w:rFonts w:ascii="Consolas" w:eastAsia="Times New Roman" w:hAnsi="Consolas" w:cs="Times New Roman"/>
+          <w:color w:val="000000"/>
+          <w:sz w:val="18"/>
+          <w:szCs w:val="18"/>
+          <w:lang w:val="en-IN" w:eastAsia="en-IN"/>
+        </w:rPr>
+        <w:t>logging.pattern.console=</w:t>
+      </w:r>
+      <w:r>
+        <w:rPr>
+          <w:rFonts w:ascii="Consolas" w:eastAsia="Times New Roman" w:hAnsi="Consolas" w:cs="Times New Roman"/>
+          <w:color w:val="2A00FF"/>
+          <w:sz w:val="18"/>
+          <w:szCs w:val="18"/>
+          <w:lang w:val="en-IN" w:eastAsia="en-IN"/>
+        </w:rPr>
+        <w:t>%d{yyyy-MM-dd</w:t>
+      </w:r>
+      <w:r>
+        <w:rPr>
+          <w:rFonts w:ascii="Consolas" w:eastAsia="Times New Roman" w:hAnsi="Consolas" w:cs="Times New Roman"/>
+          <w:color w:val="000000"/>
+          <w:sz w:val="18"/>
+          <w:szCs w:val="18"/>
+          <w:lang w:val="en-IN" w:eastAsia="en-IN"/>
+        </w:rPr>
+        <w:t xml:space="preserve"> </w:t>
+      </w:r>
+      <w:r>
+        <w:rPr>
+          <w:rFonts w:ascii="Consolas" w:eastAsia="Times New Roman" w:hAnsi="Consolas" w:cs="Times New Roman"/>
+          <w:color w:val="2A00FF"/>
+          <w:sz w:val="18"/>
+          <w:szCs w:val="18"/>
+          <w:lang w:val="en-IN" w:eastAsia="en-IN"/>
+        </w:rPr>
+        <w:t>HH:</w:t>
+      </w:r>
+      <w:r>
+        <w:rPr>
+          <w:rFonts w:ascii="Consolas" w:eastAsia="Times New Roman" w:hAnsi="Consolas" w:cs="Times New Roman"/>
+          <w:color w:val="2A00FF"/>
+          <w:sz w:val="18"/>
+          <w:szCs w:val="18"/>
+          <w:u w:val="single"/>
+          <w:lang w:val="en-IN" w:eastAsia="en-IN"/>
+        </w:rPr>
+        <w:t>mm</w:t>
+      </w:r>
+      <w:r>
+        <w:rPr>
+          <w:rFonts w:ascii="Consolas" w:eastAsia="Times New Roman" w:hAnsi="Consolas" w:cs="Times New Roman"/>
+          <w:color w:val="2A00FF"/>
+          <w:sz w:val="18"/>
+          <w:szCs w:val="18"/>
+          <w:lang w:val="en-IN" w:eastAsia="en-IN"/>
+        </w:rPr>
+        <w:t>:</w:t>
+      </w:r>
+      <w:r>
+        <w:rPr>
+          <w:rFonts w:ascii="Consolas" w:eastAsia="Times New Roman" w:hAnsi="Consolas" w:cs="Times New Roman"/>
+          <w:color w:val="2A00FF"/>
+          <w:sz w:val="18"/>
+          <w:szCs w:val="18"/>
+          <w:u w:val="single"/>
+          <w:lang w:val="en-IN" w:eastAsia="en-IN"/>
+        </w:rPr>
+        <w:t>ss</w:t>
+      </w:r>
+      <w:r>
+        <w:rPr>
+          <w:rFonts w:ascii="Consolas" w:eastAsia="Times New Roman" w:hAnsi="Consolas" w:cs="Times New Roman"/>
+          <w:color w:val="2A00FF"/>
+          <w:sz w:val="18"/>
+          <w:szCs w:val="18"/>
+          <w:lang w:val="en-IN" w:eastAsia="en-IN"/>
+        </w:rPr>
+        <w:t>}</w:t>
+      </w:r>
+      <w:r>
+        <w:rPr>
+          <w:rFonts w:ascii="Consolas" w:eastAsia="Times New Roman" w:hAnsi="Consolas" w:cs="Times New Roman"/>
+          <w:color w:val="000000"/>
+          <w:sz w:val="18"/>
+          <w:szCs w:val="18"/>
+          <w:lang w:val="en-IN" w:eastAsia="en-IN"/>
+        </w:rPr>
+        <w:t xml:space="preserve"> </w:t>
+      </w:r>
+      <w:r>
+        <w:rPr>
+          <w:rFonts w:ascii="Consolas" w:eastAsia="Times New Roman" w:hAnsi="Consolas" w:cs="Times New Roman"/>
+          <w:color w:val="2A00FF"/>
+          <w:sz w:val="18"/>
+          <w:szCs w:val="18"/>
+          <w:lang w:val="en-IN" w:eastAsia="en-IN"/>
+        </w:rPr>
+        <w:t>[%thread]</w:t>
+      </w:r>
+      <w:r>
+        <w:rPr>
+          <w:rFonts w:ascii="Consolas" w:eastAsia="Times New Roman" w:hAnsi="Consolas" w:cs="Times New Roman"/>
+          <w:color w:val="000000"/>
+          <w:sz w:val="18"/>
+          <w:szCs w:val="18"/>
+          <w:lang w:val="en-IN" w:eastAsia="en-IN"/>
+        </w:rPr>
+        <w:t xml:space="preserve"> </w:t>
+      </w:r>
+      <w:r>
+        <w:rPr>
+          <w:rFonts w:ascii="Consolas" w:eastAsia="Times New Roman" w:hAnsi="Consolas" w:cs="Times New Roman"/>
+          <w:color w:val="2A00FF"/>
+          <w:sz w:val="18"/>
+          <w:szCs w:val="18"/>
+          <w:lang w:val="en-IN" w:eastAsia="en-IN"/>
+        </w:rPr>
+        <w:t>%-5level</w:t>
+      </w:r>
+      <w:r>
+        <w:rPr>
+          <w:rFonts w:ascii="Consolas" w:eastAsia="Times New Roman" w:hAnsi="Consolas" w:cs="Times New Roman"/>
+          <w:color w:val="000000"/>
+          <w:sz w:val="18"/>
+          <w:szCs w:val="18"/>
+          <w:lang w:val="en-IN" w:eastAsia="en-IN"/>
+        </w:rPr>
+        <w:t xml:space="preserve"> </w:t>
+      </w:r>
+      <w:r>
+        <w:rPr>
+          <w:rFonts w:ascii="Consolas" w:eastAsia="Times New Roman" w:hAnsi="Consolas" w:cs="Times New Roman"/>
+          <w:color w:val="2A00FF"/>
+          <w:sz w:val="18"/>
+          <w:szCs w:val="18"/>
+          <w:lang w:val="en-IN" w:eastAsia="en-IN"/>
+        </w:rPr>
+        <w:t>%logger</w:t>
+      </w:r>
+      <w:r>
+        <w:rPr>
+          <w:rFonts w:ascii="Consolas" w:eastAsia="Times New Roman" w:hAnsi="Consolas" w:cs="Times New Roman"/>
+          <w:b/>
+          <w:bCs/>
+          <w:color w:val="7F0055"/>
+          <w:sz w:val="18"/>
+          <w:szCs w:val="18"/>
+          <w:lang w:val="en-IN" w:eastAsia="en-IN"/>
+        </w:rPr>
+        <w:t>{36}</w:t>
+      </w:r>
+      <w:r>
+        <w:rPr>
+          <w:rFonts w:ascii="Consolas" w:eastAsia="Times New Roman" w:hAnsi="Consolas" w:cs="Times New Roman"/>
+          <w:color w:val="000000"/>
+          <w:sz w:val="18"/>
+          <w:szCs w:val="18"/>
+          <w:lang w:val="en-IN" w:eastAsia="en-IN"/>
+        </w:rPr>
+        <w:t xml:space="preserve"> </w:t>
+      </w:r>
+      <w:r>
+        <w:rPr>
+          <w:rFonts w:ascii="Consolas" w:eastAsia="Times New Roman" w:hAnsi="Consolas" w:cs="Times New Roman"/>
+          <w:color w:val="2A00FF"/>
+          <w:sz w:val="18"/>
+          <w:szCs w:val="18"/>
+          <w:lang w:val="en-IN" w:eastAsia="en-IN"/>
+        </w:rPr>
+        <w:t>-</w:t>
+      </w:r>
+      <w:r>
+        <w:rPr>
+          <w:rFonts w:ascii="Consolas" w:eastAsia="Times New Roman" w:hAnsi="Consolas" w:cs="Times New Roman"/>
+          <w:color w:val="000000"/>
+          <w:sz w:val="18"/>
+          <w:szCs w:val="18"/>
+          <w:lang w:val="en-IN" w:eastAsia="en-IN"/>
+        </w:rPr>
+        <w:t xml:space="preserve"> </w:t>
+      </w:r>
+      <w:r>
+        <w:rPr>
+          <w:rFonts w:ascii="Consolas" w:eastAsia="Times New Roman" w:hAnsi="Consolas" w:cs="Times New Roman"/>
+          <w:color w:val="2A00FF"/>
+          <w:sz w:val="18"/>
+          <w:szCs w:val="18"/>
+          <w:lang w:val="en-IN" w:eastAsia="en-IN"/>
+        </w:rPr>
+        <w:t>%</w:t>
+      </w:r>
+      <w:r>
+        <w:rPr>
+          <w:rFonts w:ascii="Consolas" w:eastAsia="Times New Roman" w:hAnsi="Consolas" w:cs="Times New Roman"/>
+          <w:color w:val="2A00FF"/>
+          <w:sz w:val="18"/>
+          <w:szCs w:val="18"/>
+          <w:u w:val="single"/>
+          <w:lang w:val="en-IN" w:eastAsia="en-IN"/>
+        </w:rPr>
+        <w:t>msg</w:t>
+      </w:r>
+      <w:r>
+        <w:rPr>
+          <w:rFonts w:ascii="Consolas" w:eastAsia="Times New Roman" w:hAnsi="Consolas" w:cs="Times New Roman"/>
+          <w:color w:val="2A00FF"/>
+          <w:sz w:val="18"/>
+          <w:szCs w:val="18"/>
+          <w:lang w:val="en-IN" w:eastAsia="en-IN"/>
+        </w:rPr>
+        <w:t>%n</w:t>
+      </w:r>
+    </w:p>
+    <w:p>
+      <w:pPr>
+        <w:shd w:val="clear" w:color="auto" w:fill="FFFFFF"/>
+        <w:spacing w:after="0" w:line="240" w:lineRule="auto"/>
+        <w:rPr>
+          <w:rFonts w:ascii="Consolas" w:eastAsia="Times New Roman" w:hAnsi="Consolas" w:cs="Times New Roman"/>
+          <w:color w:val="000000"/>
+          <w:sz w:val="18"/>
+          <w:szCs w:val="18"/>
+          <w:lang w:val="en-IN" w:eastAsia="en-IN"/>
+        </w:rPr>
+      </w:pPr>
+    </w:p>
+    <w:p>
+      <w:pPr>
+        <w:shd w:val="clear" w:color="auto" w:fill="FFFFFF"/>
+        <w:spacing w:after="0" w:line="240" w:lineRule="auto"/>
+        <w:rPr>
+          <w:rFonts w:ascii="Consolas" w:eastAsia="Times New Roman" w:hAnsi="Consolas" w:cs="Times New Roman"/>
+          <w:color w:val="000000"/>
+          <w:sz w:val="18"/>
+          <w:szCs w:val="18"/>
+          <w:lang w:val="en-IN" w:eastAsia="en-IN"/>
+        </w:rPr>
+      </w:pPr>
+      <w:r>
+        <w:rPr>
+          <w:rFonts w:ascii="Consolas" w:eastAsia="Times New Roman" w:hAnsi="Consolas" w:cs="Times New Roman"/>
+          <w:color w:val="3F7F5F"/>
+          <w:sz w:val="18"/>
+          <w:szCs w:val="18"/>
+          <w:lang w:val="en-IN" w:eastAsia="en-IN"/>
+        </w:rPr>
+        <w:t># Save logs into file</w:t>
+      </w:r>
+    </w:p>
+    <w:p>
+      <w:pPr>
+        <w:shd w:val="clear" w:color="auto" w:fill="FFFFFF"/>
+        <w:spacing w:after="0" w:line="240" w:lineRule="auto"/>
+        <w:rPr>
+          <w:rFonts w:ascii="Consolas" w:eastAsia="Times New Roman" w:hAnsi="Consolas" w:cs="Times New Roman"/>
+          <w:color w:val="000000"/>
+          <w:sz w:val="18"/>
+          <w:szCs w:val="18"/>
+          <w:lang w:val="en-IN" w:eastAsia="en-IN"/>
+        </w:rPr>
+      </w:pPr>
+      <w:r>
+        <w:rPr>
+          <w:rFonts w:ascii="Consolas" w:eastAsia="Times New Roman" w:hAnsi="Consolas" w:cs="Times New Roman"/>
+          <w:color w:val="000000"/>
+          <w:sz w:val="18"/>
+          <w:szCs w:val="18"/>
+          <w:lang w:val="en-IN" w:eastAsia="en-IN"/>
+        </w:rPr>
+        <w:t>logging.file.name=</w:t>
+      </w:r>
+      <w:r>
+        <w:rPr>
+          <w:rFonts w:ascii="Consolas" w:eastAsia="Times New Roman" w:hAnsi="Consolas" w:cs="Times New Roman"/>
+          <w:color w:val="2A00FF"/>
+          <w:sz w:val="18"/>
+          <w:szCs w:val="18"/>
+          <w:lang w:val="en-IN" w:eastAsia="en-IN"/>
+        </w:rPr>
+        <w:t>logs/application.log</w:t>
+      </w:r>
+    </w:p>
+    <w:p>
+      <w:pPr>
+        <w:rPr>
+          <w:sz w:val="18"/>
+          <w:szCs w:val="18"/>
+        </w:rPr>
+      </w:pPr>
+    </w:p>
+    <w:p>
+      <w:pPr>
+        <w:rPr>
+          <w:sz w:val="18"/>
+          <w:szCs w:val="18"/>
+        </w:rPr>
+      </w:pPr>
+    </w:p>
+    <w:p>
+      <w:pPr>
+        <w:rPr>
+          <w:sz w:val="18"/>
+          <w:szCs w:val="18"/>
+        </w:rPr>
+      </w:pPr>
+      <w:r>
+        <w:rPr>
+          <w:sz w:val="18"/>
+          <w:szCs w:val="18"/>
+        </w:rPr>
+        <w:t>Step 3 : create the logger object</w:t>
+      </w:r>
+    </w:p>
+    <w:p>
+      <w:pPr>
+        <w:rPr>
+          <w:sz w:val="18"/>
+          <w:szCs w:val="18"/>
+        </w:rPr>
+      </w:pPr>
+    </w:p>
+    <w:p>
+      <w:pPr>
+        <w:shd w:val="clear" w:color="auto" w:fill="FFFFFF"/>
+        <w:spacing w:after="0" w:line="240" w:lineRule="auto"/>
+        <w:rPr>
+          <w:rFonts w:ascii="Consolas" w:eastAsia="Times New Roman" w:hAnsi="Consolas" w:cs="Times New Roman"/>
+          <w:color w:val="000000"/>
+          <w:sz w:val="18"/>
+          <w:szCs w:val="18"/>
+          <w:lang w:val="en-IN" w:eastAsia="en-IN"/>
+        </w:rPr>
+      </w:pPr>
+      <w:r>
+        <w:rPr>
+          <w:rFonts w:ascii="Consolas" w:eastAsia="Times New Roman" w:hAnsi="Consolas" w:cs="Times New Roman"/>
+          <w:b/>
+          <w:bCs/>
+          <w:color w:val="7F0055"/>
+          <w:sz w:val="18"/>
+          <w:szCs w:val="18"/>
+          <w:lang w:val="en-IN" w:eastAsia="en-IN"/>
+        </w:rPr>
+        <w:t>import</w:t>
+      </w:r>
+      <w:r>
+        <w:rPr>
+          <w:rFonts w:ascii="Consolas" w:eastAsia="Times New Roman" w:hAnsi="Consolas" w:cs="Times New Roman"/>
+          <w:color w:val="000000"/>
+          <w:sz w:val="18"/>
+          <w:szCs w:val="18"/>
+          <w:lang w:val="en-IN" w:eastAsia="en-IN"/>
+        </w:rPr>
+        <w:t xml:space="preserve"> org.slf4j.Logger;</w:t>
+      </w:r>
+    </w:p>
+    <w:p>
+      <w:pPr>
+        <w:shd w:val="clear" w:color="auto" w:fill="FFFFFF"/>
+        <w:spacing w:after="0" w:line="240" w:lineRule="auto"/>
+        <w:rPr>
+          <w:rFonts w:ascii="Consolas" w:eastAsia="Times New Roman" w:hAnsi="Consolas" w:cs="Times New Roman"/>
+          <w:color w:val="000000"/>
+          <w:sz w:val="18"/>
+          <w:szCs w:val="18"/>
+          <w:lang w:val="en-IN" w:eastAsia="en-IN"/>
+        </w:rPr>
+      </w:pPr>
+      <w:r>
+        <w:rPr>
+          <w:rFonts w:ascii="Consolas" w:eastAsia="Times New Roman" w:hAnsi="Consolas" w:cs="Times New Roman"/>
+          <w:b/>
+          <w:bCs/>
+          <w:color w:val="7F0055"/>
+          <w:sz w:val="18"/>
+          <w:szCs w:val="18"/>
+          <w:lang w:val="en-IN" w:eastAsia="en-IN"/>
+        </w:rPr>
+        <w:t>import</w:t>
+      </w:r>
+      <w:r>
+        <w:rPr>
+          <w:rFonts w:ascii="Consolas" w:eastAsia="Times New Roman" w:hAnsi="Consolas" w:cs="Times New Roman"/>
+          <w:color w:val="000000"/>
+          <w:sz w:val="18"/>
+          <w:szCs w:val="18"/>
+          <w:lang w:val="en-IN" w:eastAsia="en-IN"/>
+        </w:rPr>
+        <w:t xml:space="preserve"> org.slf4j.LoggerFactory;</w:t>
+      </w:r>
+    </w:p>
+    <w:p>
+      <w:pPr>
+        <w:rPr>
+          <w:sz w:val="18"/>
+          <w:szCs w:val="18"/>
+        </w:rPr>
+      </w:pPr>
+    </w:p>
+    <w:p>
+      <w:pPr>
+        <w:shd w:val="clear" w:color="auto" w:fill="FFFFFF"/>
+        <w:spacing w:after="0" w:line="240" w:lineRule="auto"/>
+        <w:rPr>
+          <w:rFonts w:ascii="Consolas" w:eastAsia="Times New Roman" w:hAnsi="Consolas" w:cs="Times New Roman"/>
+          <w:color w:val="000000"/>
+          <w:sz w:val="18"/>
+          <w:szCs w:val="18"/>
+          <w:lang w:val="en-IN" w:eastAsia="en-IN"/>
+        </w:rPr>
+      </w:pPr>
+      <w:r>
+        <w:rPr>
+          <w:rFonts w:ascii="Consolas" w:eastAsia="Times New Roman" w:hAnsi="Consolas" w:cs="Times New Roman"/>
+          <w:b/>
+          <w:bCs/>
+          <w:color w:val="7F0055"/>
+          <w:sz w:val="18"/>
+          <w:szCs w:val="18"/>
+          <w:lang w:val="en-IN" w:eastAsia="en-IN"/>
+        </w:rPr>
+        <w:t>private</w:t>
+      </w:r>
+      <w:r>
+        <w:rPr>
+          <w:rFonts w:ascii="Consolas" w:eastAsia="Times New Roman" w:hAnsi="Consolas" w:cs="Times New Roman"/>
+          <w:color w:val="000000"/>
+          <w:sz w:val="18"/>
+          <w:szCs w:val="18"/>
+          <w:lang w:val="en-IN" w:eastAsia="en-IN"/>
+        </w:rPr>
+        <w:t xml:space="preserve"> </w:t>
+      </w:r>
+      <w:r>
+        <w:rPr>
+          <w:rFonts w:ascii="Consolas" w:eastAsia="Times New Roman" w:hAnsi="Consolas" w:cs="Times New Roman"/>
+          <w:b/>
+          <w:bCs/>
+          <w:color w:val="7F0055"/>
+          <w:sz w:val="18"/>
+          <w:szCs w:val="18"/>
+          <w:lang w:val="en-IN" w:eastAsia="en-IN"/>
+        </w:rPr>
+        <w:t>static</w:t>
+      </w:r>
+      <w:r>
+        <w:rPr>
+          <w:rFonts w:ascii="Consolas" w:eastAsia="Times New Roman" w:hAnsi="Consolas" w:cs="Times New Roman"/>
+          <w:color w:val="000000"/>
+          <w:sz w:val="18"/>
+          <w:szCs w:val="18"/>
+          <w:lang w:val="en-IN" w:eastAsia="en-IN"/>
+        </w:rPr>
+        <w:t xml:space="preserve"> </w:t>
+      </w:r>
+      <w:r>
+        <w:rPr>
+          <w:rFonts w:ascii="Consolas" w:eastAsia="Times New Roman" w:hAnsi="Consolas" w:cs="Times New Roman"/>
+          <w:b/>
+          <w:bCs/>
+          <w:color w:val="7F0055"/>
+          <w:sz w:val="18"/>
+          <w:szCs w:val="18"/>
+          <w:lang w:val="en-IN" w:eastAsia="en-IN"/>
+        </w:rPr>
+        <w:t>final</w:t>
+      </w:r>
+      <w:r>
+        <w:rPr>
+          <w:rFonts w:ascii="Consolas" w:eastAsia="Times New Roman" w:hAnsi="Consolas" w:cs="Times New Roman"/>
+          <w:color w:val="000000"/>
+          <w:sz w:val="18"/>
+          <w:szCs w:val="18"/>
+          <w:lang w:val="en-IN" w:eastAsia="en-IN"/>
+        </w:rPr>
+        <w:t xml:space="preserve"> Logger </w:t>
+      </w:r>
+      <w:r>
+        <w:rPr>
+          <w:rFonts w:ascii="Consolas" w:eastAsia="Times New Roman" w:hAnsi="Consolas" w:cs="Times New Roman"/>
+          <w:b/>
+          <w:bCs/>
+          <w:i/>
+          <w:iCs/>
+          <w:color w:val="0000C0"/>
+          <w:sz w:val="18"/>
+          <w:szCs w:val="18"/>
+          <w:lang w:val="en-IN" w:eastAsia="en-IN"/>
+        </w:rPr>
+        <w:t>logger</w:t>
+      </w:r>
+      <w:r>
+        <w:rPr>
+          <w:rFonts w:ascii="Consolas" w:eastAsia="Times New Roman" w:hAnsi="Consolas" w:cs="Times New Roman"/>
+          <w:color w:val="000000"/>
+          <w:sz w:val="18"/>
+          <w:szCs w:val="18"/>
+          <w:lang w:val="en-IN" w:eastAsia="en-IN"/>
+        </w:rPr>
+        <w:t xml:space="preserve"> =</w:t>
+      </w:r>
+    </w:p>
+    <w:p>
+      <w:pPr>
+        <w:shd w:val="clear" w:color="auto" w:fill="FFFFFF"/>
+        <w:spacing w:after="0" w:line="240" w:lineRule="auto"/>
+        <w:rPr>
+          <w:rFonts w:ascii="Consolas" w:eastAsia="Times New Roman" w:hAnsi="Consolas" w:cs="Times New Roman"/>
+          <w:color w:val="000000"/>
+          <w:sz w:val="18"/>
+          <w:szCs w:val="18"/>
+          <w:lang w:val="en-IN" w:eastAsia="en-IN"/>
+        </w:rPr>
+      </w:pPr>
+      <w:r>
+        <w:rPr>
+          <w:rFonts w:ascii="Consolas" w:eastAsia="Times New Roman" w:hAnsi="Consolas" w:cs="Times New Roman"/>
+          <w:color w:val="000000"/>
+          <w:sz w:val="18"/>
+          <w:szCs w:val="18"/>
+          <w:lang w:val="en-IN" w:eastAsia="en-IN"/>
+        </w:rPr>
+        <w:t xml:space="preserve">            LoggerFactory.</w:t>
+      </w:r>
+      <w:r>
+        <w:rPr>
+          <w:rFonts w:ascii="Consolas" w:eastAsia="Times New Roman" w:hAnsi="Consolas" w:cs="Times New Roman"/>
+          <w:i/>
+          <w:iCs/>
+          <w:color w:val="000000"/>
+          <w:sz w:val="18"/>
+          <w:szCs w:val="18"/>
+          <w:lang w:val="en-IN" w:eastAsia="en-IN"/>
+        </w:rPr>
+        <w:t>getLogger</w:t>
+      </w:r>
+      <w:r>
+        <w:rPr>
+          <w:rFonts w:ascii="Consolas" w:eastAsia="Times New Roman" w:hAnsi="Consolas" w:cs="Times New Roman"/>
+          <w:color w:val="000000"/>
+          <w:sz w:val="18"/>
+          <w:szCs w:val="18"/>
+          <w:lang w:val="en-IN" w:eastAsia="en-IN"/>
+        </w:rPr>
+        <w:t>(StudentService.</w:t>
+      </w:r>
+      <w:r>
+        <w:rPr>
+          <w:rFonts w:ascii="Consolas" w:eastAsia="Times New Roman" w:hAnsi="Consolas" w:cs="Times New Roman"/>
+          <w:b/>
+          <w:bCs/>
+          <w:color w:val="7F0055"/>
+          <w:sz w:val="18"/>
+          <w:szCs w:val="18"/>
+          <w:lang w:val="en-IN" w:eastAsia="en-IN"/>
+        </w:rPr>
+        <w:t>class</w:t>
+      </w:r>
+      <w:r>
+        <w:rPr>
+          <w:rFonts w:ascii="Consolas" w:eastAsia="Times New Roman" w:hAnsi="Consolas" w:cs="Times New Roman"/>
+          <w:color w:val="000000"/>
+          <w:sz w:val="18"/>
+          <w:szCs w:val="18"/>
+          <w:lang w:val="en-IN" w:eastAsia="en-IN"/>
+        </w:rPr>
+        <w:t>);</w:t>
+      </w:r>
+    </w:p>
+    <w:p>
+      <w:pPr>
+        <w:rPr>
+          <w:sz w:val="18"/>
+          <w:szCs w:val="18"/>
+        </w:rPr>
+      </w:pPr>
+    </w:p>
+    <w:p>
+      <w:pPr>
+        <w:rPr>
+          <w:sz w:val="18"/>
+          <w:szCs w:val="18"/>
+        </w:rPr>
+      </w:pPr>
+    </w:p>
+    <w:p>
+      <w:pPr>
+        <w:rPr>
+          <w:sz w:val="18"/>
+          <w:szCs w:val="18"/>
+        </w:rPr>
+      </w:pPr>
+      <w:r>
+        <w:rPr>
+          <w:sz w:val="18"/>
+          <w:szCs w:val="18"/>
+        </w:rPr>
+        <w:t>Step 4 : logging message in controller</w:t>
+      </w:r>
+    </w:p>
+    <w:p>
+      <w:pPr>
+        <w:shd w:val="clear" w:color="auto" w:fill="FFFFFF"/>
+        <w:spacing w:after="0" w:line="240" w:lineRule="auto"/>
+        <w:rPr>
+          <w:rFonts w:ascii="Consolas" w:eastAsia="Times New Roman" w:hAnsi="Consolas" w:cs="Times New Roman"/>
+          <w:color w:val="000000"/>
+          <w:sz w:val="18"/>
+          <w:szCs w:val="18"/>
+          <w:lang w:val="en-IN" w:eastAsia="en-IN"/>
+        </w:rPr>
+      </w:pPr>
+      <w:r>
+        <w:rPr>
+          <w:rFonts w:ascii="Consolas" w:eastAsia="Times New Roman" w:hAnsi="Consolas" w:cs="Times New Roman"/>
+          <w:color w:val="646464"/>
+          <w:sz w:val="18"/>
+          <w:szCs w:val="18"/>
+          <w:lang w:val="en-IN" w:eastAsia="en-IN"/>
+        </w:rPr>
+        <w:t>@PostMapping</w:t>
+      </w:r>
+      <w:r>
+        <w:rPr>
+          <w:rFonts w:ascii="Consolas" w:eastAsia="Times New Roman" w:hAnsi="Consolas" w:cs="Times New Roman"/>
+          <w:color w:val="000000"/>
+          <w:sz w:val="18"/>
+          <w:szCs w:val="18"/>
+          <w:lang w:val="en-IN" w:eastAsia="en-IN"/>
+        </w:rPr>
         <w:t>(</w:t>
       </w:r>
-      <w:proofErr w:type="gramEnd"/>
-      <w:r>
-        <w:rPr>
-          <w:rStyle w:val="hljs-string"/>
-        </w:rPr>
-        <w:t>"Payment failed for user "</w:t>
-      </w:r>
-      <w:r>
-        <w:t xml:space="preserve"> + </w:t>
-      </w:r>
-      <w:proofErr w:type="spellStart"/>
-      <w:r>
-        <w:t>userId</w:t>
-      </w:r>
-      <w:proofErr w:type="spellEnd"/>
-      <w:r>
-        <w:t xml:space="preserve"> + </w:t>
-      </w:r>
-      <w:r>
-        <w:rPr>
-          <w:rStyle w:val="hljs-string"/>
-        </w:rPr>
-        <w:t>", error: "</w:t>
-      </w:r>
-      <w:r>
-        <w:t xml:space="preserve"> + </w:t>
-      </w:r>
-      <w:proofErr w:type="spellStart"/>
-      <w:r>
-        <w:t>e.getMessage</w:t>
-      </w:r>
-      <w:proofErr w:type="spellEnd"/>
-      <w:r>
-        <w:t>());</w:t>
-      </w:r>
+      <w:r>
+        <w:rPr>
+          <w:rFonts w:ascii="Consolas" w:eastAsia="Times New Roman" w:hAnsi="Consolas" w:cs="Times New Roman"/>
+          <w:color w:val="2A00FF"/>
+          <w:sz w:val="18"/>
+          <w:szCs w:val="18"/>
+          <w:lang w:val="en-IN" w:eastAsia="en-IN"/>
+        </w:rPr>
+        <w:t>"/saveStudentUsingDTOWithValidation"</w:t>
+      </w:r>
+      <w:r>
+        <w:rPr>
+          <w:rFonts w:ascii="Consolas" w:eastAsia="Times New Roman" w:hAnsi="Consolas" w:cs="Times New Roman"/>
+          <w:color w:val="000000"/>
+          <w:sz w:val="18"/>
+          <w:szCs w:val="18"/>
+          <w:lang w:val="en-IN" w:eastAsia="en-IN"/>
+        </w:rPr>
+        <w:t>)</w:t>
+      </w:r>
+    </w:p>
+    <w:p>
+      <w:pPr>
+        <w:shd w:val="clear" w:color="auto" w:fill="FFFFFF"/>
+        <w:spacing w:after="0" w:line="240" w:lineRule="auto"/>
+        <w:rPr>
+          <w:rFonts w:ascii="Consolas" w:eastAsia="Times New Roman" w:hAnsi="Consolas" w:cs="Times New Roman"/>
+          <w:color w:val="000000"/>
+          <w:sz w:val="18"/>
+          <w:szCs w:val="18"/>
+          <w:lang w:val="en-IN" w:eastAsia="en-IN"/>
+        </w:rPr>
+      </w:pPr>
+      <w:r>
+        <w:rPr>
+          <w:rFonts w:ascii="Consolas" w:eastAsia="Times New Roman" w:hAnsi="Consolas" w:cs="Times New Roman"/>
+          <w:color w:val="000000"/>
+          <w:sz w:val="18"/>
+          <w:szCs w:val="18"/>
+          <w:lang w:val="en-IN" w:eastAsia="en-IN"/>
+        </w:rPr>
+        <w:tab/>
+      </w:r>
+      <w:r>
+        <w:rPr>
+          <w:rFonts w:ascii="Consolas" w:eastAsia="Times New Roman" w:hAnsi="Consolas" w:cs="Times New Roman"/>
+          <w:b/>
+          <w:bCs/>
+          <w:color w:val="7F0055"/>
+          <w:sz w:val="18"/>
+          <w:szCs w:val="18"/>
+          <w:lang w:val="en-IN" w:eastAsia="en-IN"/>
+        </w:rPr>
+        <w:t>public</w:t>
+      </w:r>
+      <w:r>
+        <w:rPr>
+          <w:rFonts w:ascii="Consolas" w:eastAsia="Times New Roman" w:hAnsi="Consolas" w:cs="Times New Roman"/>
+          <w:color w:val="000000"/>
+          <w:sz w:val="18"/>
+          <w:szCs w:val="18"/>
+          <w:lang w:val="en-IN" w:eastAsia="en-IN"/>
+        </w:rPr>
+        <w:t xml:space="preserve"> ResponseEntity&lt;StudentDTO&gt; saveStudentUsingDTOWithValidation(</w:t>
+      </w:r>
+      <w:r>
+        <w:rPr>
+          <w:rFonts w:ascii="Consolas" w:eastAsia="Times New Roman" w:hAnsi="Consolas" w:cs="Times New Roman"/>
+          <w:color w:val="646464"/>
+          <w:sz w:val="18"/>
+          <w:szCs w:val="18"/>
+          <w:lang w:val="en-IN" w:eastAsia="en-IN"/>
+        </w:rPr>
+        <w:t>@Valid</w:t>
+      </w:r>
+      <w:r>
+        <w:rPr>
+          <w:rFonts w:ascii="Consolas" w:eastAsia="Times New Roman" w:hAnsi="Consolas" w:cs="Times New Roman"/>
+          <w:color w:val="000000"/>
+          <w:sz w:val="18"/>
+          <w:szCs w:val="18"/>
+          <w:lang w:val="en-IN" w:eastAsia="en-IN"/>
+        </w:rPr>
+        <w:t xml:space="preserve"> </w:t>
+      </w:r>
+      <w:r>
+        <w:rPr>
+          <w:rFonts w:ascii="Consolas" w:eastAsia="Times New Roman" w:hAnsi="Consolas" w:cs="Times New Roman"/>
+          <w:color w:val="646464"/>
+          <w:sz w:val="18"/>
+          <w:szCs w:val="18"/>
+          <w:lang w:val="en-IN" w:eastAsia="en-IN"/>
+        </w:rPr>
+        <w:t>@RequestBody</w:t>
+      </w:r>
+      <w:r>
+        <w:rPr>
+          <w:rFonts w:ascii="Consolas" w:eastAsia="Times New Roman" w:hAnsi="Consolas" w:cs="Times New Roman"/>
+          <w:color w:val="000000"/>
+          <w:sz w:val="18"/>
+          <w:szCs w:val="18"/>
+          <w:lang w:val="en-IN" w:eastAsia="en-IN"/>
+        </w:rPr>
+        <w:t xml:space="preserve">  StudentDTO </w:t>
+      </w:r>
+      <w:r>
+        <w:rPr>
+          <w:rFonts w:ascii="Consolas" w:eastAsia="Times New Roman" w:hAnsi="Consolas" w:cs="Times New Roman"/>
+          <w:color w:val="6A3E3E"/>
+          <w:sz w:val="18"/>
+          <w:szCs w:val="18"/>
+          <w:lang w:val="en-IN" w:eastAsia="en-IN"/>
+        </w:rPr>
+        <w:t>studDTO</w:t>
+      </w:r>
+      <w:r>
+        <w:rPr>
+          <w:rFonts w:ascii="Consolas" w:eastAsia="Times New Roman" w:hAnsi="Consolas" w:cs="Times New Roman"/>
+          <w:color w:val="000000"/>
+          <w:sz w:val="18"/>
+          <w:szCs w:val="18"/>
+          <w:lang w:val="en-IN" w:eastAsia="en-IN"/>
+        </w:rPr>
+        <w:t>)</w:t>
+      </w:r>
+    </w:p>
+    <w:p>
+      <w:pPr>
+        <w:shd w:val="clear" w:color="auto" w:fill="FFFFFF"/>
+        <w:spacing w:after="0" w:line="240" w:lineRule="auto"/>
+        <w:rPr>
+          <w:rFonts w:ascii="Consolas" w:eastAsia="Times New Roman" w:hAnsi="Consolas" w:cs="Times New Roman"/>
+          <w:color w:val="000000"/>
+          <w:sz w:val="18"/>
+          <w:szCs w:val="18"/>
+          <w:lang w:val="en-IN" w:eastAsia="en-IN"/>
+        </w:rPr>
+      </w:pPr>
+      <w:r>
+        <w:rPr>
+          <w:rFonts w:ascii="Consolas" w:eastAsia="Times New Roman" w:hAnsi="Consolas" w:cs="Times New Roman"/>
+          <w:color w:val="000000"/>
+          <w:sz w:val="18"/>
+          <w:szCs w:val="18"/>
+          <w:lang w:val="en-IN" w:eastAsia="en-IN"/>
+        </w:rPr>
+        <w:tab/>
+        <w:t>{</w:t>
+      </w:r>
+    </w:p>
+    <w:p>
+      <w:pPr>
+        <w:shd w:val="clear" w:color="auto" w:fill="FFFFFF"/>
+        <w:spacing w:after="0" w:line="240" w:lineRule="auto"/>
+        <w:rPr>
+          <w:rFonts w:ascii="Consolas" w:eastAsia="Times New Roman" w:hAnsi="Consolas" w:cs="Times New Roman"/>
+          <w:color w:val="000000"/>
+          <w:sz w:val="18"/>
+          <w:szCs w:val="18"/>
+          <w:lang w:val="en-IN" w:eastAsia="en-IN"/>
+        </w:rPr>
+      </w:pPr>
+      <w:r>
+        <w:rPr>
+          <w:rFonts w:ascii="Consolas" w:eastAsia="Times New Roman" w:hAnsi="Consolas" w:cs="Times New Roman"/>
+          <w:color w:val="000000"/>
+          <w:sz w:val="18"/>
+          <w:szCs w:val="18"/>
+          <w:lang w:val="en-IN" w:eastAsia="en-IN"/>
+        </w:rPr>
+        <w:tab/>
+      </w:r>
+      <w:r>
+        <w:rPr>
+          <w:rFonts w:ascii="Consolas" w:eastAsia="Times New Roman" w:hAnsi="Consolas" w:cs="Times New Roman"/>
+          <w:color w:val="000000"/>
+          <w:sz w:val="18"/>
+          <w:szCs w:val="18"/>
+          <w:lang w:val="en-IN" w:eastAsia="en-IN"/>
+        </w:rPr>
+        <w:tab/>
+      </w:r>
+      <w:r>
+        <w:rPr>
+          <w:rFonts w:ascii="Consolas" w:eastAsia="Times New Roman" w:hAnsi="Consolas" w:cs="Times New Roman"/>
+          <w:b/>
+          <w:bCs/>
+          <w:i/>
+          <w:iCs/>
+          <w:color w:val="0000C0"/>
+          <w:sz w:val="18"/>
+          <w:szCs w:val="18"/>
+          <w:lang w:val="en-IN" w:eastAsia="en-IN"/>
+        </w:rPr>
+        <w:t>logger</w:t>
+      </w:r>
+      <w:r>
+        <w:rPr>
+          <w:rFonts w:ascii="Consolas" w:eastAsia="Times New Roman" w:hAnsi="Consolas" w:cs="Times New Roman"/>
+          <w:color w:val="000000"/>
+          <w:sz w:val="18"/>
+          <w:szCs w:val="18"/>
+          <w:lang w:val="en-IN" w:eastAsia="en-IN"/>
+        </w:rPr>
+        <w:t>.info(</w:t>
+      </w:r>
+      <w:r>
+        <w:rPr>
+          <w:rFonts w:ascii="Consolas" w:eastAsia="Times New Roman" w:hAnsi="Consolas" w:cs="Times New Roman"/>
+          <w:color w:val="2A00FF"/>
+          <w:sz w:val="18"/>
+          <w:szCs w:val="18"/>
+          <w:lang w:val="en-IN" w:eastAsia="en-IN"/>
+        </w:rPr>
+        <w:t>"Request Received to save Student {}"</w:t>
+      </w:r>
+      <w:r>
+        <w:rPr>
+          <w:rFonts w:ascii="Consolas" w:eastAsia="Times New Roman" w:hAnsi="Consolas" w:cs="Times New Roman"/>
+          <w:color w:val="000000"/>
+          <w:sz w:val="18"/>
+          <w:szCs w:val="18"/>
+          <w:lang w:val="en-IN" w:eastAsia="en-IN"/>
+        </w:rPr>
+        <w:t>,</w:t>
+      </w:r>
+      <w:r>
+        <w:rPr>
+          <w:rFonts w:ascii="Consolas" w:eastAsia="Times New Roman" w:hAnsi="Consolas" w:cs="Times New Roman"/>
+          <w:color w:val="6A3E3E"/>
+          <w:sz w:val="18"/>
+          <w:szCs w:val="18"/>
+          <w:lang w:val="en-IN" w:eastAsia="en-IN"/>
+        </w:rPr>
+        <w:t>studDTO</w:t>
+      </w:r>
+      <w:r>
+        <w:rPr>
+          <w:rFonts w:ascii="Consolas" w:eastAsia="Times New Roman" w:hAnsi="Consolas" w:cs="Times New Roman"/>
+          <w:color w:val="000000"/>
+          <w:sz w:val="18"/>
+          <w:szCs w:val="18"/>
+          <w:lang w:val="en-IN" w:eastAsia="en-IN"/>
+        </w:rPr>
+        <w:t>.getSname());</w:t>
+      </w:r>
+    </w:p>
+    <w:p>
+      <w:pPr>
+        <w:shd w:val="clear" w:color="auto" w:fill="FFFFFF"/>
+        <w:spacing w:after="0" w:line="240" w:lineRule="auto"/>
+        <w:rPr>
+          <w:rFonts w:ascii="Consolas" w:eastAsia="Times New Roman" w:hAnsi="Consolas" w:cs="Times New Roman"/>
+          <w:color w:val="000000"/>
+          <w:sz w:val="18"/>
+          <w:szCs w:val="18"/>
+          <w:lang w:val="en-IN" w:eastAsia="en-IN"/>
+        </w:rPr>
+      </w:pPr>
+      <w:r>
+        <w:rPr>
+          <w:rFonts w:ascii="Consolas" w:eastAsia="Times New Roman" w:hAnsi="Consolas" w:cs="Times New Roman"/>
+          <w:color w:val="000000"/>
+          <w:sz w:val="18"/>
+          <w:szCs w:val="18"/>
+          <w:lang w:val="en-IN" w:eastAsia="en-IN"/>
+        </w:rPr>
+        <w:tab/>
+      </w:r>
+      <w:r>
+        <w:rPr>
+          <w:rFonts w:ascii="Consolas" w:eastAsia="Times New Roman" w:hAnsi="Consolas" w:cs="Times New Roman"/>
+          <w:color w:val="000000"/>
+          <w:sz w:val="18"/>
+          <w:szCs w:val="18"/>
+          <w:lang w:val="en-IN" w:eastAsia="en-IN"/>
+        </w:rPr>
+        <w:tab/>
+        <w:t xml:space="preserve">StudentDTO </w:t>
+      </w:r>
+      <w:r>
+        <w:rPr>
+          <w:rFonts w:ascii="Consolas" w:eastAsia="Times New Roman" w:hAnsi="Consolas" w:cs="Times New Roman"/>
+          <w:color w:val="6A3E3E"/>
+          <w:sz w:val="18"/>
+          <w:szCs w:val="18"/>
+          <w:lang w:val="en-IN" w:eastAsia="en-IN"/>
+        </w:rPr>
+        <w:t>stDTO</w:t>
+      </w:r>
+      <w:r>
+        <w:rPr>
+          <w:rFonts w:ascii="Consolas" w:eastAsia="Times New Roman" w:hAnsi="Consolas" w:cs="Times New Roman"/>
+          <w:color w:val="000000"/>
+          <w:sz w:val="18"/>
+          <w:szCs w:val="18"/>
+          <w:lang w:val="en-IN" w:eastAsia="en-IN"/>
+        </w:rPr>
+        <w:t>=</w:t>
+      </w:r>
+      <w:r>
+        <w:rPr>
+          <w:rFonts w:ascii="Consolas" w:eastAsia="Times New Roman" w:hAnsi="Consolas" w:cs="Times New Roman"/>
+          <w:color w:val="0000C0"/>
+          <w:sz w:val="18"/>
+          <w:szCs w:val="18"/>
+          <w:lang w:val="en-IN" w:eastAsia="en-IN"/>
+        </w:rPr>
+        <w:t>studentService</w:t>
+      </w:r>
+      <w:r>
+        <w:rPr>
+          <w:rFonts w:ascii="Consolas" w:eastAsia="Times New Roman" w:hAnsi="Consolas" w:cs="Times New Roman"/>
+          <w:color w:val="000000"/>
+          <w:sz w:val="18"/>
+          <w:szCs w:val="18"/>
+          <w:lang w:val="en-IN" w:eastAsia="en-IN"/>
+        </w:rPr>
+        <w:t>.saveStudentUsingDTO(</w:t>
+      </w:r>
+      <w:r>
+        <w:rPr>
+          <w:rFonts w:ascii="Consolas" w:eastAsia="Times New Roman" w:hAnsi="Consolas" w:cs="Times New Roman"/>
+          <w:color w:val="6A3E3E"/>
+          <w:sz w:val="18"/>
+          <w:szCs w:val="18"/>
+          <w:lang w:val="en-IN" w:eastAsia="en-IN"/>
+        </w:rPr>
+        <w:t>studDTO</w:t>
+      </w:r>
+      <w:r>
+        <w:rPr>
+          <w:rFonts w:ascii="Consolas" w:eastAsia="Times New Roman" w:hAnsi="Consolas" w:cs="Times New Roman"/>
+          <w:color w:val="000000"/>
+          <w:sz w:val="18"/>
+          <w:szCs w:val="18"/>
+          <w:lang w:val="en-IN" w:eastAsia="en-IN"/>
+        </w:rPr>
+        <w:t>);</w:t>
+      </w:r>
+    </w:p>
+    <w:p>
+      <w:pPr>
+        <w:shd w:val="clear" w:color="auto" w:fill="FFFFFF"/>
+        <w:spacing w:after="0" w:line="240" w:lineRule="auto"/>
+        <w:rPr>
+          <w:rFonts w:ascii="Consolas" w:eastAsia="Times New Roman" w:hAnsi="Consolas" w:cs="Times New Roman"/>
+          <w:color w:val="000000"/>
+          <w:sz w:val="18"/>
+          <w:szCs w:val="18"/>
+          <w:lang w:val="en-IN" w:eastAsia="en-IN"/>
+        </w:rPr>
+      </w:pPr>
+      <w:r>
+        <w:rPr>
+          <w:rFonts w:ascii="Consolas" w:eastAsia="Times New Roman" w:hAnsi="Consolas" w:cs="Times New Roman"/>
+          <w:color w:val="000000"/>
+          <w:sz w:val="18"/>
+          <w:szCs w:val="18"/>
+          <w:lang w:val="en-IN" w:eastAsia="en-IN"/>
+        </w:rPr>
+        <w:tab/>
+      </w:r>
+      <w:r>
+        <w:rPr>
+          <w:rFonts w:ascii="Consolas" w:eastAsia="Times New Roman" w:hAnsi="Consolas" w:cs="Times New Roman"/>
+          <w:color w:val="000000"/>
+          <w:sz w:val="18"/>
+          <w:szCs w:val="18"/>
+          <w:lang w:val="en-IN" w:eastAsia="en-IN"/>
+        </w:rPr>
+        <w:tab/>
+      </w:r>
+      <w:r>
+        <w:rPr>
+          <w:rFonts w:ascii="Consolas" w:eastAsia="Times New Roman" w:hAnsi="Consolas" w:cs="Times New Roman"/>
+          <w:b/>
+          <w:bCs/>
+          <w:i/>
+          <w:iCs/>
+          <w:color w:val="0000C0"/>
+          <w:sz w:val="18"/>
+          <w:szCs w:val="18"/>
+          <w:lang w:val="en-IN" w:eastAsia="en-IN"/>
+        </w:rPr>
+        <w:t>logger</w:t>
+      </w:r>
+      <w:r>
+        <w:rPr>
+          <w:rFonts w:ascii="Consolas" w:eastAsia="Times New Roman" w:hAnsi="Consolas" w:cs="Times New Roman"/>
+          <w:color w:val="000000"/>
+          <w:sz w:val="18"/>
+          <w:szCs w:val="18"/>
+          <w:lang w:val="en-IN" w:eastAsia="en-IN"/>
+        </w:rPr>
+        <w:t>.info(</w:t>
+      </w:r>
+      <w:r>
+        <w:rPr>
+          <w:rFonts w:ascii="Consolas" w:eastAsia="Times New Roman" w:hAnsi="Consolas" w:cs="Times New Roman"/>
+          <w:color w:val="2A00FF"/>
+          <w:sz w:val="18"/>
+          <w:szCs w:val="18"/>
+          <w:lang w:val="en-IN" w:eastAsia="en-IN"/>
+        </w:rPr>
+        <w:t>"Record saved successfully for Student {}"</w:t>
+      </w:r>
+      <w:r>
+        <w:rPr>
+          <w:rFonts w:ascii="Consolas" w:eastAsia="Times New Roman" w:hAnsi="Consolas" w:cs="Times New Roman"/>
+          <w:color w:val="000000"/>
+          <w:sz w:val="18"/>
+          <w:szCs w:val="18"/>
+          <w:lang w:val="en-IN" w:eastAsia="en-IN"/>
+        </w:rPr>
+        <w:t>,</w:t>
+      </w:r>
+      <w:r>
+        <w:rPr>
+          <w:rFonts w:ascii="Consolas" w:eastAsia="Times New Roman" w:hAnsi="Consolas" w:cs="Times New Roman"/>
+          <w:color w:val="6A3E3E"/>
+          <w:sz w:val="18"/>
+          <w:szCs w:val="18"/>
+          <w:lang w:val="en-IN" w:eastAsia="en-IN"/>
+        </w:rPr>
+        <w:t>studDTO</w:t>
+      </w:r>
+      <w:r>
+        <w:rPr>
+          <w:rFonts w:ascii="Consolas" w:eastAsia="Times New Roman" w:hAnsi="Consolas" w:cs="Times New Roman"/>
+          <w:color w:val="000000"/>
+          <w:sz w:val="18"/>
+          <w:szCs w:val="18"/>
+          <w:lang w:val="en-IN" w:eastAsia="en-IN"/>
+        </w:rPr>
+        <w:t>.getSname());</w:t>
+      </w:r>
+    </w:p>
+    <w:p>
+      <w:pPr>
+        <w:shd w:val="clear" w:color="auto" w:fill="FFFFFF"/>
+        <w:spacing w:after="0" w:line="240" w:lineRule="auto"/>
+        <w:rPr>
+          <w:rFonts w:ascii="Consolas" w:eastAsia="Times New Roman" w:hAnsi="Consolas" w:cs="Times New Roman"/>
+          <w:color w:val="000000"/>
+          <w:sz w:val="18"/>
+          <w:szCs w:val="18"/>
+          <w:lang w:val="en-IN" w:eastAsia="en-IN"/>
+        </w:rPr>
+      </w:pPr>
+      <w:r>
+        <w:rPr>
+          <w:rFonts w:ascii="Consolas" w:eastAsia="Times New Roman" w:hAnsi="Consolas" w:cs="Times New Roman"/>
+          <w:color w:val="000000"/>
+          <w:sz w:val="18"/>
+          <w:szCs w:val="18"/>
+          <w:lang w:val="en-IN" w:eastAsia="en-IN"/>
+        </w:rPr>
+        <w:tab/>
+      </w:r>
+      <w:r>
+        <w:rPr>
+          <w:rFonts w:ascii="Consolas" w:eastAsia="Times New Roman" w:hAnsi="Consolas" w:cs="Times New Roman"/>
+          <w:color w:val="000000"/>
+          <w:sz w:val="18"/>
+          <w:szCs w:val="18"/>
+          <w:lang w:val="en-IN" w:eastAsia="en-IN"/>
+        </w:rPr>
+        <w:tab/>
+      </w:r>
+      <w:r>
+        <w:rPr>
+          <w:rFonts w:ascii="Consolas" w:eastAsia="Times New Roman" w:hAnsi="Consolas" w:cs="Times New Roman"/>
+          <w:b/>
+          <w:bCs/>
+          <w:color w:val="7F0055"/>
+          <w:sz w:val="18"/>
+          <w:szCs w:val="18"/>
+          <w:lang w:val="en-IN" w:eastAsia="en-IN"/>
+        </w:rPr>
+        <w:t>return</w:t>
+      </w:r>
+      <w:r>
+        <w:rPr>
+          <w:rFonts w:ascii="Consolas" w:eastAsia="Times New Roman" w:hAnsi="Consolas" w:cs="Times New Roman"/>
+          <w:color w:val="000000"/>
+          <w:sz w:val="18"/>
+          <w:szCs w:val="18"/>
+          <w:lang w:val="en-IN" w:eastAsia="en-IN"/>
+        </w:rPr>
+        <w:t xml:space="preserve"> </w:t>
+      </w:r>
+      <w:r>
+        <w:rPr>
+          <w:rFonts w:ascii="Consolas" w:eastAsia="Times New Roman" w:hAnsi="Consolas" w:cs="Times New Roman"/>
+          <w:b/>
+          <w:bCs/>
+          <w:color w:val="7F0055"/>
+          <w:sz w:val="18"/>
+          <w:szCs w:val="18"/>
+          <w:lang w:val="en-IN" w:eastAsia="en-IN"/>
+        </w:rPr>
+        <w:t>new</w:t>
+      </w:r>
+      <w:r>
+        <w:rPr>
+          <w:rFonts w:ascii="Consolas" w:eastAsia="Times New Roman" w:hAnsi="Consolas" w:cs="Times New Roman"/>
+          <w:color w:val="000000"/>
+          <w:sz w:val="18"/>
+          <w:szCs w:val="18"/>
+          <w:lang w:val="en-IN" w:eastAsia="en-IN"/>
+        </w:rPr>
+        <w:t xml:space="preserve"> ResponseEntity&lt;StudentDTO&gt;(</w:t>
+      </w:r>
+      <w:r>
+        <w:rPr>
+          <w:rFonts w:ascii="Consolas" w:eastAsia="Times New Roman" w:hAnsi="Consolas" w:cs="Times New Roman"/>
+          <w:color w:val="6A3E3E"/>
+          <w:sz w:val="18"/>
+          <w:szCs w:val="18"/>
+          <w:lang w:val="en-IN" w:eastAsia="en-IN"/>
+        </w:rPr>
+        <w:t>stDTO</w:t>
+      </w:r>
+      <w:r>
+        <w:rPr>
+          <w:rFonts w:ascii="Consolas" w:eastAsia="Times New Roman" w:hAnsi="Consolas" w:cs="Times New Roman"/>
+          <w:color w:val="000000"/>
+          <w:sz w:val="18"/>
+          <w:szCs w:val="18"/>
+          <w:lang w:val="en-IN" w:eastAsia="en-IN"/>
+        </w:rPr>
+        <w:t>,HttpStatus.</w:t>
+      </w:r>
+      <w:r>
+        <w:rPr>
+          <w:rFonts w:ascii="Consolas" w:eastAsia="Times New Roman" w:hAnsi="Consolas" w:cs="Times New Roman"/>
+          <w:b/>
+          <w:bCs/>
+          <w:i/>
+          <w:iCs/>
+          <w:color w:val="0000C0"/>
+          <w:sz w:val="18"/>
+          <w:szCs w:val="18"/>
+          <w:lang w:val="en-IN" w:eastAsia="en-IN"/>
+        </w:rPr>
+        <w:t>OK</w:t>
+      </w:r>
+      <w:r>
+        <w:rPr>
+          <w:rFonts w:ascii="Consolas" w:eastAsia="Times New Roman" w:hAnsi="Consolas" w:cs="Times New Roman"/>
+          <w:color w:val="000000"/>
+          <w:sz w:val="18"/>
+          <w:szCs w:val="18"/>
+          <w:lang w:val="en-IN" w:eastAsia="en-IN"/>
+        </w:rPr>
+        <w:t>);</w:t>
+      </w:r>
+    </w:p>
+    <w:p>
+      <w:pPr>
+        <w:shd w:val="clear" w:color="auto" w:fill="FFFFFF"/>
+        <w:spacing w:after="0" w:line="240" w:lineRule="auto"/>
+        <w:rPr>
+          <w:rFonts w:ascii="Consolas" w:eastAsia="Times New Roman" w:hAnsi="Consolas" w:cs="Times New Roman"/>
+          <w:color w:val="000000"/>
+          <w:sz w:val="18"/>
+          <w:szCs w:val="18"/>
+          <w:lang w:val="en-IN" w:eastAsia="en-IN"/>
+        </w:rPr>
+      </w:pPr>
+      <w:r>
+        <w:rPr>
+          <w:rFonts w:ascii="Consolas" w:eastAsia="Times New Roman" w:hAnsi="Consolas" w:cs="Times New Roman"/>
+          <w:color w:val="000000"/>
+          <w:sz w:val="18"/>
+          <w:szCs w:val="18"/>
+          <w:lang w:val="en-IN" w:eastAsia="en-IN"/>
+        </w:rPr>
+        <w:tab/>
+        <w:t>}</w:t>
+      </w:r>
+    </w:p>
+    <w:p>
+      <w:pPr>
+        <w:shd w:val="clear" w:color="auto" w:fill="FFFFFF"/>
+        <w:spacing w:after="0" w:line="240" w:lineRule="auto"/>
+        <w:rPr>
+          <w:rFonts w:ascii="Consolas" w:eastAsia="Times New Roman" w:hAnsi="Consolas" w:cs="Times New Roman"/>
+          <w:color w:val="000000"/>
+          <w:sz w:val="18"/>
+          <w:szCs w:val="18"/>
+          <w:lang w:val="en-IN" w:eastAsia="en-IN"/>
+        </w:rPr>
+      </w:pPr>
+      <w:r>
+        <w:rPr>
+          <w:rFonts w:ascii="Consolas" w:eastAsia="Times New Roman" w:hAnsi="Consolas" w:cs="Times New Roman"/>
+          <w:color w:val="000000"/>
+          <w:sz w:val="18"/>
+          <w:szCs w:val="18"/>
+          <w:lang w:val="en-IN" w:eastAsia="en-IN"/>
+        </w:rPr>
+        <w:tab/>
+      </w:r>
+    </w:p>
+    <w:p>
+      <w:pPr>
+        <w:rPr>
+          <w:sz w:val="18"/>
+          <w:szCs w:val="18"/>
+        </w:rPr>
+      </w:pPr>
+    </w:p>
+    <w:p>
+      <w:pPr>
+        <w:rPr>
+          <w:sz w:val="18"/>
+          <w:szCs w:val="18"/>
+        </w:rPr>
+      </w:pPr>
+    </w:p>
+    <w:p>
+      <w:pPr>
+        <w:rPr>
+          <w:sz w:val="18"/>
+          <w:szCs w:val="18"/>
+        </w:rPr>
+      </w:pPr>
+      <w:r>
+        <w:rPr>
+          <w:sz w:val="18"/>
+          <w:szCs w:val="18"/>
+        </w:rPr>
+        <w:t xml:space="preserve">Step 5 : logging message in </w:t>
+      </w:r>
+      <w:r>
+        <w:rPr>
+          <w:rFonts w:ascii="Consolas" w:eastAsia="Times New Roman" w:hAnsi="Consolas" w:cs="Times New Roman"/>
+          <w:color w:val="000000"/>
+          <w:sz w:val="18"/>
+          <w:szCs w:val="18"/>
+          <w:lang w:val="en-IN" w:eastAsia="en-IN"/>
+        </w:rPr>
+        <w:t>GlobalExceptionHandler</w:t>
+      </w:r>
+    </w:p>
+    <w:p>
+      <w:pPr>
+        <w:rPr>
+          <w:sz w:val="18"/>
+          <w:szCs w:val="18"/>
+        </w:rPr>
+      </w:pPr>
+    </w:p>
+    <w:p>
+      <w:pPr>
+        <w:shd w:val="clear" w:color="auto" w:fill="FFFFFF"/>
+        <w:spacing w:after="0" w:line="240" w:lineRule="auto"/>
+        <w:rPr>
+          <w:rFonts w:ascii="Consolas" w:eastAsia="Times New Roman" w:hAnsi="Consolas" w:cs="Times New Roman"/>
+          <w:color w:val="000000"/>
+          <w:sz w:val="18"/>
+          <w:szCs w:val="18"/>
+          <w:lang w:val="en-IN" w:eastAsia="en-IN"/>
+        </w:rPr>
+      </w:pPr>
+      <w:r>
+        <w:rPr>
+          <w:rFonts w:ascii="Consolas" w:eastAsia="Times New Roman" w:hAnsi="Consolas" w:cs="Times New Roman"/>
+          <w:b/>
+          <w:bCs/>
+          <w:color w:val="7F0055"/>
+          <w:sz w:val="18"/>
+          <w:szCs w:val="18"/>
+          <w:lang w:val="en-IN" w:eastAsia="en-IN"/>
+        </w:rPr>
+        <w:t>package</w:t>
+      </w:r>
+      <w:r>
+        <w:rPr>
+          <w:rFonts w:ascii="Consolas" w:eastAsia="Times New Roman" w:hAnsi="Consolas" w:cs="Times New Roman"/>
+          <w:color w:val="000000"/>
+          <w:sz w:val="18"/>
+          <w:szCs w:val="18"/>
+          <w:lang w:val="en-IN" w:eastAsia="en-IN"/>
+        </w:rPr>
+        <w:t xml:space="preserve"> com.itp.amazon.exception;</w:t>
+      </w:r>
+    </w:p>
+    <w:p>
+      <w:pPr>
+        <w:shd w:val="clear" w:color="auto" w:fill="FFFFFF"/>
+        <w:spacing w:after="0" w:line="240" w:lineRule="auto"/>
+        <w:rPr>
+          <w:rFonts w:ascii="Consolas" w:eastAsia="Times New Roman" w:hAnsi="Consolas" w:cs="Times New Roman"/>
+          <w:color w:val="000000"/>
+          <w:sz w:val="18"/>
+          <w:szCs w:val="18"/>
+          <w:lang w:val="en-IN" w:eastAsia="en-IN"/>
+        </w:rPr>
+      </w:pPr>
+    </w:p>
+    <w:p>
+      <w:pPr>
+        <w:shd w:val="clear" w:color="auto" w:fill="FFFFFF"/>
+        <w:spacing w:after="0" w:line="240" w:lineRule="auto"/>
+        <w:rPr>
+          <w:rFonts w:ascii="Consolas" w:eastAsia="Times New Roman" w:hAnsi="Consolas" w:cs="Times New Roman"/>
+          <w:color w:val="000000"/>
+          <w:sz w:val="18"/>
+          <w:szCs w:val="18"/>
+          <w:lang w:val="en-IN" w:eastAsia="en-IN"/>
+        </w:rPr>
+      </w:pPr>
+      <w:r>
+        <w:rPr>
+          <w:rFonts w:ascii="Consolas" w:eastAsia="Times New Roman" w:hAnsi="Consolas" w:cs="Times New Roman"/>
+          <w:b/>
+          <w:bCs/>
+          <w:color w:val="7F0055"/>
+          <w:sz w:val="18"/>
+          <w:szCs w:val="18"/>
+          <w:lang w:val="en-IN" w:eastAsia="en-IN"/>
+        </w:rPr>
+        <w:t>import</w:t>
+      </w:r>
+      <w:r>
+        <w:rPr>
+          <w:rFonts w:ascii="Consolas" w:eastAsia="Times New Roman" w:hAnsi="Consolas" w:cs="Times New Roman"/>
+          <w:color w:val="000000"/>
+          <w:sz w:val="18"/>
+          <w:szCs w:val="18"/>
+          <w:lang w:val="en-IN" w:eastAsia="en-IN"/>
+        </w:rPr>
+        <w:t xml:space="preserve"> java.util.ArrayList;</w:t>
+      </w:r>
+    </w:p>
+    <w:p>
+      <w:pPr>
+        <w:shd w:val="clear" w:color="auto" w:fill="FFFFFF"/>
+        <w:spacing w:after="0" w:line="240" w:lineRule="auto"/>
+        <w:rPr>
+          <w:rFonts w:ascii="Consolas" w:eastAsia="Times New Roman" w:hAnsi="Consolas" w:cs="Times New Roman"/>
+          <w:color w:val="000000"/>
+          <w:sz w:val="18"/>
+          <w:szCs w:val="18"/>
+          <w:lang w:val="en-IN" w:eastAsia="en-IN"/>
+        </w:rPr>
+      </w:pPr>
+      <w:r>
+        <w:rPr>
+          <w:rFonts w:ascii="Consolas" w:eastAsia="Times New Roman" w:hAnsi="Consolas" w:cs="Times New Roman"/>
+          <w:b/>
+          <w:bCs/>
+          <w:color w:val="7F0055"/>
+          <w:sz w:val="18"/>
+          <w:szCs w:val="18"/>
+          <w:lang w:val="en-IN" w:eastAsia="en-IN"/>
+        </w:rPr>
+        <w:t>import</w:t>
+      </w:r>
+      <w:r>
+        <w:rPr>
+          <w:rFonts w:ascii="Consolas" w:eastAsia="Times New Roman" w:hAnsi="Consolas" w:cs="Times New Roman"/>
+          <w:color w:val="000000"/>
+          <w:sz w:val="18"/>
+          <w:szCs w:val="18"/>
+          <w:lang w:val="en-IN" w:eastAsia="en-IN"/>
+        </w:rPr>
+        <w:t xml:space="preserve"> java.util.List;</w:t>
+      </w:r>
+    </w:p>
+    <w:p>
+      <w:pPr>
+        <w:shd w:val="clear" w:color="auto" w:fill="FFFFFF"/>
+        <w:spacing w:after="0" w:line="240" w:lineRule="auto"/>
+        <w:rPr>
+          <w:rFonts w:ascii="Consolas" w:eastAsia="Times New Roman" w:hAnsi="Consolas" w:cs="Times New Roman"/>
+          <w:color w:val="000000"/>
+          <w:sz w:val="18"/>
+          <w:szCs w:val="18"/>
+          <w:lang w:val="en-IN" w:eastAsia="en-IN"/>
+        </w:rPr>
+      </w:pPr>
+    </w:p>
+    <w:p>
+      <w:pPr>
+        <w:shd w:val="clear" w:color="auto" w:fill="FFFFFF"/>
+        <w:spacing w:after="0" w:line="240" w:lineRule="auto"/>
+        <w:rPr>
+          <w:rFonts w:ascii="Consolas" w:eastAsia="Times New Roman" w:hAnsi="Consolas" w:cs="Times New Roman"/>
+          <w:color w:val="000000"/>
+          <w:sz w:val="18"/>
+          <w:szCs w:val="18"/>
+          <w:lang w:val="en-IN" w:eastAsia="en-IN"/>
+        </w:rPr>
+      </w:pPr>
+      <w:r>
+        <w:rPr>
+          <w:rFonts w:ascii="Consolas" w:eastAsia="Times New Roman" w:hAnsi="Consolas" w:cs="Times New Roman"/>
+          <w:b/>
+          <w:bCs/>
+          <w:color w:val="7F0055"/>
+          <w:sz w:val="18"/>
+          <w:szCs w:val="18"/>
+          <w:lang w:val="en-IN" w:eastAsia="en-IN"/>
+        </w:rPr>
+        <w:t>import</w:t>
+      </w:r>
+      <w:r>
+        <w:rPr>
+          <w:rFonts w:ascii="Consolas" w:eastAsia="Times New Roman" w:hAnsi="Consolas" w:cs="Times New Roman"/>
+          <w:color w:val="000000"/>
+          <w:sz w:val="18"/>
+          <w:szCs w:val="18"/>
+          <w:lang w:val="en-IN" w:eastAsia="en-IN"/>
+        </w:rPr>
+        <w:t xml:space="preserve"> org.slf4j.Logger;</w:t>
+      </w:r>
+    </w:p>
+    <w:p>
+      <w:pPr>
+        <w:shd w:val="clear" w:color="auto" w:fill="FFFFFF"/>
+        <w:spacing w:after="0" w:line="240" w:lineRule="auto"/>
+        <w:rPr>
+          <w:rFonts w:ascii="Consolas" w:eastAsia="Times New Roman" w:hAnsi="Consolas" w:cs="Times New Roman"/>
+          <w:color w:val="000000"/>
+          <w:sz w:val="18"/>
+          <w:szCs w:val="18"/>
+          <w:lang w:val="en-IN" w:eastAsia="en-IN"/>
+        </w:rPr>
+      </w:pPr>
+      <w:r>
+        <w:rPr>
+          <w:rFonts w:ascii="Consolas" w:eastAsia="Times New Roman" w:hAnsi="Consolas" w:cs="Times New Roman"/>
+          <w:b/>
+          <w:bCs/>
+          <w:color w:val="7F0055"/>
+          <w:sz w:val="18"/>
+          <w:szCs w:val="18"/>
+          <w:lang w:val="en-IN" w:eastAsia="en-IN"/>
+        </w:rPr>
+        <w:t>import</w:t>
+      </w:r>
+      <w:r>
+        <w:rPr>
+          <w:rFonts w:ascii="Consolas" w:eastAsia="Times New Roman" w:hAnsi="Consolas" w:cs="Times New Roman"/>
+          <w:color w:val="000000"/>
+          <w:sz w:val="18"/>
+          <w:szCs w:val="18"/>
+          <w:lang w:val="en-IN" w:eastAsia="en-IN"/>
+        </w:rPr>
+        <w:t xml:space="preserve"> org.slf4j.LoggerFactory;</w:t>
+      </w:r>
+    </w:p>
+    <w:p>
+      <w:pPr>
+        <w:shd w:val="clear" w:color="auto" w:fill="FFFFFF"/>
+        <w:spacing w:after="0" w:line="240" w:lineRule="auto"/>
+        <w:rPr>
+          <w:rFonts w:ascii="Consolas" w:eastAsia="Times New Roman" w:hAnsi="Consolas" w:cs="Times New Roman"/>
+          <w:color w:val="000000"/>
+          <w:sz w:val="18"/>
+          <w:szCs w:val="18"/>
+          <w:lang w:val="en-IN" w:eastAsia="en-IN"/>
+        </w:rPr>
+      </w:pPr>
+      <w:r>
+        <w:rPr>
+          <w:rFonts w:ascii="Consolas" w:eastAsia="Times New Roman" w:hAnsi="Consolas" w:cs="Times New Roman"/>
+          <w:b/>
+          <w:bCs/>
+          <w:color w:val="7F0055"/>
+          <w:sz w:val="18"/>
+          <w:szCs w:val="18"/>
+          <w:lang w:val="en-IN" w:eastAsia="en-IN"/>
+        </w:rPr>
+        <w:t>import</w:t>
+      </w:r>
+      <w:r>
+        <w:rPr>
+          <w:rFonts w:ascii="Consolas" w:eastAsia="Times New Roman" w:hAnsi="Consolas" w:cs="Times New Roman"/>
+          <w:color w:val="000000"/>
+          <w:sz w:val="18"/>
+          <w:szCs w:val="18"/>
+          <w:lang w:val="en-IN" w:eastAsia="en-IN"/>
+        </w:rPr>
+        <w:t xml:space="preserve"> org.springframework.http.HttpStatus;</w:t>
+      </w:r>
+    </w:p>
+    <w:p>
+      <w:pPr>
+        <w:shd w:val="clear" w:color="auto" w:fill="FFFFFF"/>
+        <w:spacing w:after="0" w:line="240" w:lineRule="auto"/>
+        <w:rPr>
+          <w:rFonts w:ascii="Consolas" w:eastAsia="Times New Roman" w:hAnsi="Consolas" w:cs="Times New Roman"/>
+          <w:color w:val="000000"/>
+          <w:sz w:val="18"/>
+          <w:szCs w:val="18"/>
+          <w:lang w:val="en-IN" w:eastAsia="en-IN"/>
+        </w:rPr>
+      </w:pPr>
+      <w:r>
+        <w:rPr>
+          <w:rFonts w:ascii="Consolas" w:eastAsia="Times New Roman" w:hAnsi="Consolas" w:cs="Times New Roman"/>
+          <w:b/>
+          <w:bCs/>
+          <w:color w:val="7F0055"/>
+          <w:sz w:val="18"/>
+          <w:szCs w:val="18"/>
+          <w:lang w:val="en-IN" w:eastAsia="en-IN"/>
+        </w:rPr>
+        <w:t>import</w:t>
+      </w:r>
+      <w:r>
+        <w:rPr>
+          <w:rFonts w:ascii="Consolas" w:eastAsia="Times New Roman" w:hAnsi="Consolas" w:cs="Times New Roman"/>
+          <w:color w:val="000000"/>
+          <w:sz w:val="18"/>
+          <w:szCs w:val="18"/>
+          <w:lang w:val="en-IN" w:eastAsia="en-IN"/>
+        </w:rPr>
+        <w:t xml:space="preserve"> org.springframework.http.ResponseEntity;</w:t>
+      </w:r>
+    </w:p>
+    <w:p>
+      <w:pPr>
+        <w:shd w:val="clear" w:color="auto" w:fill="FFFFFF"/>
+        <w:spacing w:after="0" w:line="240" w:lineRule="auto"/>
+        <w:rPr>
+          <w:rFonts w:ascii="Consolas" w:eastAsia="Times New Roman" w:hAnsi="Consolas" w:cs="Times New Roman"/>
+          <w:color w:val="000000"/>
+          <w:sz w:val="18"/>
+          <w:szCs w:val="18"/>
+          <w:lang w:val="en-IN" w:eastAsia="en-IN"/>
+        </w:rPr>
+      </w:pPr>
+      <w:r>
+        <w:rPr>
+          <w:rFonts w:ascii="Consolas" w:eastAsia="Times New Roman" w:hAnsi="Consolas" w:cs="Times New Roman"/>
+          <w:b/>
+          <w:bCs/>
+          <w:color w:val="7F0055"/>
+          <w:sz w:val="18"/>
+          <w:szCs w:val="18"/>
+          <w:lang w:val="en-IN" w:eastAsia="en-IN"/>
+        </w:rPr>
+        <w:t>import</w:t>
+      </w:r>
+      <w:r>
+        <w:rPr>
+          <w:rFonts w:ascii="Consolas" w:eastAsia="Times New Roman" w:hAnsi="Consolas" w:cs="Times New Roman"/>
+          <w:color w:val="000000"/>
+          <w:sz w:val="18"/>
+          <w:szCs w:val="18"/>
+          <w:lang w:val="en-IN" w:eastAsia="en-IN"/>
+        </w:rPr>
+        <w:t xml:space="preserve"> org.springframework.validation.FieldError;</w:t>
+      </w:r>
+    </w:p>
+    <w:p>
+      <w:pPr>
+        <w:shd w:val="clear" w:color="auto" w:fill="FFFFFF"/>
+        <w:spacing w:after="0" w:line="240" w:lineRule="auto"/>
+        <w:rPr>
+          <w:rFonts w:ascii="Consolas" w:eastAsia="Times New Roman" w:hAnsi="Consolas" w:cs="Times New Roman"/>
+          <w:color w:val="000000"/>
+          <w:sz w:val="18"/>
+          <w:szCs w:val="18"/>
+          <w:lang w:val="en-IN" w:eastAsia="en-IN"/>
+        </w:rPr>
+      </w:pPr>
+      <w:r>
+        <w:rPr>
+          <w:rFonts w:ascii="Consolas" w:eastAsia="Times New Roman" w:hAnsi="Consolas" w:cs="Times New Roman"/>
+          <w:b/>
+          <w:bCs/>
+          <w:color w:val="7F0055"/>
+          <w:sz w:val="18"/>
+          <w:szCs w:val="18"/>
+          <w:lang w:val="en-IN" w:eastAsia="en-IN"/>
+        </w:rPr>
+        <w:t>import</w:t>
+      </w:r>
+      <w:r>
+        <w:rPr>
+          <w:rFonts w:ascii="Consolas" w:eastAsia="Times New Roman" w:hAnsi="Consolas" w:cs="Times New Roman"/>
+          <w:color w:val="000000"/>
+          <w:sz w:val="18"/>
+          <w:szCs w:val="18"/>
+          <w:lang w:val="en-IN" w:eastAsia="en-IN"/>
+        </w:rPr>
+        <w:t xml:space="preserve"> org.springframework.web.bind.MethodArgumentNotValidException;</w:t>
+      </w:r>
+    </w:p>
+    <w:p>
+      <w:pPr>
+        <w:shd w:val="clear" w:color="auto" w:fill="FFFFFF"/>
+        <w:spacing w:after="0" w:line="240" w:lineRule="auto"/>
+        <w:rPr>
+          <w:rFonts w:ascii="Consolas" w:eastAsia="Times New Roman" w:hAnsi="Consolas" w:cs="Times New Roman"/>
+          <w:color w:val="000000"/>
+          <w:sz w:val="18"/>
+          <w:szCs w:val="18"/>
+          <w:lang w:val="en-IN" w:eastAsia="en-IN"/>
+        </w:rPr>
+      </w:pPr>
+      <w:r>
+        <w:rPr>
+          <w:rFonts w:ascii="Consolas" w:eastAsia="Times New Roman" w:hAnsi="Consolas" w:cs="Times New Roman"/>
+          <w:b/>
+          <w:bCs/>
+          <w:color w:val="7F0055"/>
+          <w:sz w:val="18"/>
+          <w:szCs w:val="18"/>
+          <w:lang w:val="en-IN" w:eastAsia="en-IN"/>
+        </w:rPr>
+        <w:t>import</w:t>
+      </w:r>
+      <w:r>
+        <w:rPr>
+          <w:rFonts w:ascii="Consolas" w:eastAsia="Times New Roman" w:hAnsi="Consolas" w:cs="Times New Roman"/>
+          <w:color w:val="000000"/>
+          <w:sz w:val="18"/>
+          <w:szCs w:val="18"/>
+          <w:lang w:val="en-IN" w:eastAsia="en-IN"/>
+        </w:rPr>
+        <w:t xml:space="preserve"> org.springframework.web.bind.annotation.ControllerAdvice;</w:t>
+      </w:r>
+    </w:p>
+    <w:p>
+      <w:pPr>
+        <w:shd w:val="clear" w:color="auto" w:fill="FFFFFF"/>
+        <w:spacing w:after="0" w:line="240" w:lineRule="auto"/>
+        <w:rPr>
+          <w:rFonts w:ascii="Consolas" w:eastAsia="Times New Roman" w:hAnsi="Consolas" w:cs="Times New Roman"/>
+          <w:color w:val="000000"/>
+          <w:sz w:val="18"/>
+          <w:szCs w:val="18"/>
+          <w:lang w:val="en-IN" w:eastAsia="en-IN"/>
+        </w:rPr>
+      </w:pPr>
+      <w:r>
+        <w:rPr>
+          <w:rFonts w:ascii="Consolas" w:eastAsia="Times New Roman" w:hAnsi="Consolas" w:cs="Times New Roman"/>
+          <w:b/>
+          <w:bCs/>
+          <w:color w:val="7F0055"/>
+          <w:sz w:val="18"/>
+          <w:szCs w:val="18"/>
+          <w:lang w:val="en-IN" w:eastAsia="en-IN"/>
+        </w:rPr>
+        <w:t>import</w:t>
+      </w:r>
+      <w:r>
+        <w:rPr>
+          <w:rFonts w:ascii="Consolas" w:eastAsia="Times New Roman" w:hAnsi="Consolas" w:cs="Times New Roman"/>
+          <w:color w:val="000000"/>
+          <w:sz w:val="18"/>
+          <w:szCs w:val="18"/>
+          <w:lang w:val="en-IN" w:eastAsia="en-IN"/>
+        </w:rPr>
+        <w:t xml:space="preserve"> </w:t>
+      </w:r>
+      <w:r>
+        <w:rPr>
+          <w:rFonts w:ascii="Consolas" w:eastAsia="Times New Roman" w:hAnsi="Consolas" w:cs="Times New Roman"/>
+          <w:color w:val="000000"/>
+          <w:sz w:val="18"/>
+          <w:szCs w:val="18"/>
+          <w:shd w:val="clear" w:color="auto" w:fill="D4D4D4"/>
+          <w:lang w:val="en-IN" w:eastAsia="en-IN"/>
+        </w:rPr>
+        <w:t>org.springframework.web.bind.annotation.ExceptionHandler</w:t>
+      </w:r>
+      <w:r>
+        <w:rPr>
+          <w:rFonts w:ascii="Consolas" w:eastAsia="Times New Roman" w:hAnsi="Consolas" w:cs="Times New Roman"/>
+          <w:color w:val="000000"/>
+          <w:sz w:val="18"/>
+          <w:szCs w:val="18"/>
+          <w:lang w:val="en-IN" w:eastAsia="en-IN"/>
+        </w:rPr>
+        <w:t>;</w:t>
+      </w:r>
+    </w:p>
+    <w:p>
+      <w:pPr>
+        <w:shd w:val="clear" w:color="auto" w:fill="FFFFFF"/>
+        <w:spacing w:after="0" w:line="240" w:lineRule="auto"/>
+        <w:rPr>
+          <w:rFonts w:ascii="Consolas" w:eastAsia="Times New Roman" w:hAnsi="Consolas" w:cs="Times New Roman"/>
+          <w:color w:val="000000"/>
+          <w:sz w:val="18"/>
+          <w:szCs w:val="18"/>
+          <w:lang w:val="en-IN" w:eastAsia="en-IN"/>
+        </w:rPr>
+      </w:pPr>
+    </w:p>
+    <w:p>
+      <w:pPr>
+        <w:shd w:val="clear" w:color="auto" w:fill="FFFFFF"/>
+        <w:spacing w:after="0" w:line="240" w:lineRule="auto"/>
+        <w:rPr>
+          <w:rFonts w:ascii="Consolas" w:eastAsia="Times New Roman" w:hAnsi="Consolas" w:cs="Times New Roman"/>
+          <w:color w:val="000000"/>
+          <w:sz w:val="18"/>
+          <w:szCs w:val="18"/>
+          <w:lang w:val="en-IN" w:eastAsia="en-IN"/>
+        </w:rPr>
+      </w:pPr>
+      <w:r>
+        <w:rPr>
+          <w:rFonts w:ascii="Consolas" w:eastAsia="Times New Roman" w:hAnsi="Consolas" w:cs="Times New Roman"/>
+          <w:b/>
+          <w:bCs/>
+          <w:color w:val="7F0055"/>
+          <w:sz w:val="18"/>
+          <w:szCs w:val="18"/>
+          <w:lang w:val="en-IN" w:eastAsia="en-IN"/>
+        </w:rPr>
+        <w:t>import</w:t>
+      </w:r>
+      <w:r>
+        <w:rPr>
+          <w:rFonts w:ascii="Consolas" w:eastAsia="Times New Roman" w:hAnsi="Consolas" w:cs="Times New Roman"/>
+          <w:color w:val="000000"/>
+          <w:sz w:val="18"/>
+          <w:szCs w:val="18"/>
+          <w:lang w:val="en-IN" w:eastAsia="en-IN"/>
+        </w:rPr>
+        <w:t xml:space="preserve"> com.itp.amazon.service.StudentService;</w:t>
+      </w:r>
+    </w:p>
+    <w:p>
+      <w:pPr>
+        <w:shd w:val="clear" w:color="auto" w:fill="FFFFFF"/>
+        <w:spacing w:after="0" w:line="240" w:lineRule="auto"/>
+        <w:rPr>
+          <w:rFonts w:ascii="Consolas" w:eastAsia="Times New Roman" w:hAnsi="Consolas" w:cs="Times New Roman"/>
+          <w:color w:val="000000"/>
+          <w:sz w:val="18"/>
+          <w:szCs w:val="18"/>
+          <w:lang w:val="en-IN" w:eastAsia="en-IN"/>
+        </w:rPr>
+      </w:pPr>
+    </w:p>
+    <w:p>
+      <w:pPr>
+        <w:shd w:val="clear" w:color="auto" w:fill="FFFFFF"/>
+        <w:spacing w:after="0" w:line="240" w:lineRule="auto"/>
+        <w:rPr>
+          <w:rFonts w:ascii="Consolas" w:eastAsia="Times New Roman" w:hAnsi="Consolas" w:cs="Times New Roman"/>
+          <w:color w:val="000000"/>
+          <w:sz w:val="18"/>
+          <w:szCs w:val="18"/>
+          <w:lang w:val="en-IN" w:eastAsia="en-IN"/>
+        </w:rPr>
+      </w:pPr>
+      <w:r>
+        <w:rPr>
+          <w:rFonts w:ascii="Consolas" w:eastAsia="Times New Roman" w:hAnsi="Consolas" w:cs="Times New Roman"/>
+          <w:color w:val="646464"/>
+          <w:sz w:val="18"/>
+          <w:szCs w:val="18"/>
+          <w:lang w:val="en-IN" w:eastAsia="en-IN"/>
+        </w:rPr>
+        <w:t>@ControllerAdvice</w:t>
+      </w:r>
+    </w:p>
+    <w:p>
+      <w:pPr>
+        <w:shd w:val="clear" w:color="auto" w:fill="FFFFFF"/>
+        <w:spacing w:after="0" w:line="240" w:lineRule="auto"/>
+        <w:rPr>
+          <w:rFonts w:ascii="Consolas" w:eastAsia="Times New Roman" w:hAnsi="Consolas" w:cs="Times New Roman"/>
+          <w:color w:val="000000"/>
+          <w:sz w:val="18"/>
+          <w:szCs w:val="18"/>
+          <w:lang w:val="en-IN" w:eastAsia="en-IN"/>
+        </w:rPr>
+      </w:pPr>
+      <w:r>
+        <w:rPr>
+          <w:rFonts w:ascii="Consolas" w:eastAsia="Times New Roman" w:hAnsi="Consolas" w:cs="Times New Roman"/>
+          <w:b/>
+          <w:bCs/>
+          <w:color w:val="7F0055"/>
+          <w:sz w:val="18"/>
+          <w:szCs w:val="18"/>
+          <w:lang w:val="en-IN" w:eastAsia="en-IN"/>
+        </w:rPr>
+        <w:t>public</w:t>
+      </w:r>
+      <w:r>
+        <w:rPr>
+          <w:rFonts w:ascii="Consolas" w:eastAsia="Times New Roman" w:hAnsi="Consolas" w:cs="Times New Roman"/>
+          <w:color w:val="000000"/>
+          <w:sz w:val="18"/>
+          <w:szCs w:val="18"/>
+          <w:lang w:val="en-IN" w:eastAsia="en-IN"/>
+        </w:rPr>
+        <w:t xml:space="preserve"> </w:t>
+      </w:r>
+      <w:r>
+        <w:rPr>
+          <w:rFonts w:ascii="Consolas" w:eastAsia="Times New Roman" w:hAnsi="Consolas" w:cs="Times New Roman"/>
+          <w:b/>
+          <w:bCs/>
+          <w:color w:val="7F0055"/>
+          <w:sz w:val="18"/>
+          <w:szCs w:val="18"/>
+          <w:lang w:val="en-IN" w:eastAsia="en-IN"/>
+        </w:rPr>
+        <w:t>class</w:t>
+      </w:r>
+      <w:r>
+        <w:rPr>
+          <w:rFonts w:ascii="Consolas" w:eastAsia="Times New Roman" w:hAnsi="Consolas" w:cs="Times New Roman"/>
+          <w:color w:val="000000"/>
+          <w:sz w:val="18"/>
+          <w:szCs w:val="18"/>
+          <w:lang w:val="en-IN" w:eastAsia="en-IN"/>
+        </w:rPr>
+        <w:t xml:space="preserve"> GlobalExceptionHandler {</w:t>
+      </w:r>
+    </w:p>
+    <w:p>
+      <w:pPr>
+        <w:shd w:val="clear" w:color="auto" w:fill="FFFFFF"/>
+        <w:spacing w:after="0" w:line="240" w:lineRule="auto"/>
+        <w:rPr>
+          <w:rFonts w:ascii="Consolas" w:eastAsia="Times New Roman" w:hAnsi="Consolas" w:cs="Times New Roman"/>
+          <w:color w:val="000000"/>
+          <w:sz w:val="18"/>
+          <w:szCs w:val="18"/>
+          <w:lang w:val="en-IN" w:eastAsia="en-IN"/>
+        </w:rPr>
+      </w:pPr>
+    </w:p>
+    <w:p>
+      <w:pPr>
+        <w:shd w:val="clear" w:color="auto" w:fill="FFFFFF"/>
+        <w:spacing w:after="0" w:line="240" w:lineRule="auto"/>
+        <w:rPr>
+          <w:rFonts w:ascii="Consolas" w:eastAsia="Times New Roman" w:hAnsi="Consolas" w:cs="Times New Roman"/>
+          <w:color w:val="000000"/>
+          <w:sz w:val="18"/>
+          <w:szCs w:val="18"/>
+          <w:lang w:val="en-IN" w:eastAsia="en-IN"/>
+        </w:rPr>
+      </w:pPr>
+      <w:r>
+        <w:rPr>
+          <w:rFonts w:ascii="Consolas" w:eastAsia="Times New Roman" w:hAnsi="Consolas" w:cs="Times New Roman"/>
+          <w:color w:val="000000"/>
+          <w:sz w:val="18"/>
+          <w:szCs w:val="18"/>
+          <w:lang w:val="en-IN" w:eastAsia="en-IN"/>
+        </w:rPr>
+        <w:tab/>
+      </w:r>
+      <w:r>
+        <w:rPr>
+          <w:rFonts w:ascii="Consolas" w:eastAsia="Times New Roman" w:hAnsi="Consolas" w:cs="Times New Roman"/>
+          <w:b/>
+          <w:bCs/>
+          <w:color w:val="7F0055"/>
+          <w:sz w:val="18"/>
+          <w:szCs w:val="18"/>
+          <w:lang w:val="en-IN" w:eastAsia="en-IN"/>
+        </w:rPr>
+        <w:t>private</w:t>
+      </w:r>
+      <w:r>
+        <w:rPr>
+          <w:rFonts w:ascii="Consolas" w:eastAsia="Times New Roman" w:hAnsi="Consolas" w:cs="Times New Roman"/>
+          <w:color w:val="000000"/>
+          <w:sz w:val="18"/>
+          <w:szCs w:val="18"/>
+          <w:lang w:val="en-IN" w:eastAsia="en-IN"/>
+        </w:rPr>
+        <w:t xml:space="preserve"> </w:t>
+      </w:r>
+      <w:r>
+        <w:rPr>
+          <w:rFonts w:ascii="Consolas" w:eastAsia="Times New Roman" w:hAnsi="Consolas" w:cs="Times New Roman"/>
+          <w:b/>
+          <w:bCs/>
+          <w:color w:val="7F0055"/>
+          <w:sz w:val="18"/>
+          <w:szCs w:val="18"/>
+          <w:lang w:val="en-IN" w:eastAsia="en-IN"/>
+        </w:rPr>
+        <w:t>static</w:t>
+      </w:r>
+      <w:r>
+        <w:rPr>
+          <w:rFonts w:ascii="Consolas" w:eastAsia="Times New Roman" w:hAnsi="Consolas" w:cs="Times New Roman"/>
+          <w:color w:val="000000"/>
+          <w:sz w:val="18"/>
+          <w:szCs w:val="18"/>
+          <w:lang w:val="en-IN" w:eastAsia="en-IN"/>
+        </w:rPr>
+        <w:t xml:space="preserve"> </w:t>
+      </w:r>
+      <w:r>
+        <w:rPr>
+          <w:rFonts w:ascii="Consolas" w:eastAsia="Times New Roman" w:hAnsi="Consolas" w:cs="Times New Roman"/>
+          <w:b/>
+          <w:bCs/>
+          <w:color w:val="7F0055"/>
+          <w:sz w:val="18"/>
+          <w:szCs w:val="18"/>
+          <w:lang w:val="en-IN" w:eastAsia="en-IN"/>
+        </w:rPr>
+        <w:t>final</w:t>
+      </w:r>
+      <w:r>
+        <w:rPr>
+          <w:rFonts w:ascii="Consolas" w:eastAsia="Times New Roman" w:hAnsi="Consolas" w:cs="Times New Roman"/>
+          <w:color w:val="000000"/>
+          <w:sz w:val="18"/>
+          <w:szCs w:val="18"/>
+          <w:lang w:val="en-IN" w:eastAsia="en-IN"/>
+        </w:rPr>
+        <w:t xml:space="preserve"> Logger </w:t>
+      </w:r>
+      <w:r>
+        <w:rPr>
+          <w:rFonts w:ascii="Consolas" w:eastAsia="Times New Roman" w:hAnsi="Consolas" w:cs="Times New Roman"/>
+          <w:b/>
+          <w:bCs/>
+          <w:i/>
+          <w:iCs/>
+          <w:color w:val="0000C0"/>
+          <w:sz w:val="18"/>
+          <w:szCs w:val="18"/>
+          <w:lang w:val="en-IN" w:eastAsia="en-IN"/>
+        </w:rPr>
+        <w:t>logger</w:t>
+      </w:r>
+      <w:r>
+        <w:rPr>
+          <w:rFonts w:ascii="Consolas" w:eastAsia="Times New Roman" w:hAnsi="Consolas" w:cs="Times New Roman"/>
+          <w:color w:val="000000"/>
+          <w:sz w:val="18"/>
+          <w:szCs w:val="18"/>
+          <w:lang w:val="en-IN" w:eastAsia="en-IN"/>
+        </w:rPr>
+        <w:t xml:space="preserve"> = LoggerFactory.</w:t>
+      </w:r>
+      <w:r>
+        <w:rPr>
+          <w:rFonts w:ascii="Consolas" w:eastAsia="Times New Roman" w:hAnsi="Consolas" w:cs="Times New Roman"/>
+          <w:i/>
+          <w:iCs/>
+          <w:color w:val="000000"/>
+          <w:sz w:val="18"/>
+          <w:szCs w:val="18"/>
+          <w:lang w:val="en-IN" w:eastAsia="en-IN"/>
+        </w:rPr>
+        <w:t>getLogger</w:t>
+      </w:r>
+      <w:r>
+        <w:rPr>
+          <w:rFonts w:ascii="Consolas" w:eastAsia="Times New Roman" w:hAnsi="Consolas" w:cs="Times New Roman"/>
+          <w:color w:val="000000"/>
+          <w:sz w:val="18"/>
+          <w:szCs w:val="18"/>
+          <w:lang w:val="en-IN" w:eastAsia="en-IN"/>
+        </w:rPr>
+        <w:t>(StudentService.</w:t>
+      </w:r>
+      <w:r>
+        <w:rPr>
+          <w:rFonts w:ascii="Consolas" w:eastAsia="Times New Roman" w:hAnsi="Consolas" w:cs="Times New Roman"/>
+          <w:b/>
+          <w:bCs/>
+          <w:color w:val="7F0055"/>
+          <w:sz w:val="18"/>
+          <w:szCs w:val="18"/>
+          <w:lang w:val="en-IN" w:eastAsia="en-IN"/>
+        </w:rPr>
+        <w:t>class</w:t>
+      </w:r>
+      <w:r>
+        <w:rPr>
+          <w:rFonts w:ascii="Consolas" w:eastAsia="Times New Roman" w:hAnsi="Consolas" w:cs="Times New Roman"/>
+          <w:color w:val="000000"/>
+          <w:sz w:val="18"/>
+          <w:szCs w:val="18"/>
+          <w:lang w:val="en-IN" w:eastAsia="en-IN"/>
+        </w:rPr>
+        <w:t>);</w:t>
+      </w:r>
+    </w:p>
+    <w:p>
+      <w:pPr>
+        <w:shd w:val="clear" w:color="auto" w:fill="FFFFFF"/>
+        <w:spacing w:after="0" w:line="240" w:lineRule="auto"/>
+        <w:rPr>
+          <w:rFonts w:ascii="Consolas" w:eastAsia="Times New Roman" w:hAnsi="Consolas" w:cs="Times New Roman"/>
+          <w:color w:val="000000"/>
+          <w:sz w:val="18"/>
+          <w:szCs w:val="18"/>
+          <w:lang w:val="en-IN" w:eastAsia="en-IN"/>
+        </w:rPr>
+      </w:pPr>
+    </w:p>
+    <w:p>
+      <w:pPr>
+        <w:shd w:val="clear" w:color="auto" w:fill="FFFFFF"/>
+        <w:spacing w:after="0" w:line="240" w:lineRule="auto"/>
+        <w:rPr>
+          <w:rFonts w:ascii="Consolas" w:eastAsia="Times New Roman" w:hAnsi="Consolas" w:cs="Times New Roman"/>
+          <w:color w:val="000000"/>
+          <w:sz w:val="18"/>
+          <w:szCs w:val="18"/>
+          <w:lang w:val="en-IN" w:eastAsia="en-IN"/>
+        </w:rPr>
+      </w:pPr>
+      <w:r>
+        <w:rPr>
+          <w:rFonts w:ascii="Consolas" w:eastAsia="Times New Roman" w:hAnsi="Consolas" w:cs="Times New Roman"/>
+          <w:color w:val="000000"/>
+          <w:sz w:val="18"/>
+          <w:szCs w:val="18"/>
+          <w:lang w:val="en-IN" w:eastAsia="en-IN"/>
+        </w:rPr>
+        <w:tab/>
+      </w:r>
+      <w:r>
+        <w:rPr>
+          <w:rFonts w:ascii="Consolas" w:eastAsia="Times New Roman" w:hAnsi="Consolas" w:cs="Times New Roman"/>
+          <w:color w:val="646464"/>
+          <w:sz w:val="18"/>
+          <w:szCs w:val="18"/>
+          <w:lang w:val="en-IN" w:eastAsia="en-IN"/>
+        </w:rPr>
+        <w:t>@</w:t>
+      </w:r>
+      <w:r>
+        <w:rPr>
+          <w:rFonts w:ascii="Consolas" w:eastAsia="Times New Roman" w:hAnsi="Consolas" w:cs="Times New Roman"/>
+          <w:color w:val="646464"/>
+          <w:sz w:val="18"/>
+          <w:szCs w:val="18"/>
+          <w:shd w:val="clear" w:color="auto" w:fill="D4D4D4"/>
+          <w:lang w:val="en-IN" w:eastAsia="en-IN"/>
+        </w:rPr>
+        <w:t>ExceptionHandler</w:t>
+      </w:r>
+      <w:r>
+        <w:rPr>
+          <w:rFonts w:ascii="Consolas" w:eastAsia="Times New Roman" w:hAnsi="Consolas" w:cs="Times New Roman"/>
+          <w:color w:val="000000"/>
+          <w:sz w:val="18"/>
+          <w:szCs w:val="18"/>
+          <w:lang w:val="en-IN" w:eastAsia="en-IN"/>
+        </w:rPr>
+        <w:t>(ResourceNotFoundException.</w:t>
+      </w:r>
+      <w:r>
+        <w:rPr>
+          <w:rFonts w:ascii="Consolas" w:eastAsia="Times New Roman" w:hAnsi="Consolas" w:cs="Times New Roman"/>
+          <w:b/>
+          <w:bCs/>
+          <w:color w:val="7F0055"/>
+          <w:sz w:val="18"/>
+          <w:szCs w:val="18"/>
+          <w:lang w:val="en-IN" w:eastAsia="en-IN"/>
+        </w:rPr>
+        <w:t>class</w:t>
+      </w:r>
+      <w:r>
+        <w:rPr>
+          <w:rFonts w:ascii="Consolas" w:eastAsia="Times New Roman" w:hAnsi="Consolas" w:cs="Times New Roman"/>
+          <w:color w:val="000000"/>
+          <w:sz w:val="18"/>
+          <w:szCs w:val="18"/>
+          <w:lang w:val="en-IN" w:eastAsia="en-IN"/>
+        </w:rPr>
+        <w:t>)</w:t>
+      </w:r>
+    </w:p>
+    <w:p>
+      <w:pPr>
+        <w:shd w:val="clear" w:color="auto" w:fill="FFFFFF"/>
+        <w:spacing w:after="0" w:line="240" w:lineRule="auto"/>
+        <w:rPr>
+          <w:rFonts w:ascii="Consolas" w:eastAsia="Times New Roman" w:hAnsi="Consolas" w:cs="Times New Roman"/>
+          <w:color w:val="000000"/>
+          <w:sz w:val="18"/>
+          <w:szCs w:val="18"/>
+          <w:lang w:val="en-IN" w:eastAsia="en-IN"/>
+        </w:rPr>
+      </w:pPr>
+      <w:r>
+        <w:rPr>
+          <w:rFonts w:ascii="Consolas" w:eastAsia="Times New Roman" w:hAnsi="Consolas" w:cs="Times New Roman"/>
+          <w:color w:val="000000"/>
+          <w:sz w:val="18"/>
+          <w:szCs w:val="18"/>
+          <w:lang w:val="en-IN" w:eastAsia="en-IN"/>
+        </w:rPr>
+        <w:tab/>
+      </w:r>
+      <w:r>
+        <w:rPr>
+          <w:rFonts w:ascii="Consolas" w:eastAsia="Times New Roman" w:hAnsi="Consolas" w:cs="Times New Roman"/>
+          <w:b/>
+          <w:bCs/>
+          <w:color w:val="7F0055"/>
+          <w:sz w:val="18"/>
+          <w:szCs w:val="18"/>
+          <w:lang w:val="en-IN" w:eastAsia="en-IN"/>
+        </w:rPr>
+        <w:t>public</w:t>
+      </w:r>
+      <w:r>
+        <w:rPr>
+          <w:rFonts w:ascii="Consolas" w:eastAsia="Times New Roman" w:hAnsi="Consolas" w:cs="Times New Roman"/>
+          <w:color w:val="000000"/>
+          <w:sz w:val="18"/>
+          <w:szCs w:val="18"/>
+          <w:lang w:val="en-IN" w:eastAsia="en-IN"/>
+        </w:rPr>
+        <w:t xml:space="preserve"> ResponseEntity&lt;String&gt; handleResourceNotFoundException(ResourceNotFoundException </w:t>
+      </w:r>
+      <w:r>
+        <w:rPr>
+          <w:rFonts w:ascii="Consolas" w:eastAsia="Times New Roman" w:hAnsi="Consolas" w:cs="Times New Roman"/>
+          <w:color w:val="6A3E3E"/>
+          <w:sz w:val="18"/>
+          <w:szCs w:val="18"/>
+          <w:lang w:val="en-IN" w:eastAsia="en-IN"/>
+        </w:rPr>
+        <w:t>ex</w:t>
+      </w:r>
+      <w:r>
+        <w:rPr>
+          <w:rFonts w:ascii="Consolas" w:eastAsia="Times New Roman" w:hAnsi="Consolas" w:cs="Times New Roman"/>
+          <w:color w:val="000000"/>
+          <w:sz w:val="18"/>
+          <w:szCs w:val="18"/>
+          <w:lang w:val="en-IN" w:eastAsia="en-IN"/>
+        </w:rPr>
+        <w:t>) {</w:t>
+      </w:r>
+    </w:p>
+    <w:p>
+      <w:pPr>
+        <w:shd w:val="clear" w:color="auto" w:fill="FFFFFF"/>
+        <w:spacing w:after="0" w:line="240" w:lineRule="auto"/>
+        <w:rPr>
+          <w:rFonts w:ascii="Consolas" w:eastAsia="Times New Roman" w:hAnsi="Consolas" w:cs="Times New Roman"/>
+          <w:color w:val="000000"/>
+          <w:sz w:val="18"/>
+          <w:szCs w:val="18"/>
+          <w:lang w:val="en-IN" w:eastAsia="en-IN"/>
+        </w:rPr>
+      </w:pPr>
+      <w:r>
+        <w:rPr>
+          <w:rFonts w:ascii="Consolas" w:eastAsia="Times New Roman" w:hAnsi="Consolas" w:cs="Times New Roman"/>
+          <w:color w:val="000000"/>
+          <w:sz w:val="18"/>
+          <w:szCs w:val="18"/>
+          <w:lang w:val="en-IN" w:eastAsia="en-IN"/>
+        </w:rPr>
+        <w:tab/>
+      </w:r>
+      <w:r>
+        <w:rPr>
+          <w:rFonts w:ascii="Consolas" w:eastAsia="Times New Roman" w:hAnsi="Consolas" w:cs="Times New Roman"/>
+          <w:color w:val="000000"/>
+          <w:sz w:val="18"/>
+          <w:szCs w:val="18"/>
+          <w:lang w:val="en-IN" w:eastAsia="en-IN"/>
+        </w:rPr>
+        <w:tab/>
+      </w:r>
+      <w:r>
+        <w:rPr>
+          <w:rFonts w:ascii="Consolas" w:eastAsia="Times New Roman" w:hAnsi="Consolas" w:cs="Times New Roman"/>
+          <w:b/>
+          <w:bCs/>
+          <w:color w:val="7F0055"/>
+          <w:sz w:val="18"/>
+          <w:szCs w:val="18"/>
+          <w:lang w:val="en-IN" w:eastAsia="en-IN"/>
+        </w:rPr>
+        <w:t>return</w:t>
+      </w:r>
+      <w:r>
+        <w:rPr>
+          <w:rFonts w:ascii="Consolas" w:eastAsia="Times New Roman" w:hAnsi="Consolas" w:cs="Times New Roman"/>
+          <w:color w:val="000000"/>
+          <w:sz w:val="18"/>
+          <w:szCs w:val="18"/>
+          <w:lang w:val="en-IN" w:eastAsia="en-IN"/>
+        </w:rPr>
+        <w:t xml:space="preserve"> </w:t>
+      </w:r>
+      <w:r>
+        <w:rPr>
+          <w:rFonts w:ascii="Consolas" w:eastAsia="Times New Roman" w:hAnsi="Consolas" w:cs="Times New Roman"/>
+          <w:b/>
+          <w:bCs/>
+          <w:color w:val="7F0055"/>
+          <w:sz w:val="18"/>
+          <w:szCs w:val="18"/>
+          <w:lang w:val="en-IN" w:eastAsia="en-IN"/>
+        </w:rPr>
+        <w:t>new</w:t>
+      </w:r>
+      <w:r>
+        <w:rPr>
+          <w:rFonts w:ascii="Consolas" w:eastAsia="Times New Roman" w:hAnsi="Consolas" w:cs="Times New Roman"/>
+          <w:color w:val="000000"/>
+          <w:sz w:val="18"/>
+          <w:szCs w:val="18"/>
+          <w:lang w:val="en-IN" w:eastAsia="en-IN"/>
+        </w:rPr>
+        <w:t xml:space="preserve"> ResponseEntity&lt;String&gt;(</w:t>
+      </w:r>
+      <w:r>
+        <w:rPr>
+          <w:rFonts w:ascii="Consolas" w:eastAsia="Times New Roman" w:hAnsi="Consolas" w:cs="Times New Roman"/>
+          <w:color w:val="6A3E3E"/>
+          <w:sz w:val="18"/>
+          <w:szCs w:val="18"/>
+          <w:lang w:val="en-IN" w:eastAsia="en-IN"/>
+        </w:rPr>
+        <w:t>ex</w:t>
+      </w:r>
+      <w:r>
+        <w:rPr>
+          <w:rFonts w:ascii="Consolas" w:eastAsia="Times New Roman" w:hAnsi="Consolas" w:cs="Times New Roman"/>
+          <w:color w:val="000000"/>
+          <w:sz w:val="18"/>
+          <w:szCs w:val="18"/>
+          <w:lang w:val="en-IN" w:eastAsia="en-IN"/>
+        </w:rPr>
+        <w:t>.getMessage(), HttpStatus.</w:t>
+      </w:r>
+      <w:r>
+        <w:rPr>
+          <w:rFonts w:ascii="Consolas" w:eastAsia="Times New Roman" w:hAnsi="Consolas" w:cs="Times New Roman"/>
+          <w:b/>
+          <w:bCs/>
+          <w:i/>
+          <w:iCs/>
+          <w:color w:val="0000C0"/>
+          <w:sz w:val="18"/>
+          <w:szCs w:val="18"/>
+          <w:lang w:val="en-IN" w:eastAsia="en-IN"/>
+        </w:rPr>
+        <w:t>BAD_REQUEST</w:t>
+      </w:r>
+      <w:r>
+        <w:rPr>
+          <w:rFonts w:ascii="Consolas" w:eastAsia="Times New Roman" w:hAnsi="Consolas" w:cs="Times New Roman"/>
+          <w:color w:val="000000"/>
+          <w:sz w:val="18"/>
+          <w:szCs w:val="18"/>
+          <w:lang w:val="en-IN" w:eastAsia="en-IN"/>
+        </w:rPr>
+        <w:t>);</w:t>
+      </w:r>
+    </w:p>
+    <w:p>
+      <w:pPr>
+        <w:shd w:val="clear" w:color="auto" w:fill="FFFFFF"/>
+        <w:spacing w:after="0" w:line="240" w:lineRule="auto"/>
+        <w:rPr>
+          <w:rFonts w:ascii="Consolas" w:eastAsia="Times New Roman" w:hAnsi="Consolas" w:cs="Times New Roman"/>
+          <w:color w:val="000000"/>
+          <w:sz w:val="18"/>
+          <w:szCs w:val="18"/>
+          <w:lang w:val="en-IN" w:eastAsia="en-IN"/>
+        </w:rPr>
+      </w:pPr>
+      <w:r>
+        <w:rPr>
+          <w:rFonts w:ascii="Consolas" w:eastAsia="Times New Roman" w:hAnsi="Consolas" w:cs="Times New Roman"/>
+          <w:color w:val="000000"/>
+          <w:sz w:val="18"/>
+          <w:szCs w:val="18"/>
+          <w:lang w:val="en-IN" w:eastAsia="en-IN"/>
+        </w:rPr>
+        <w:tab/>
+        <w:t>}</w:t>
+      </w:r>
+    </w:p>
+    <w:p>
+      <w:pPr>
+        <w:shd w:val="clear" w:color="auto" w:fill="FFFFFF"/>
+        <w:spacing w:after="0" w:line="240" w:lineRule="auto"/>
+        <w:rPr>
+          <w:rFonts w:ascii="Consolas" w:eastAsia="Times New Roman" w:hAnsi="Consolas" w:cs="Times New Roman"/>
+          <w:color w:val="000000"/>
+          <w:sz w:val="18"/>
+          <w:szCs w:val="18"/>
+          <w:lang w:val="en-IN" w:eastAsia="en-IN"/>
+        </w:rPr>
+      </w:pPr>
+    </w:p>
+    <w:p>
+      <w:pPr>
+        <w:shd w:val="clear" w:color="auto" w:fill="FFFFFF"/>
+        <w:spacing w:after="0" w:line="240" w:lineRule="auto"/>
+        <w:rPr>
+          <w:rFonts w:ascii="Consolas" w:eastAsia="Times New Roman" w:hAnsi="Consolas" w:cs="Times New Roman"/>
+          <w:color w:val="000000"/>
+          <w:sz w:val="18"/>
+          <w:szCs w:val="18"/>
+          <w:lang w:val="en-IN" w:eastAsia="en-IN"/>
+        </w:rPr>
+      </w:pPr>
+      <w:r>
+        <w:rPr>
+          <w:rFonts w:ascii="Consolas" w:eastAsia="Times New Roman" w:hAnsi="Consolas" w:cs="Times New Roman"/>
+          <w:color w:val="000000"/>
+          <w:sz w:val="18"/>
+          <w:szCs w:val="18"/>
+          <w:lang w:val="en-IN" w:eastAsia="en-IN"/>
+        </w:rPr>
+        <w:tab/>
+      </w:r>
+      <w:r>
+        <w:rPr>
+          <w:rFonts w:ascii="Consolas" w:eastAsia="Times New Roman" w:hAnsi="Consolas" w:cs="Times New Roman"/>
+          <w:color w:val="646464"/>
+          <w:sz w:val="18"/>
+          <w:szCs w:val="18"/>
+          <w:lang w:val="en-IN" w:eastAsia="en-IN"/>
+        </w:rPr>
+        <w:t>@</w:t>
+      </w:r>
+      <w:r>
+        <w:rPr>
+          <w:rFonts w:ascii="Consolas" w:eastAsia="Times New Roman" w:hAnsi="Consolas" w:cs="Times New Roman"/>
+          <w:color w:val="646464"/>
+          <w:sz w:val="18"/>
+          <w:szCs w:val="18"/>
+          <w:shd w:val="clear" w:color="auto" w:fill="D4D4D4"/>
+          <w:lang w:val="en-IN" w:eastAsia="en-IN"/>
+        </w:rPr>
+        <w:t>ExceptionHandler</w:t>
+      </w:r>
+      <w:r>
+        <w:rPr>
+          <w:rFonts w:ascii="Consolas" w:eastAsia="Times New Roman" w:hAnsi="Consolas" w:cs="Times New Roman"/>
+          <w:color w:val="000000"/>
+          <w:sz w:val="18"/>
+          <w:szCs w:val="18"/>
+          <w:lang w:val="en-IN" w:eastAsia="en-IN"/>
+        </w:rPr>
+        <w:t>(MethodArgumentNotValidException.</w:t>
+      </w:r>
+      <w:r>
+        <w:rPr>
+          <w:rFonts w:ascii="Consolas" w:eastAsia="Times New Roman" w:hAnsi="Consolas" w:cs="Times New Roman"/>
+          <w:b/>
+          <w:bCs/>
+          <w:color w:val="7F0055"/>
+          <w:sz w:val="18"/>
+          <w:szCs w:val="18"/>
+          <w:lang w:val="en-IN" w:eastAsia="en-IN"/>
+        </w:rPr>
+        <w:t>class</w:t>
+      </w:r>
+      <w:r>
+        <w:rPr>
+          <w:rFonts w:ascii="Consolas" w:eastAsia="Times New Roman" w:hAnsi="Consolas" w:cs="Times New Roman"/>
+          <w:color w:val="000000"/>
+          <w:sz w:val="18"/>
+          <w:szCs w:val="18"/>
+          <w:lang w:val="en-IN" w:eastAsia="en-IN"/>
+        </w:rPr>
+        <w:t>)</w:t>
+      </w:r>
+    </w:p>
+    <w:p>
+      <w:pPr>
+        <w:shd w:val="clear" w:color="auto" w:fill="FFFFFF"/>
+        <w:spacing w:after="0" w:line="240" w:lineRule="auto"/>
+        <w:rPr>
+          <w:rFonts w:ascii="Consolas" w:eastAsia="Times New Roman" w:hAnsi="Consolas" w:cs="Times New Roman"/>
+          <w:color w:val="000000"/>
+          <w:sz w:val="18"/>
+          <w:szCs w:val="18"/>
+          <w:lang w:val="en-IN" w:eastAsia="en-IN"/>
+        </w:rPr>
+      </w:pPr>
+      <w:r>
+        <w:rPr>
+          <w:rFonts w:ascii="Consolas" w:eastAsia="Times New Roman" w:hAnsi="Consolas" w:cs="Times New Roman"/>
+          <w:color w:val="000000"/>
+          <w:sz w:val="18"/>
+          <w:szCs w:val="18"/>
+          <w:lang w:val="en-IN" w:eastAsia="en-IN"/>
+        </w:rPr>
+        <w:tab/>
+      </w:r>
+      <w:r>
+        <w:rPr>
+          <w:rFonts w:ascii="Consolas" w:eastAsia="Times New Roman" w:hAnsi="Consolas" w:cs="Times New Roman"/>
+          <w:b/>
+          <w:bCs/>
+          <w:color w:val="7F0055"/>
+          <w:sz w:val="18"/>
+          <w:szCs w:val="18"/>
+          <w:lang w:val="en-IN" w:eastAsia="en-IN"/>
+        </w:rPr>
+        <w:t>public</w:t>
+      </w:r>
+      <w:r>
+        <w:rPr>
+          <w:rFonts w:ascii="Consolas" w:eastAsia="Times New Roman" w:hAnsi="Consolas" w:cs="Times New Roman"/>
+          <w:color w:val="000000"/>
+          <w:sz w:val="18"/>
+          <w:szCs w:val="18"/>
+          <w:lang w:val="en-IN" w:eastAsia="en-IN"/>
+        </w:rPr>
+        <w:t xml:space="preserve"> ResponseEntity&lt;List&lt;APIError&gt;&gt; handleMethodArgumentNotValidException(MethodArgumentNotValidException </w:t>
+      </w:r>
+      <w:r>
+        <w:rPr>
+          <w:rFonts w:ascii="Consolas" w:eastAsia="Times New Roman" w:hAnsi="Consolas" w:cs="Times New Roman"/>
+          <w:color w:val="6A3E3E"/>
+          <w:sz w:val="18"/>
+          <w:szCs w:val="18"/>
+          <w:lang w:val="en-IN" w:eastAsia="en-IN"/>
+        </w:rPr>
+        <w:t>ex</w:t>
+      </w:r>
+      <w:r>
+        <w:rPr>
+          <w:rFonts w:ascii="Consolas" w:eastAsia="Times New Roman" w:hAnsi="Consolas" w:cs="Times New Roman"/>
+          <w:color w:val="000000"/>
+          <w:sz w:val="18"/>
+          <w:szCs w:val="18"/>
+          <w:lang w:val="en-IN" w:eastAsia="en-IN"/>
+        </w:rPr>
+        <w:t>) {</w:t>
+      </w:r>
+    </w:p>
+    <w:p>
+      <w:pPr>
+        <w:shd w:val="clear" w:color="auto" w:fill="FFFFFF"/>
+        <w:spacing w:after="0" w:line="240" w:lineRule="auto"/>
+        <w:rPr>
+          <w:rFonts w:ascii="Consolas" w:eastAsia="Times New Roman" w:hAnsi="Consolas" w:cs="Times New Roman"/>
+          <w:color w:val="000000"/>
+          <w:sz w:val="18"/>
+          <w:szCs w:val="18"/>
+          <w:lang w:val="en-IN" w:eastAsia="en-IN"/>
+        </w:rPr>
+      </w:pPr>
+      <w:r>
+        <w:rPr>
+          <w:rFonts w:ascii="Consolas" w:eastAsia="Times New Roman" w:hAnsi="Consolas" w:cs="Times New Roman"/>
+          <w:color w:val="000000"/>
+          <w:sz w:val="18"/>
+          <w:szCs w:val="18"/>
+          <w:lang w:val="en-IN" w:eastAsia="en-IN"/>
+        </w:rPr>
+        <w:tab/>
+      </w:r>
+      <w:r>
+        <w:rPr>
+          <w:rFonts w:ascii="Consolas" w:eastAsia="Times New Roman" w:hAnsi="Consolas" w:cs="Times New Roman"/>
+          <w:color w:val="000000"/>
+          <w:sz w:val="18"/>
+          <w:szCs w:val="18"/>
+          <w:lang w:val="en-IN" w:eastAsia="en-IN"/>
+        </w:rPr>
+        <w:tab/>
+      </w:r>
+      <w:r>
+        <w:rPr>
+          <w:rFonts w:ascii="Consolas" w:eastAsia="Times New Roman" w:hAnsi="Consolas" w:cs="Times New Roman"/>
+          <w:b/>
+          <w:bCs/>
+          <w:i/>
+          <w:iCs/>
+          <w:color w:val="0000C0"/>
+          <w:sz w:val="18"/>
+          <w:szCs w:val="18"/>
+          <w:lang w:val="en-IN" w:eastAsia="en-IN"/>
+        </w:rPr>
+        <w:t>logger</w:t>
+      </w:r>
+      <w:r>
+        <w:rPr>
+          <w:rFonts w:ascii="Consolas" w:eastAsia="Times New Roman" w:hAnsi="Consolas" w:cs="Times New Roman"/>
+          <w:color w:val="000000"/>
+          <w:sz w:val="18"/>
+          <w:szCs w:val="18"/>
+          <w:lang w:val="en-IN" w:eastAsia="en-IN"/>
+        </w:rPr>
+        <w:t>.warn(</w:t>
+      </w:r>
+      <w:r>
+        <w:rPr>
+          <w:rFonts w:ascii="Consolas" w:eastAsia="Times New Roman" w:hAnsi="Consolas" w:cs="Times New Roman"/>
+          <w:color w:val="2A00FF"/>
+          <w:sz w:val="18"/>
+          <w:szCs w:val="18"/>
+          <w:lang w:val="en-IN" w:eastAsia="en-IN"/>
+        </w:rPr>
+        <w:t>"Validation Problem while adding Student "</w:t>
+      </w:r>
+      <w:r>
+        <w:rPr>
+          <w:rFonts w:ascii="Consolas" w:eastAsia="Times New Roman" w:hAnsi="Consolas" w:cs="Times New Roman"/>
+          <w:color w:val="000000"/>
+          <w:sz w:val="18"/>
+          <w:szCs w:val="18"/>
+          <w:lang w:val="en-IN" w:eastAsia="en-IN"/>
+        </w:rPr>
+        <w:t>);</w:t>
+      </w:r>
+    </w:p>
+    <w:p>
+      <w:pPr>
+        <w:shd w:val="clear" w:color="auto" w:fill="FFFFFF"/>
+        <w:spacing w:after="0" w:line="240" w:lineRule="auto"/>
+        <w:rPr>
+          <w:rFonts w:ascii="Consolas" w:eastAsia="Times New Roman" w:hAnsi="Consolas" w:cs="Times New Roman"/>
+          <w:color w:val="000000"/>
+          <w:sz w:val="18"/>
+          <w:szCs w:val="18"/>
+          <w:lang w:val="en-IN" w:eastAsia="en-IN"/>
+        </w:rPr>
+      </w:pPr>
+      <w:r>
+        <w:rPr>
+          <w:rFonts w:ascii="Consolas" w:eastAsia="Times New Roman" w:hAnsi="Consolas" w:cs="Times New Roman"/>
+          <w:color w:val="000000"/>
+          <w:sz w:val="18"/>
+          <w:szCs w:val="18"/>
+          <w:lang w:val="en-IN" w:eastAsia="en-IN"/>
+        </w:rPr>
+        <w:tab/>
+      </w:r>
+      <w:r>
+        <w:rPr>
+          <w:rFonts w:ascii="Consolas" w:eastAsia="Times New Roman" w:hAnsi="Consolas" w:cs="Times New Roman"/>
+          <w:color w:val="000000"/>
+          <w:sz w:val="18"/>
+          <w:szCs w:val="18"/>
+          <w:lang w:val="en-IN" w:eastAsia="en-IN"/>
+        </w:rPr>
+        <w:tab/>
+        <w:t xml:space="preserve">List&lt;APIError&gt; </w:t>
+      </w:r>
+      <w:r>
+        <w:rPr>
+          <w:rFonts w:ascii="Consolas" w:eastAsia="Times New Roman" w:hAnsi="Consolas" w:cs="Times New Roman"/>
+          <w:color w:val="6A3E3E"/>
+          <w:sz w:val="18"/>
+          <w:szCs w:val="18"/>
+          <w:lang w:val="en-IN" w:eastAsia="en-IN"/>
+        </w:rPr>
+        <w:t>errors</w:t>
+      </w:r>
+      <w:r>
+        <w:rPr>
+          <w:rFonts w:ascii="Consolas" w:eastAsia="Times New Roman" w:hAnsi="Consolas" w:cs="Times New Roman"/>
+          <w:color w:val="000000"/>
+          <w:sz w:val="18"/>
+          <w:szCs w:val="18"/>
+          <w:lang w:val="en-IN" w:eastAsia="en-IN"/>
+        </w:rPr>
+        <w:t xml:space="preserve"> = </w:t>
+      </w:r>
+      <w:r>
+        <w:rPr>
+          <w:rFonts w:ascii="Consolas" w:eastAsia="Times New Roman" w:hAnsi="Consolas" w:cs="Times New Roman"/>
+          <w:b/>
+          <w:bCs/>
+          <w:color w:val="7F0055"/>
+          <w:sz w:val="18"/>
+          <w:szCs w:val="18"/>
+          <w:u w:val="single"/>
+          <w:lang w:val="en-IN" w:eastAsia="en-IN"/>
+        </w:rPr>
+        <w:t>new</w:t>
+      </w:r>
+      <w:r>
+        <w:rPr>
+          <w:rFonts w:ascii="Consolas" w:eastAsia="Times New Roman" w:hAnsi="Consolas" w:cs="Times New Roman"/>
+          <w:color w:val="000000"/>
+          <w:sz w:val="18"/>
+          <w:szCs w:val="18"/>
+          <w:u w:val="single"/>
+          <w:lang w:val="en-IN" w:eastAsia="en-IN"/>
+        </w:rPr>
+        <w:t xml:space="preserve"> ArrayList()</w:t>
+      </w:r>
+      <w:r>
+        <w:rPr>
+          <w:rFonts w:ascii="Consolas" w:eastAsia="Times New Roman" w:hAnsi="Consolas" w:cs="Times New Roman"/>
+          <w:color w:val="000000"/>
+          <w:sz w:val="18"/>
+          <w:szCs w:val="18"/>
+          <w:lang w:val="en-IN" w:eastAsia="en-IN"/>
+        </w:rPr>
+        <w:t>;</w:t>
+      </w:r>
+    </w:p>
+    <w:p>
+      <w:pPr>
+        <w:shd w:val="clear" w:color="auto" w:fill="FFFFFF"/>
+        <w:spacing w:after="0" w:line="240" w:lineRule="auto"/>
+        <w:rPr>
+          <w:rFonts w:ascii="Consolas" w:eastAsia="Times New Roman" w:hAnsi="Consolas" w:cs="Times New Roman"/>
+          <w:color w:val="000000"/>
+          <w:sz w:val="18"/>
+          <w:szCs w:val="18"/>
+          <w:lang w:val="en-IN" w:eastAsia="en-IN"/>
+        </w:rPr>
+      </w:pPr>
+      <w:r>
+        <w:rPr>
+          <w:rFonts w:ascii="Consolas" w:eastAsia="Times New Roman" w:hAnsi="Consolas" w:cs="Times New Roman"/>
+          <w:color w:val="000000"/>
+          <w:sz w:val="18"/>
+          <w:szCs w:val="18"/>
+          <w:lang w:val="en-IN" w:eastAsia="en-IN"/>
+        </w:rPr>
+        <w:tab/>
+      </w:r>
+      <w:r>
+        <w:rPr>
+          <w:rFonts w:ascii="Consolas" w:eastAsia="Times New Roman" w:hAnsi="Consolas" w:cs="Times New Roman"/>
+          <w:color w:val="000000"/>
+          <w:sz w:val="18"/>
+          <w:szCs w:val="18"/>
+          <w:lang w:val="en-IN" w:eastAsia="en-IN"/>
+        </w:rPr>
+        <w:tab/>
+      </w:r>
+      <w:r>
+        <w:rPr>
+          <w:rFonts w:ascii="Consolas" w:eastAsia="Times New Roman" w:hAnsi="Consolas" w:cs="Times New Roman"/>
+          <w:b/>
+          <w:bCs/>
+          <w:color w:val="7F0055"/>
+          <w:sz w:val="18"/>
+          <w:szCs w:val="18"/>
+          <w:lang w:val="en-IN" w:eastAsia="en-IN"/>
+        </w:rPr>
+        <w:t>for</w:t>
+      </w:r>
+      <w:r>
+        <w:rPr>
+          <w:rFonts w:ascii="Consolas" w:eastAsia="Times New Roman" w:hAnsi="Consolas" w:cs="Times New Roman"/>
+          <w:color w:val="000000"/>
+          <w:sz w:val="18"/>
+          <w:szCs w:val="18"/>
+          <w:lang w:val="en-IN" w:eastAsia="en-IN"/>
+        </w:rPr>
+        <w:t xml:space="preserve"> (FieldError </w:t>
+      </w:r>
+      <w:r>
+        <w:rPr>
+          <w:rFonts w:ascii="Consolas" w:eastAsia="Times New Roman" w:hAnsi="Consolas" w:cs="Times New Roman"/>
+          <w:color w:val="6A3E3E"/>
+          <w:sz w:val="18"/>
+          <w:szCs w:val="18"/>
+          <w:lang w:val="en-IN" w:eastAsia="en-IN"/>
+        </w:rPr>
+        <w:t>error</w:t>
+      </w:r>
+      <w:r>
+        <w:rPr>
+          <w:rFonts w:ascii="Consolas" w:eastAsia="Times New Roman" w:hAnsi="Consolas" w:cs="Times New Roman"/>
+          <w:color w:val="000000"/>
+          <w:sz w:val="18"/>
+          <w:szCs w:val="18"/>
+          <w:lang w:val="en-IN" w:eastAsia="en-IN"/>
+        </w:rPr>
+        <w:t xml:space="preserve"> : </w:t>
+      </w:r>
+      <w:r>
+        <w:rPr>
+          <w:rFonts w:ascii="Consolas" w:eastAsia="Times New Roman" w:hAnsi="Consolas" w:cs="Times New Roman"/>
+          <w:color w:val="6A3E3E"/>
+          <w:sz w:val="18"/>
+          <w:szCs w:val="18"/>
+          <w:lang w:val="en-IN" w:eastAsia="en-IN"/>
+        </w:rPr>
+        <w:t>ex</w:t>
+      </w:r>
+      <w:r>
+        <w:rPr>
+          <w:rFonts w:ascii="Consolas" w:eastAsia="Times New Roman" w:hAnsi="Consolas" w:cs="Times New Roman"/>
+          <w:color w:val="000000"/>
+          <w:sz w:val="18"/>
+          <w:szCs w:val="18"/>
+          <w:lang w:val="en-IN" w:eastAsia="en-IN"/>
+        </w:rPr>
+        <w:t>.getBindingResult().getFieldErrors()) {</w:t>
+      </w:r>
+    </w:p>
+    <w:p>
+      <w:pPr>
+        <w:shd w:val="clear" w:color="auto" w:fill="FFFFFF"/>
+        <w:spacing w:after="0" w:line="240" w:lineRule="auto"/>
+        <w:rPr>
+          <w:rFonts w:ascii="Consolas" w:eastAsia="Times New Roman" w:hAnsi="Consolas" w:cs="Times New Roman"/>
+          <w:color w:val="000000"/>
+          <w:sz w:val="18"/>
+          <w:szCs w:val="18"/>
+          <w:lang w:val="en-IN" w:eastAsia="en-IN"/>
+        </w:rPr>
+      </w:pPr>
+      <w:r>
+        <w:rPr>
+          <w:rFonts w:ascii="Consolas" w:eastAsia="Times New Roman" w:hAnsi="Consolas" w:cs="Times New Roman"/>
+          <w:color w:val="000000"/>
+          <w:sz w:val="18"/>
+          <w:szCs w:val="18"/>
+          <w:lang w:val="en-IN" w:eastAsia="en-IN"/>
+        </w:rPr>
+        <w:tab/>
+      </w:r>
+      <w:r>
+        <w:rPr>
+          <w:rFonts w:ascii="Consolas" w:eastAsia="Times New Roman" w:hAnsi="Consolas" w:cs="Times New Roman"/>
+          <w:color w:val="000000"/>
+          <w:sz w:val="18"/>
+          <w:szCs w:val="18"/>
+          <w:lang w:val="en-IN" w:eastAsia="en-IN"/>
+        </w:rPr>
+        <w:tab/>
+      </w:r>
+      <w:r>
+        <w:rPr>
+          <w:rFonts w:ascii="Consolas" w:eastAsia="Times New Roman" w:hAnsi="Consolas" w:cs="Times New Roman"/>
+          <w:color w:val="000000"/>
+          <w:sz w:val="18"/>
+          <w:szCs w:val="18"/>
+          <w:lang w:val="en-IN" w:eastAsia="en-IN"/>
+        </w:rPr>
+        <w:tab/>
+      </w:r>
+      <w:r>
+        <w:rPr>
+          <w:rFonts w:ascii="Consolas" w:eastAsia="Times New Roman" w:hAnsi="Consolas" w:cs="Times New Roman"/>
+          <w:b/>
+          <w:bCs/>
+          <w:i/>
+          <w:iCs/>
+          <w:color w:val="0000C0"/>
+          <w:sz w:val="18"/>
+          <w:szCs w:val="18"/>
+          <w:lang w:val="en-IN" w:eastAsia="en-IN"/>
+        </w:rPr>
+        <w:t>logger</w:t>
+      </w:r>
+      <w:r>
+        <w:rPr>
+          <w:rFonts w:ascii="Consolas" w:eastAsia="Times New Roman" w:hAnsi="Consolas" w:cs="Times New Roman"/>
+          <w:color w:val="000000"/>
+          <w:sz w:val="18"/>
+          <w:szCs w:val="18"/>
+          <w:lang w:val="en-IN" w:eastAsia="en-IN"/>
+        </w:rPr>
+        <w:t>.warn(</w:t>
+      </w:r>
+      <w:r>
+        <w:rPr>
+          <w:rFonts w:ascii="Consolas" w:eastAsia="Times New Roman" w:hAnsi="Consolas" w:cs="Times New Roman"/>
+          <w:color w:val="2A00FF"/>
+          <w:sz w:val="18"/>
+          <w:szCs w:val="18"/>
+          <w:lang w:val="en-IN" w:eastAsia="en-IN"/>
+        </w:rPr>
+        <w:t>"Field {} "</w:t>
+      </w:r>
+      <w:r>
+        <w:rPr>
+          <w:rFonts w:ascii="Consolas" w:eastAsia="Times New Roman" w:hAnsi="Consolas" w:cs="Times New Roman"/>
+          <w:color w:val="000000"/>
+          <w:sz w:val="18"/>
+          <w:szCs w:val="18"/>
+          <w:lang w:val="en-IN" w:eastAsia="en-IN"/>
+        </w:rPr>
+        <w:t xml:space="preserve">, </w:t>
+      </w:r>
+      <w:r>
+        <w:rPr>
+          <w:rFonts w:ascii="Consolas" w:eastAsia="Times New Roman" w:hAnsi="Consolas" w:cs="Times New Roman"/>
+          <w:color w:val="6A3E3E"/>
+          <w:sz w:val="18"/>
+          <w:szCs w:val="18"/>
+          <w:lang w:val="en-IN" w:eastAsia="en-IN"/>
+        </w:rPr>
+        <w:t>error</w:t>
+      </w:r>
+      <w:r>
+        <w:rPr>
+          <w:rFonts w:ascii="Consolas" w:eastAsia="Times New Roman" w:hAnsi="Consolas" w:cs="Times New Roman"/>
+          <w:color w:val="000000"/>
+          <w:sz w:val="18"/>
+          <w:szCs w:val="18"/>
+          <w:lang w:val="en-IN" w:eastAsia="en-IN"/>
+        </w:rPr>
+        <w:t>.getField());</w:t>
+      </w:r>
+    </w:p>
+    <w:p>
+      <w:pPr>
+        <w:shd w:val="clear" w:color="auto" w:fill="FFFFFF"/>
+        <w:spacing w:after="0" w:line="240" w:lineRule="auto"/>
+        <w:rPr>
+          <w:rFonts w:ascii="Consolas" w:eastAsia="Times New Roman" w:hAnsi="Consolas" w:cs="Times New Roman"/>
+          <w:color w:val="000000"/>
+          <w:sz w:val="18"/>
+          <w:szCs w:val="18"/>
+          <w:lang w:val="en-IN" w:eastAsia="en-IN"/>
+        </w:rPr>
+      </w:pPr>
+      <w:r>
+        <w:rPr>
+          <w:rFonts w:ascii="Consolas" w:eastAsia="Times New Roman" w:hAnsi="Consolas" w:cs="Times New Roman"/>
+          <w:color w:val="000000"/>
+          <w:sz w:val="18"/>
+          <w:szCs w:val="18"/>
+          <w:lang w:val="en-IN" w:eastAsia="en-IN"/>
+        </w:rPr>
+        <w:tab/>
+      </w:r>
+      <w:r>
+        <w:rPr>
+          <w:rFonts w:ascii="Consolas" w:eastAsia="Times New Roman" w:hAnsi="Consolas" w:cs="Times New Roman"/>
+          <w:color w:val="000000"/>
+          <w:sz w:val="18"/>
+          <w:szCs w:val="18"/>
+          <w:lang w:val="en-IN" w:eastAsia="en-IN"/>
+        </w:rPr>
+        <w:tab/>
+      </w:r>
+      <w:r>
+        <w:rPr>
+          <w:rFonts w:ascii="Consolas" w:eastAsia="Times New Roman" w:hAnsi="Consolas" w:cs="Times New Roman"/>
+          <w:color w:val="000000"/>
+          <w:sz w:val="18"/>
+          <w:szCs w:val="18"/>
+          <w:lang w:val="en-IN" w:eastAsia="en-IN"/>
+        </w:rPr>
+        <w:tab/>
+      </w:r>
+      <w:r>
+        <w:rPr>
+          <w:rFonts w:ascii="Consolas" w:eastAsia="Times New Roman" w:hAnsi="Consolas" w:cs="Times New Roman"/>
+          <w:b/>
+          <w:bCs/>
+          <w:i/>
+          <w:iCs/>
+          <w:color w:val="0000C0"/>
+          <w:sz w:val="18"/>
+          <w:szCs w:val="18"/>
+          <w:lang w:val="en-IN" w:eastAsia="en-IN"/>
+        </w:rPr>
+        <w:t>logger</w:t>
+      </w:r>
+      <w:r>
+        <w:rPr>
+          <w:rFonts w:ascii="Consolas" w:eastAsia="Times New Roman" w:hAnsi="Consolas" w:cs="Times New Roman"/>
+          <w:color w:val="000000"/>
+          <w:sz w:val="18"/>
+          <w:szCs w:val="18"/>
+          <w:lang w:val="en-IN" w:eastAsia="en-IN"/>
+        </w:rPr>
+        <w:t>.warn(</w:t>
+      </w:r>
+      <w:r>
+        <w:rPr>
+          <w:rFonts w:ascii="Consolas" w:eastAsia="Times New Roman" w:hAnsi="Consolas" w:cs="Times New Roman"/>
+          <w:color w:val="2A00FF"/>
+          <w:sz w:val="18"/>
+          <w:szCs w:val="18"/>
+          <w:lang w:val="en-IN" w:eastAsia="en-IN"/>
+        </w:rPr>
+        <w:t>"Rejected Value {} "</w:t>
+      </w:r>
+      <w:r>
+        <w:rPr>
+          <w:rFonts w:ascii="Consolas" w:eastAsia="Times New Roman" w:hAnsi="Consolas" w:cs="Times New Roman"/>
+          <w:color w:val="000000"/>
+          <w:sz w:val="18"/>
+          <w:szCs w:val="18"/>
+          <w:lang w:val="en-IN" w:eastAsia="en-IN"/>
+        </w:rPr>
+        <w:t xml:space="preserve">, </w:t>
+      </w:r>
+      <w:r>
+        <w:rPr>
+          <w:rFonts w:ascii="Consolas" w:eastAsia="Times New Roman" w:hAnsi="Consolas" w:cs="Times New Roman"/>
+          <w:color w:val="6A3E3E"/>
+          <w:sz w:val="18"/>
+          <w:szCs w:val="18"/>
+          <w:lang w:val="en-IN" w:eastAsia="en-IN"/>
+        </w:rPr>
+        <w:t>error</w:t>
+      </w:r>
+      <w:r>
+        <w:rPr>
+          <w:rFonts w:ascii="Consolas" w:eastAsia="Times New Roman" w:hAnsi="Consolas" w:cs="Times New Roman"/>
+          <w:color w:val="000000"/>
+          <w:sz w:val="18"/>
+          <w:szCs w:val="18"/>
+          <w:lang w:val="en-IN" w:eastAsia="en-IN"/>
+        </w:rPr>
+        <w:t>.getRejectedValue());</w:t>
+      </w:r>
+    </w:p>
+    <w:p>
+      <w:pPr>
+        <w:shd w:val="clear" w:color="auto" w:fill="FFFFFF"/>
+        <w:spacing w:after="0" w:line="240" w:lineRule="auto"/>
+        <w:rPr>
+          <w:rFonts w:ascii="Consolas" w:eastAsia="Times New Roman" w:hAnsi="Consolas" w:cs="Times New Roman"/>
+          <w:color w:val="000000"/>
+          <w:sz w:val="18"/>
+          <w:szCs w:val="18"/>
+          <w:lang w:val="en-IN" w:eastAsia="en-IN"/>
+        </w:rPr>
+      </w:pPr>
+      <w:r>
+        <w:rPr>
+          <w:rFonts w:ascii="Consolas" w:eastAsia="Times New Roman" w:hAnsi="Consolas" w:cs="Times New Roman"/>
+          <w:color w:val="000000"/>
+          <w:sz w:val="18"/>
+          <w:szCs w:val="18"/>
+          <w:lang w:val="en-IN" w:eastAsia="en-IN"/>
+        </w:rPr>
+        <w:tab/>
+      </w:r>
+      <w:r>
+        <w:rPr>
+          <w:rFonts w:ascii="Consolas" w:eastAsia="Times New Roman" w:hAnsi="Consolas" w:cs="Times New Roman"/>
+          <w:color w:val="000000"/>
+          <w:sz w:val="18"/>
+          <w:szCs w:val="18"/>
+          <w:lang w:val="en-IN" w:eastAsia="en-IN"/>
+        </w:rPr>
+        <w:tab/>
+      </w:r>
+      <w:r>
+        <w:rPr>
+          <w:rFonts w:ascii="Consolas" w:eastAsia="Times New Roman" w:hAnsi="Consolas" w:cs="Times New Roman"/>
+          <w:color w:val="000000"/>
+          <w:sz w:val="18"/>
+          <w:szCs w:val="18"/>
+          <w:lang w:val="en-IN" w:eastAsia="en-IN"/>
+        </w:rPr>
+        <w:tab/>
+      </w:r>
+      <w:r>
+        <w:rPr>
+          <w:rFonts w:ascii="Consolas" w:eastAsia="Times New Roman" w:hAnsi="Consolas" w:cs="Times New Roman"/>
+          <w:b/>
+          <w:bCs/>
+          <w:i/>
+          <w:iCs/>
+          <w:color w:val="0000C0"/>
+          <w:sz w:val="18"/>
+          <w:szCs w:val="18"/>
+          <w:lang w:val="en-IN" w:eastAsia="en-IN"/>
+        </w:rPr>
+        <w:t>logger</w:t>
+      </w:r>
+      <w:r>
+        <w:rPr>
+          <w:rFonts w:ascii="Consolas" w:eastAsia="Times New Roman" w:hAnsi="Consolas" w:cs="Times New Roman"/>
+          <w:color w:val="000000"/>
+          <w:sz w:val="18"/>
+          <w:szCs w:val="18"/>
+          <w:lang w:val="en-IN" w:eastAsia="en-IN"/>
+        </w:rPr>
+        <w:t>.warn(</w:t>
+      </w:r>
+      <w:r>
+        <w:rPr>
+          <w:rFonts w:ascii="Consolas" w:eastAsia="Times New Roman" w:hAnsi="Consolas" w:cs="Times New Roman"/>
+          <w:color w:val="2A00FF"/>
+          <w:sz w:val="18"/>
+          <w:szCs w:val="18"/>
+          <w:lang w:val="en-IN" w:eastAsia="en-IN"/>
+        </w:rPr>
+        <w:t>"Message {} "</w:t>
+      </w:r>
+      <w:r>
+        <w:rPr>
+          <w:rFonts w:ascii="Consolas" w:eastAsia="Times New Roman" w:hAnsi="Consolas" w:cs="Times New Roman"/>
+          <w:color w:val="000000"/>
+          <w:sz w:val="18"/>
+          <w:szCs w:val="18"/>
+          <w:lang w:val="en-IN" w:eastAsia="en-IN"/>
+        </w:rPr>
+        <w:t xml:space="preserve">, </w:t>
+      </w:r>
+      <w:r>
+        <w:rPr>
+          <w:rFonts w:ascii="Consolas" w:eastAsia="Times New Roman" w:hAnsi="Consolas" w:cs="Times New Roman"/>
+          <w:color w:val="6A3E3E"/>
+          <w:sz w:val="18"/>
+          <w:szCs w:val="18"/>
+          <w:lang w:val="en-IN" w:eastAsia="en-IN"/>
+        </w:rPr>
+        <w:t>error</w:t>
+      </w:r>
+      <w:r>
+        <w:rPr>
+          <w:rFonts w:ascii="Consolas" w:eastAsia="Times New Roman" w:hAnsi="Consolas" w:cs="Times New Roman"/>
+          <w:color w:val="000000"/>
+          <w:sz w:val="18"/>
+          <w:szCs w:val="18"/>
+          <w:lang w:val="en-IN" w:eastAsia="en-IN"/>
+        </w:rPr>
+        <w:t>.getDefaultMessage());</w:t>
+      </w:r>
+    </w:p>
+    <w:p>
+      <w:pPr>
+        <w:shd w:val="clear" w:color="auto" w:fill="FFFFFF"/>
+        <w:spacing w:after="0" w:line="240" w:lineRule="auto"/>
+        <w:rPr>
+          <w:rFonts w:ascii="Consolas" w:eastAsia="Times New Roman" w:hAnsi="Consolas" w:cs="Times New Roman"/>
+          <w:color w:val="000000"/>
+          <w:sz w:val="18"/>
+          <w:szCs w:val="18"/>
+          <w:lang w:val="en-IN" w:eastAsia="en-IN"/>
+        </w:rPr>
+      </w:pPr>
+      <w:r>
+        <w:rPr>
+          <w:rFonts w:ascii="Consolas" w:eastAsia="Times New Roman" w:hAnsi="Consolas" w:cs="Times New Roman"/>
+          <w:color w:val="000000"/>
+          <w:sz w:val="18"/>
+          <w:szCs w:val="18"/>
+          <w:lang w:val="en-IN" w:eastAsia="en-IN"/>
+        </w:rPr>
+        <w:tab/>
+      </w:r>
+      <w:r>
+        <w:rPr>
+          <w:rFonts w:ascii="Consolas" w:eastAsia="Times New Roman" w:hAnsi="Consolas" w:cs="Times New Roman"/>
+          <w:color w:val="000000"/>
+          <w:sz w:val="18"/>
+          <w:szCs w:val="18"/>
+          <w:lang w:val="en-IN" w:eastAsia="en-IN"/>
+        </w:rPr>
+        <w:tab/>
+      </w:r>
+      <w:r>
+        <w:rPr>
+          <w:rFonts w:ascii="Consolas" w:eastAsia="Times New Roman" w:hAnsi="Consolas" w:cs="Times New Roman"/>
+          <w:color w:val="000000"/>
+          <w:sz w:val="18"/>
+          <w:szCs w:val="18"/>
+          <w:lang w:val="en-IN" w:eastAsia="en-IN"/>
+        </w:rPr>
+        <w:tab/>
+        <w:t xml:space="preserve">APIError </w:t>
+      </w:r>
+      <w:r>
+        <w:rPr>
+          <w:rFonts w:ascii="Consolas" w:eastAsia="Times New Roman" w:hAnsi="Consolas" w:cs="Times New Roman"/>
+          <w:color w:val="6A3E3E"/>
+          <w:sz w:val="18"/>
+          <w:szCs w:val="18"/>
+          <w:lang w:val="en-IN" w:eastAsia="en-IN"/>
+        </w:rPr>
+        <w:t>er1</w:t>
+      </w:r>
+      <w:r>
+        <w:rPr>
+          <w:rFonts w:ascii="Consolas" w:eastAsia="Times New Roman" w:hAnsi="Consolas" w:cs="Times New Roman"/>
+          <w:color w:val="000000"/>
+          <w:sz w:val="18"/>
+          <w:szCs w:val="18"/>
+          <w:lang w:val="en-IN" w:eastAsia="en-IN"/>
+        </w:rPr>
+        <w:t xml:space="preserve"> = </w:t>
+      </w:r>
+      <w:r>
+        <w:rPr>
+          <w:rFonts w:ascii="Consolas" w:eastAsia="Times New Roman" w:hAnsi="Consolas" w:cs="Times New Roman"/>
+          <w:b/>
+          <w:bCs/>
+          <w:color w:val="7F0055"/>
+          <w:sz w:val="18"/>
+          <w:szCs w:val="18"/>
+          <w:lang w:val="en-IN" w:eastAsia="en-IN"/>
+        </w:rPr>
+        <w:t>new</w:t>
+      </w:r>
+      <w:r>
+        <w:rPr>
+          <w:rFonts w:ascii="Consolas" w:eastAsia="Times New Roman" w:hAnsi="Consolas" w:cs="Times New Roman"/>
+          <w:color w:val="000000"/>
+          <w:sz w:val="18"/>
+          <w:szCs w:val="18"/>
+          <w:lang w:val="en-IN" w:eastAsia="en-IN"/>
+        </w:rPr>
+        <w:t xml:space="preserve"> APIError(</w:t>
+      </w:r>
+      <w:r>
+        <w:rPr>
+          <w:rFonts w:ascii="Consolas" w:eastAsia="Times New Roman" w:hAnsi="Consolas" w:cs="Times New Roman"/>
+          <w:color w:val="6A3E3E"/>
+          <w:sz w:val="18"/>
+          <w:szCs w:val="18"/>
+          <w:lang w:val="en-IN" w:eastAsia="en-IN"/>
+        </w:rPr>
+        <w:t>error</w:t>
+      </w:r>
+      <w:r>
+        <w:rPr>
+          <w:rFonts w:ascii="Consolas" w:eastAsia="Times New Roman" w:hAnsi="Consolas" w:cs="Times New Roman"/>
+          <w:color w:val="000000"/>
+          <w:sz w:val="18"/>
+          <w:szCs w:val="18"/>
+          <w:lang w:val="en-IN" w:eastAsia="en-IN"/>
+        </w:rPr>
+        <w:t xml:space="preserve">.getField(), </w:t>
+      </w:r>
+      <w:r>
+        <w:rPr>
+          <w:rFonts w:ascii="Consolas" w:eastAsia="Times New Roman" w:hAnsi="Consolas" w:cs="Times New Roman"/>
+          <w:color w:val="6A3E3E"/>
+          <w:sz w:val="18"/>
+          <w:szCs w:val="18"/>
+          <w:lang w:val="en-IN" w:eastAsia="en-IN"/>
+        </w:rPr>
+        <w:t>error</w:t>
+      </w:r>
+      <w:r>
+        <w:rPr>
+          <w:rFonts w:ascii="Consolas" w:eastAsia="Times New Roman" w:hAnsi="Consolas" w:cs="Times New Roman"/>
+          <w:color w:val="000000"/>
+          <w:sz w:val="18"/>
+          <w:szCs w:val="18"/>
+          <w:lang w:val="en-IN" w:eastAsia="en-IN"/>
+        </w:rPr>
+        <w:t xml:space="preserve">.getRejectedValue(), </w:t>
+      </w:r>
+      <w:r>
+        <w:rPr>
+          <w:rFonts w:ascii="Consolas" w:eastAsia="Times New Roman" w:hAnsi="Consolas" w:cs="Times New Roman"/>
+          <w:color w:val="6A3E3E"/>
+          <w:sz w:val="18"/>
+          <w:szCs w:val="18"/>
+          <w:lang w:val="en-IN" w:eastAsia="en-IN"/>
+        </w:rPr>
+        <w:t>error</w:t>
+      </w:r>
+      <w:r>
+        <w:rPr>
+          <w:rFonts w:ascii="Consolas" w:eastAsia="Times New Roman" w:hAnsi="Consolas" w:cs="Times New Roman"/>
+          <w:color w:val="000000"/>
+          <w:sz w:val="18"/>
+          <w:szCs w:val="18"/>
+          <w:lang w:val="en-IN" w:eastAsia="en-IN"/>
+        </w:rPr>
+        <w:t>.getDefaultMessage());</w:t>
+      </w:r>
+    </w:p>
+    <w:p>
+      <w:pPr>
+        <w:shd w:val="clear" w:color="auto" w:fill="FFFFFF"/>
+        <w:spacing w:after="0" w:line="240" w:lineRule="auto"/>
+        <w:rPr>
+          <w:rFonts w:ascii="Consolas" w:eastAsia="Times New Roman" w:hAnsi="Consolas" w:cs="Times New Roman"/>
+          <w:color w:val="000000"/>
+          <w:sz w:val="18"/>
+          <w:szCs w:val="18"/>
+          <w:lang w:val="en-IN" w:eastAsia="en-IN"/>
+        </w:rPr>
+      </w:pPr>
+      <w:r>
+        <w:rPr>
+          <w:rFonts w:ascii="Consolas" w:eastAsia="Times New Roman" w:hAnsi="Consolas" w:cs="Times New Roman"/>
+          <w:color w:val="000000"/>
+          <w:sz w:val="18"/>
+          <w:szCs w:val="18"/>
+          <w:lang w:val="en-IN" w:eastAsia="en-IN"/>
+        </w:rPr>
+        <w:tab/>
+      </w:r>
+      <w:r>
+        <w:rPr>
+          <w:rFonts w:ascii="Consolas" w:eastAsia="Times New Roman" w:hAnsi="Consolas" w:cs="Times New Roman"/>
+          <w:color w:val="000000"/>
+          <w:sz w:val="18"/>
+          <w:szCs w:val="18"/>
+          <w:lang w:val="en-IN" w:eastAsia="en-IN"/>
+        </w:rPr>
+        <w:tab/>
+      </w:r>
+      <w:r>
+        <w:rPr>
+          <w:rFonts w:ascii="Consolas" w:eastAsia="Times New Roman" w:hAnsi="Consolas" w:cs="Times New Roman"/>
+          <w:color w:val="000000"/>
+          <w:sz w:val="18"/>
+          <w:szCs w:val="18"/>
+          <w:lang w:val="en-IN" w:eastAsia="en-IN"/>
+        </w:rPr>
+        <w:tab/>
+      </w:r>
+      <w:r>
+        <w:rPr>
+          <w:rFonts w:ascii="Consolas" w:eastAsia="Times New Roman" w:hAnsi="Consolas" w:cs="Times New Roman"/>
+          <w:color w:val="6A3E3E"/>
+          <w:sz w:val="18"/>
+          <w:szCs w:val="18"/>
+          <w:lang w:val="en-IN" w:eastAsia="en-IN"/>
+        </w:rPr>
+        <w:t>errors</w:t>
+      </w:r>
+      <w:r>
+        <w:rPr>
+          <w:rFonts w:ascii="Consolas" w:eastAsia="Times New Roman" w:hAnsi="Consolas" w:cs="Times New Roman"/>
+          <w:color w:val="000000"/>
+          <w:sz w:val="18"/>
+          <w:szCs w:val="18"/>
+          <w:lang w:val="en-IN" w:eastAsia="en-IN"/>
+        </w:rPr>
+        <w:t>.add(</w:t>
+      </w:r>
+      <w:r>
+        <w:rPr>
+          <w:rFonts w:ascii="Consolas" w:eastAsia="Times New Roman" w:hAnsi="Consolas" w:cs="Times New Roman"/>
+          <w:color w:val="6A3E3E"/>
+          <w:sz w:val="18"/>
+          <w:szCs w:val="18"/>
+          <w:lang w:val="en-IN" w:eastAsia="en-IN"/>
+        </w:rPr>
+        <w:t>er1</w:t>
+      </w:r>
+      <w:r>
+        <w:rPr>
+          <w:rFonts w:ascii="Consolas" w:eastAsia="Times New Roman" w:hAnsi="Consolas" w:cs="Times New Roman"/>
+          <w:color w:val="000000"/>
+          <w:sz w:val="18"/>
+          <w:szCs w:val="18"/>
+          <w:lang w:val="en-IN" w:eastAsia="en-IN"/>
+        </w:rPr>
+        <w:t>);</w:t>
+      </w:r>
+    </w:p>
+    <w:p>
+      <w:pPr>
+        <w:shd w:val="clear" w:color="auto" w:fill="FFFFFF"/>
+        <w:spacing w:after="0" w:line="240" w:lineRule="auto"/>
+        <w:rPr>
+          <w:rFonts w:ascii="Consolas" w:eastAsia="Times New Roman" w:hAnsi="Consolas" w:cs="Times New Roman"/>
+          <w:color w:val="000000"/>
+          <w:sz w:val="18"/>
+          <w:szCs w:val="18"/>
+          <w:lang w:val="en-IN" w:eastAsia="en-IN"/>
+        </w:rPr>
+      </w:pPr>
+      <w:r>
+        <w:rPr>
+          <w:rFonts w:ascii="Consolas" w:eastAsia="Times New Roman" w:hAnsi="Consolas" w:cs="Times New Roman"/>
+          <w:color w:val="000000"/>
+          <w:sz w:val="18"/>
+          <w:szCs w:val="18"/>
+          <w:lang w:val="en-IN" w:eastAsia="en-IN"/>
+        </w:rPr>
+        <w:tab/>
+      </w:r>
+      <w:r>
+        <w:rPr>
+          <w:rFonts w:ascii="Consolas" w:eastAsia="Times New Roman" w:hAnsi="Consolas" w:cs="Times New Roman"/>
+          <w:color w:val="000000"/>
+          <w:sz w:val="18"/>
+          <w:szCs w:val="18"/>
+          <w:lang w:val="en-IN" w:eastAsia="en-IN"/>
+        </w:rPr>
+        <w:tab/>
+        <w:t>}</w:t>
+      </w:r>
+    </w:p>
+    <w:p>
+      <w:pPr>
+        <w:shd w:val="clear" w:color="auto" w:fill="FFFFFF"/>
+        <w:spacing w:after="0" w:line="240" w:lineRule="auto"/>
+        <w:rPr>
+          <w:rFonts w:ascii="Consolas" w:eastAsia="Times New Roman" w:hAnsi="Consolas" w:cs="Times New Roman"/>
+          <w:color w:val="000000"/>
+          <w:sz w:val="18"/>
+          <w:szCs w:val="18"/>
+          <w:lang w:val="en-IN" w:eastAsia="en-IN"/>
+        </w:rPr>
+      </w:pPr>
+      <w:r>
+        <w:rPr>
+          <w:rFonts w:ascii="Consolas" w:eastAsia="Times New Roman" w:hAnsi="Consolas" w:cs="Times New Roman"/>
+          <w:color w:val="000000"/>
+          <w:sz w:val="18"/>
+          <w:szCs w:val="18"/>
+          <w:lang w:val="en-IN" w:eastAsia="en-IN"/>
+        </w:rPr>
+        <w:tab/>
+      </w:r>
+      <w:r>
+        <w:rPr>
+          <w:rFonts w:ascii="Consolas" w:eastAsia="Times New Roman" w:hAnsi="Consolas" w:cs="Times New Roman"/>
+          <w:color w:val="000000"/>
+          <w:sz w:val="18"/>
+          <w:szCs w:val="18"/>
+          <w:lang w:val="en-IN" w:eastAsia="en-IN"/>
+        </w:rPr>
+        <w:tab/>
+      </w:r>
+      <w:r>
+        <w:rPr>
+          <w:rFonts w:ascii="Consolas" w:eastAsia="Times New Roman" w:hAnsi="Consolas" w:cs="Times New Roman"/>
+          <w:b/>
+          <w:bCs/>
+          <w:color w:val="7F0055"/>
+          <w:sz w:val="18"/>
+          <w:szCs w:val="18"/>
+          <w:lang w:val="en-IN" w:eastAsia="en-IN"/>
+        </w:rPr>
+        <w:t>return</w:t>
+      </w:r>
+      <w:r>
+        <w:rPr>
+          <w:rFonts w:ascii="Consolas" w:eastAsia="Times New Roman" w:hAnsi="Consolas" w:cs="Times New Roman"/>
+          <w:color w:val="000000"/>
+          <w:sz w:val="18"/>
+          <w:szCs w:val="18"/>
+          <w:lang w:val="en-IN" w:eastAsia="en-IN"/>
+        </w:rPr>
+        <w:t xml:space="preserve"> </w:t>
+      </w:r>
+      <w:r>
+        <w:rPr>
+          <w:rFonts w:ascii="Consolas" w:eastAsia="Times New Roman" w:hAnsi="Consolas" w:cs="Times New Roman"/>
+          <w:b/>
+          <w:bCs/>
+          <w:color w:val="7F0055"/>
+          <w:sz w:val="18"/>
+          <w:szCs w:val="18"/>
+          <w:lang w:val="en-IN" w:eastAsia="en-IN"/>
+        </w:rPr>
+        <w:t>new</w:t>
+      </w:r>
+      <w:r>
+        <w:rPr>
+          <w:rFonts w:ascii="Consolas" w:eastAsia="Times New Roman" w:hAnsi="Consolas" w:cs="Times New Roman"/>
+          <w:color w:val="000000"/>
+          <w:sz w:val="18"/>
+          <w:szCs w:val="18"/>
+          <w:lang w:val="en-IN" w:eastAsia="en-IN"/>
+        </w:rPr>
+        <w:t xml:space="preserve"> ResponseEntity&lt;List&lt;APIError&gt;&gt;(</w:t>
+      </w:r>
+      <w:r>
+        <w:rPr>
+          <w:rFonts w:ascii="Consolas" w:eastAsia="Times New Roman" w:hAnsi="Consolas" w:cs="Times New Roman"/>
+          <w:color w:val="6A3E3E"/>
+          <w:sz w:val="18"/>
+          <w:szCs w:val="18"/>
+          <w:lang w:val="en-IN" w:eastAsia="en-IN"/>
+        </w:rPr>
+        <w:t>errors</w:t>
+      </w:r>
+      <w:r>
+        <w:rPr>
+          <w:rFonts w:ascii="Consolas" w:eastAsia="Times New Roman" w:hAnsi="Consolas" w:cs="Times New Roman"/>
+          <w:color w:val="000000"/>
+          <w:sz w:val="18"/>
+          <w:szCs w:val="18"/>
+          <w:lang w:val="en-IN" w:eastAsia="en-IN"/>
+        </w:rPr>
+        <w:t>, HttpStatus.</w:t>
+      </w:r>
+      <w:r>
+        <w:rPr>
+          <w:rFonts w:ascii="Consolas" w:eastAsia="Times New Roman" w:hAnsi="Consolas" w:cs="Times New Roman"/>
+          <w:b/>
+          <w:bCs/>
+          <w:i/>
+          <w:iCs/>
+          <w:color w:val="0000C0"/>
+          <w:sz w:val="18"/>
+          <w:szCs w:val="18"/>
+          <w:lang w:val="en-IN" w:eastAsia="en-IN"/>
+        </w:rPr>
+        <w:t>BAD_REQUEST</w:t>
+      </w:r>
+      <w:r>
+        <w:rPr>
+          <w:rFonts w:ascii="Consolas" w:eastAsia="Times New Roman" w:hAnsi="Consolas" w:cs="Times New Roman"/>
+          <w:color w:val="000000"/>
+          <w:sz w:val="18"/>
+          <w:szCs w:val="18"/>
+          <w:lang w:val="en-IN" w:eastAsia="en-IN"/>
+        </w:rPr>
+        <w:t>);</w:t>
+      </w:r>
+    </w:p>
+    <w:p>
+      <w:pPr>
+        <w:shd w:val="clear" w:color="auto" w:fill="FFFFFF"/>
+        <w:spacing w:after="0" w:line="240" w:lineRule="auto"/>
+        <w:rPr>
+          <w:rFonts w:ascii="Consolas" w:eastAsia="Times New Roman" w:hAnsi="Consolas" w:cs="Times New Roman"/>
+          <w:color w:val="000000"/>
+          <w:sz w:val="18"/>
+          <w:szCs w:val="18"/>
+          <w:lang w:val="en-IN" w:eastAsia="en-IN"/>
+        </w:rPr>
+      </w:pPr>
+      <w:r>
+        <w:rPr>
+          <w:rFonts w:ascii="Consolas" w:eastAsia="Times New Roman" w:hAnsi="Consolas" w:cs="Times New Roman"/>
+          <w:color w:val="000000"/>
+          <w:sz w:val="18"/>
+          <w:szCs w:val="18"/>
+          <w:lang w:val="en-IN" w:eastAsia="en-IN"/>
+        </w:rPr>
+        <w:tab/>
+        <w:t>}</w:t>
+      </w:r>
+    </w:p>
+    <w:p>
+      <w:pPr>
+        <w:shd w:val="clear" w:color="auto" w:fill="FFFFFF"/>
+        <w:spacing w:after="0" w:line="240" w:lineRule="auto"/>
+        <w:rPr>
+          <w:rFonts w:ascii="Consolas" w:eastAsia="Times New Roman" w:hAnsi="Consolas" w:cs="Times New Roman"/>
+          <w:color w:val="000000"/>
+          <w:sz w:val="18"/>
+          <w:szCs w:val="18"/>
+          <w:lang w:val="en-IN" w:eastAsia="en-IN"/>
+        </w:rPr>
+      </w:pPr>
+    </w:p>
+    <w:p>
+      <w:pPr>
+        <w:shd w:val="clear" w:color="auto" w:fill="FFFFFF"/>
+        <w:spacing w:after="0" w:line="240" w:lineRule="auto"/>
+        <w:rPr>
+          <w:rFonts w:ascii="Consolas" w:eastAsia="Times New Roman" w:hAnsi="Consolas" w:cs="Times New Roman"/>
+          <w:color w:val="000000"/>
+          <w:sz w:val="18"/>
+          <w:szCs w:val="18"/>
+          <w:lang w:val="en-IN" w:eastAsia="en-IN"/>
+        </w:rPr>
+      </w:pPr>
+      <w:r>
+        <w:rPr>
+          <w:rFonts w:ascii="Consolas" w:eastAsia="Times New Roman" w:hAnsi="Consolas" w:cs="Times New Roman"/>
+          <w:color w:val="000000"/>
+          <w:sz w:val="18"/>
+          <w:szCs w:val="18"/>
+          <w:lang w:val="en-IN" w:eastAsia="en-IN"/>
+        </w:rPr>
+        <w:tab/>
+      </w:r>
+      <w:r>
+        <w:rPr>
+          <w:rFonts w:ascii="Consolas" w:eastAsia="Times New Roman" w:hAnsi="Consolas" w:cs="Times New Roman"/>
+          <w:color w:val="646464"/>
+          <w:sz w:val="18"/>
+          <w:szCs w:val="18"/>
+          <w:lang w:val="en-IN" w:eastAsia="en-IN"/>
+        </w:rPr>
+        <w:t>@</w:t>
+      </w:r>
+      <w:r>
+        <w:rPr>
+          <w:rFonts w:ascii="Consolas" w:eastAsia="Times New Roman" w:hAnsi="Consolas" w:cs="Times New Roman"/>
+          <w:color w:val="646464"/>
+          <w:sz w:val="18"/>
+          <w:szCs w:val="18"/>
+          <w:shd w:val="clear" w:color="auto" w:fill="D4D4D4"/>
+          <w:lang w:val="en-IN" w:eastAsia="en-IN"/>
+        </w:rPr>
+        <w:t>ExceptionHandler</w:t>
+      </w:r>
+      <w:r>
+        <w:rPr>
+          <w:rFonts w:ascii="Consolas" w:eastAsia="Times New Roman" w:hAnsi="Consolas" w:cs="Times New Roman"/>
+          <w:color w:val="000000"/>
+          <w:sz w:val="18"/>
+          <w:szCs w:val="18"/>
+          <w:lang w:val="en-IN" w:eastAsia="en-IN"/>
+        </w:rPr>
+        <w:t>(Exception.</w:t>
+      </w:r>
+      <w:r>
+        <w:rPr>
+          <w:rFonts w:ascii="Consolas" w:eastAsia="Times New Roman" w:hAnsi="Consolas" w:cs="Times New Roman"/>
+          <w:b/>
+          <w:bCs/>
+          <w:color w:val="7F0055"/>
+          <w:sz w:val="18"/>
+          <w:szCs w:val="18"/>
+          <w:lang w:val="en-IN" w:eastAsia="en-IN"/>
+        </w:rPr>
+        <w:t>class</w:t>
+      </w:r>
+      <w:r>
+        <w:rPr>
+          <w:rFonts w:ascii="Consolas" w:eastAsia="Times New Roman" w:hAnsi="Consolas" w:cs="Times New Roman"/>
+          <w:color w:val="000000"/>
+          <w:sz w:val="18"/>
+          <w:szCs w:val="18"/>
+          <w:lang w:val="en-IN" w:eastAsia="en-IN"/>
+        </w:rPr>
+        <w:t>)</w:t>
+      </w:r>
+    </w:p>
+    <w:p>
+      <w:pPr>
+        <w:shd w:val="clear" w:color="auto" w:fill="FFFFFF"/>
+        <w:spacing w:after="0" w:line="240" w:lineRule="auto"/>
+        <w:rPr>
+          <w:rFonts w:ascii="Consolas" w:eastAsia="Times New Roman" w:hAnsi="Consolas" w:cs="Times New Roman"/>
+          <w:color w:val="000000"/>
+          <w:sz w:val="18"/>
+          <w:szCs w:val="18"/>
+          <w:lang w:val="en-IN" w:eastAsia="en-IN"/>
+        </w:rPr>
+      </w:pPr>
+      <w:r>
+        <w:rPr>
+          <w:rFonts w:ascii="Consolas" w:eastAsia="Times New Roman" w:hAnsi="Consolas" w:cs="Times New Roman"/>
+          <w:color w:val="000000"/>
+          <w:sz w:val="18"/>
+          <w:szCs w:val="18"/>
+          <w:lang w:val="en-IN" w:eastAsia="en-IN"/>
+        </w:rPr>
+        <w:tab/>
+      </w:r>
+      <w:r>
+        <w:rPr>
+          <w:rFonts w:ascii="Consolas" w:eastAsia="Times New Roman" w:hAnsi="Consolas" w:cs="Times New Roman"/>
+          <w:b/>
+          <w:bCs/>
+          <w:color w:val="7F0055"/>
+          <w:sz w:val="18"/>
+          <w:szCs w:val="18"/>
+          <w:lang w:val="en-IN" w:eastAsia="en-IN"/>
+        </w:rPr>
+        <w:t>public</w:t>
+      </w:r>
+      <w:r>
+        <w:rPr>
+          <w:rFonts w:ascii="Consolas" w:eastAsia="Times New Roman" w:hAnsi="Consolas" w:cs="Times New Roman"/>
+          <w:color w:val="000000"/>
+          <w:sz w:val="18"/>
+          <w:szCs w:val="18"/>
+          <w:lang w:val="en-IN" w:eastAsia="en-IN"/>
+        </w:rPr>
+        <w:t xml:space="preserve"> ResponseEntity&lt;String&gt; handleGeneralException(Exception </w:t>
+      </w:r>
+      <w:r>
+        <w:rPr>
+          <w:rFonts w:ascii="Consolas" w:eastAsia="Times New Roman" w:hAnsi="Consolas" w:cs="Times New Roman"/>
+          <w:color w:val="6A3E3E"/>
+          <w:sz w:val="18"/>
+          <w:szCs w:val="18"/>
+          <w:lang w:val="en-IN" w:eastAsia="en-IN"/>
+        </w:rPr>
+        <w:t>e</w:t>
+      </w:r>
+      <w:r>
+        <w:rPr>
+          <w:rFonts w:ascii="Consolas" w:eastAsia="Times New Roman" w:hAnsi="Consolas" w:cs="Times New Roman"/>
+          <w:color w:val="000000"/>
+          <w:sz w:val="18"/>
+          <w:szCs w:val="18"/>
+          <w:lang w:val="en-IN" w:eastAsia="en-IN"/>
+        </w:rPr>
+        <w:t>) {</w:t>
+      </w:r>
+    </w:p>
+    <w:p>
+      <w:pPr>
+        <w:shd w:val="clear" w:color="auto" w:fill="FFFFFF"/>
+        <w:spacing w:after="0" w:line="240" w:lineRule="auto"/>
+        <w:rPr>
+          <w:rFonts w:ascii="Consolas" w:eastAsia="Times New Roman" w:hAnsi="Consolas" w:cs="Times New Roman"/>
+          <w:color w:val="000000"/>
+          <w:sz w:val="18"/>
+          <w:szCs w:val="18"/>
+          <w:lang w:val="en-IN" w:eastAsia="en-IN"/>
+        </w:rPr>
+      </w:pPr>
+    </w:p>
+    <w:p>
+      <w:pPr>
+        <w:shd w:val="clear" w:color="auto" w:fill="FFFFFF"/>
+        <w:spacing w:after="0" w:line="240" w:lineRule="auto"/>
+        <w:rPr>
+          <w:rFonts w:ascii="Consolas" w:eastAsia="Times New Roman" w:hAnsi="Consolas" w:cs="Times New Roman"/>
+          <w:color w:val="000000"/>
+          <w:sz w:val="18"/>
+          <w:szCs w:val="18"/>
+          <w:lang w:val="en-IN" w:eastAsia="en-IN"/>
+        </w:rPr>
+      </w:pPr>
+      <w:r>
+        <w:rPr>
+          <w:rFonts w:ascii="Consolas" w:eastAsia="Times New Roman" w:hAnsi="Consolas" w:cs="Times New Roman"/>
+          <w:color w:val="000000"/>
+          <w:sz w:val="18"/>
+          <w:szCs w:val="18"/>
+          <w:lang w:val="en-IN" w:eastAsia="en-IN"/>
+        </w:rPr>
+        <w:tab/>
+      </w:r>
+      <w:r>
+        <w:rPr>
+          <w:rFonts w:ascii="Consolas" w:eastAsia="Times New Roman" w:hAnsi="Consolas" w:cs="Times New Roman"/>
+          <w:color w:val="000000"/>
+          <w:sz w:val="18"/>
+          <w:szCs w:val="18"/>
+          <w:lang w:val="en-IN" w:eastAsia="en-IN"/>
+        </w:rPr>
+        <w:tab/>
+      </w:r>
+      <w:r>
+        <w:rPr>
+          <w:rFonts w:ascii="Consolas" w:eastAsia="Times New Roman" w:hAnsi="Consolas" w:cs="Times New Roman"/>
+          <w:b/>
+          <w:bCs/>
+          <w:i/>
+          <w:iCs/>
+          <w:color w:val="0000C0"/>
+          <w:sz w:val="18"/>
+          <w:szCs w:val="18"/>
+          <w:lang w:val="en-IN" w:eastAsia="en-IN"/>
+        </w:rPr>
+        <w:t>logger</w:t>
+      </w:r>
+      <w:r>
+        <w:rPr>
+          <w:rFonts w:ascii="Consolas" w:eastAsia="Times New Roman" w:hAnsi="Consolas" w:cs="Times New Roman"/>
+          <w:color w:val="000000"/>
+          <w:sz w:val="18"/>
+          <w:szCs w:val="18"/>
+          <w:lang w:val="en-IN" w:eastAsia="en-IN"/>
+        </w:rPr>
+        <w:t>.error(</w:t>
+      </w:r>
+      <w:r>
+        <w:rPr>
+          <w:rFonts w:ascii="Consolas" w:eastAsia="Times New Roman" w:hAnsi="Consolas" w:cs="Times New Roman"/>
+          <w:color w:val="2A00FF"/>
+          <w:sz w:val="18"/>
+          <w:szCs w:val="18"/>
+          <w:lang w:val="en-IN" w:eastAsia="en-IN"/>
+        </w:rPr>
+        <w:t>"Unexpected server error"</w:t>
+      </w:r>
+      <w:r>
+        <w:rPr>
+          <w:rFonts w:ascii="Consolas" w:eastAsia="Times New Roman" w:hAnsi="Consolas" w:cs="Times New Roman"/>
+          <w:color w:val="000000"/>
+          <w:sz w:val="18"/>
+          <w:szCs w:val="18"/>
+          <w:lang w:val="en-IN" w:eastAsia="en-IN"/>
+        </w:rPr>
+        <w:t xml:space="preserve">, </w:t>
+      </w:r>
+      <w:r>
+        <w:rPr>
+          <w:rFonts w:ascii="Consolas" w:eastAsia="Times New Roman" w:hAnsi="Consolas" w:cs="Times New Roman"/>
+          <w:color w:val="6A3E3E"/>
+          <w:sz w:val="18"/>
+          <w:szCs w:val="18"/>
+          <w:lang w:val="en-IN" w:eastAsia="en-IN"/>
+        </w:rPr>
+        <w:t>e</w:t>
+      </w:r>
+      <w:r>
+        <w:rPr>
+          <w:rFonts w:ascii="Consolas" w:eastAsia="Times New Roman" w:hAnsi="Consolas" w:cs="Times New Roman"/>
+          <w:color w:val="000000"/>
+          <w:sz w:val="18"/>
+          <w:szCs w:val="18"/>
+          <w:lang w:val="en-IN" w:eastAsia="en-IN"/>
+        </w:rPr>
+        <w:t>);</w:t>
+      </w:r>
+    </w:p>
+    <w:p>
+      <w:pPr>
+        <w:shd w:val="clear" w:color="auto" w:fill="FFFFFF"/>
+        <w:spacing w:after="0" w:line="240" w:lineRule="auto"/>
+        <w:rPr>
+          <w:rFonts w:ascii="Consolas" w:eastAsia="Times New Roman" w:hAnsi="Consolas" w:cs="Times New Roman"/>
+          <w:color w:val="000000"/>
+          <w:sz w:val="18"/>
+          <w:szCs w:val="18"/>
+          <w:lang w:val="en-IN" w:eastAsia="en-IN"/>
+        </w:rPr>
+      </w:pPr>
+    </w:p>
+    <w:p>
+      <w:pPr>
+        <w:shd w:val="clear" w:color="auto" w:fill="FFFFFF"/>
+        <w:spacing w:after="0" w:line="240" w:lineRule="auto"/>
+        <w:rPr>
+          <w:rFonts w:ascii="Consolas" w:eastAsia="Times New Roman" w:hAnsi="Consolas" w:cs="Times New Roman"/>
+          <w:color w:val="000000"/>
+          <w:sz w:val="18"/>
+          <w:szCs w:val="18"/>
+          <w:lang w:val="en-IN" w:eastAsia="en-IN"/>
+        </w:rPr>
+      </w:pPr>
+      <w:r>
+        <w:rPr>
+          <w:rFonts w:ascii="Consolas" w:eastAsia="Times New Roman" w:hAnsi="Consolas" w:cs="Times New Roman"/>
+          <w:color w:val="000000"/>
+          <w:sz w:val="18"/>
+          <w:szCs w:val="18"/>
+          <w:lang w:val="en-IN" w:eastAsia="en-IN"/>
+        </w:rPr>
+        <w:tab/>
+      </w:r>
+      <w:r>
+        <w:rPr>
+          <w:rFonts w:ascii="Consolas" w:eastAsia="Times New Roman" w:hAnsi="Consolas" w:cs="Times New Roman"/>
+          <w:color w:val="000000"/>
+          <w:sz w:val="18"/>
+          <w:szCs w:val="18"/>
+          <w:lang w:val="en-IN" w:eastAsia="en-IN"/>
+        </w:rPr>
+        <w:tab/>
+      </w:r>
+      <w:r>
+        <w:rPr>
+          <w:rFonts w:ascii="Consolas" w:eastAsia="Times New Roman" w:hAnsi="Consolas" w:cs="Times New Roman"/>
+          <w:b/>
+          <w:bCs/>
+          <w:color w:val="7F0055"/>
+          <w:sz w:val="18"/>
+          <w:szCs w:val="18"/>
+          <w:lang w:val="en-IN" w:eastAsia="en-IN"/>
+        </w:rPr>
+        <w:t>return</w:t>
+      </w:r>
+      <w:r>
+        <w:rPr>
+          <w:rFonts w:ascii="Consolas" w:eastAsia="Times New Roman" w:hAnsi="Consolas" w:cs="Times New Roman"/>
+          <w:color w:val="000000"/>
+          <w:sz w:val="18"/>
+          <w:szCs w:val="18"/>
+          <w:lang w:val="en-IN" w:eastAsia="en-IN"/>
+        </w:rPr>
+        <w:t xml:space="preserve"> </w:t>
+      </w:r>
+      <w:r>
+        <w:rPr>
+          <w:rFonts w:ascii="Consolas" w:eastAsia="Times New Roman" w:hAnsi="Consolas" w:cs="Times New Roman"/>
+          <w:b/>
+          <w:bCs/>
+          <w:color w:val="7F0055"/>
+          <w:sz w:val="18"/>
+          <w:szCs w:val="18"/>
+          <w:lang w:val="en-IN" w:eastAsia="en-IN"/>
+        </w:rPr>
+        <w:t>new</w:t>
+      </w:r>
+      <w:r>
+        <w:rPr>
+          <w:rFonts w:ascii="Consolas" w:eastAsia="Times New Roman" w:hAnsi="Consolas" w:cs="Times New Roman"/>
+          <w:color w:val="000000"/>
+          <w:sz w:val="18"/>
+          <w:szCs w:val="18"/>
+          <w:lang w:val="en-IN" w:eastAsia="en-IN"/>
+        </w:rPr>
+        <w:t xml:space="preserve"> ResponseEntity&lt;&gt;(</w:t>
+      </w:r>
+      <w:r>
+        <w:rPr>
+          <w:rFonts w:ascii="Consolas" w:eastAsia="Times New Roman" w:hAnsi="Consolas" w:cs="Times New Roman"/>
+          <w:color w:val="2A00FF"/>
+          <w:sz w:val="18"/>
+          <w:szCs w:val="18"/>
+          <w:lang w:val="en-IN" w:eastAsia="en-IN"/>
+        </w:rPr>
+        <w:t>"Internal Server Error"</w:t>
+      </w:r>
+      <w:r>
+        <w:rPr>
+          <w:rFonts w:ascii="Consolas" w:eastAsia="Times New Roman" w:hAnsi="Consolas" w:cs="Times New Roman"/>
+          <w:color w:val="000000"/>
+          <w:sz w:val="18"/>
+          <w:szCs w:val="18"/>
+          <w:lang w:val="en-IN" w:eastAsia="en-IN"/>
+        </w:rPr>
+        <w:t>, HttpStatus.</w:t>
+      </w:r>
+      <w:r>
+        <w:rPr>
+          <w:rFonts w:ascii="Consolas" w:eastAsia="Times New Roman" w:hAnsi="Consolas" w:cs="Times New Roman"/>
+          <w:b/>
+          <w:bCs/>
+          <w:i/>
+          <w:iCs/>
+          <w:color w:val="0000C0"/>
+          <w:sz w:val="18"/>
+          <w:szCs w:val="18"/>
+          <w:lang w:val="en-IN" w:eastAsia="en-IN"/>
+        </w:rPr>
+        <w:t>INTERNAL_SERVER_ERROR</w:t>
+      </w:r>
+      <w:r>
+        <w:rPr>
+          <w:rFonts w:ascii="Consolas" w:eastAsia="Times New Roman" w:hAnsi="Consolas" w:cs="Times New Roman"/>
+          <w:color w:val="000000"/>
+          <w:sz w:val="18"/>
+          <w:szCs w:val="18"/>
+          <w:lang w:val="en-IN" w:eastAsia="en-IN"/>
+        </w:rPr>
+        <w:t>);</w:t>
+      </w:r>
+    </w:p>
+    <w:p>
+      <w:pPr>
+        <w:shd w:val="clear" w:color="auto" w:fill="FFFFFF"/>
+        <w:spacing w:after="0" w:line="240" w:lineRule="auto"/>
+        <w:rPr>
+          <w:rFonts w:ascii="Consolas" w:eastAsia="Times New Roman" w:hAnsi="Consolas" w:cs="Times New Roman"/>
+          <w:color w:val="000000"/>
+          <w:sz w:val="18"/>
+          <w:szCs w:val="18"/>
+          <w:lang w:val="en-IN" w:eastAsia="en-IN"/>
+        </w:rPr>
+      </w:pPr>
+      <w:r>
+        <w:rPr>
+          <w:rFonts w:ascii="Consolas" w:eastAsia="Times New Roman" w:hAnsi="Consolas" w:cs="Times New Roman"/>
+          <w:color w:val="000000"/>
+          <w:sz w:val="18"/>
+          <w:szCs w:val="18"/>
+          <w:lang w:val="en-IN" w:eastAsia="en-IN"/>
+        </w:rPr>
+        <w:tab/>
+        <w:t>}</w:t>
+      </w:r>
+    </w:p>
+    <w:p>
+      <w:pPr>
+        <w:shd w:val="clear" w:color="auto" w:fill="FFFFFF"/>
+        <w:spacing w:after="0" w:line="240" w:lineRule="auto"/>
+        <w:rPr>
+          <w:rFonts w:ascii="Consolas" w:eastAsia="Times New Roman" w:hAnsi="Consolas" w:cs="Times New Roman"/>
+          <w:color w:val="000000"/>
+          <w:sz w:val="18"/>
+          <w:szCs w:val="18"/>
+          <w:lang w:val="en-IN" w:eastAsia="en-IN"/>
+        </w:rPr>
+      </w:pPr>
+    </w:p>
+    <w:p>
+      <w:pPr>
+        <w:shd w:val="clear" w:color="auto" w:fill="FFFFFF"/>
+        <w:spacing w:after="0" w:line="240" w:lineRule="auto"/>
+        <w:rPr>
+          <w:rFonts w:ascii="Consolas" w:eastAsia="Times New Roman" w:hAnsi="Consolas" w:cs="Times New Roman"/>
+          <w:color w:val="000000"/>
+          <w:sz w:val="18"/>
+          <w:szCs w:val="18"/>
+          <w:lang w:val="en-IN" w:eastAsia="en-IN"/>
+        </w:rPr>
+      </w:pPr>
+      <w:r>
+        <w:rPr>
+          <w:rFonts w:ascii="Consolas" w:eastAsia="Times New Roman" w:hAnsi="Consolas" w:cs="Times New Roman"/>
+          <w:color w:val="000000"/>
+          <w:sz w:val="18"/>
+          <w:szCs w:val="18"/>
+          <w:lang w:val="en-IN" w:eastAsia="en-IN"/>
+        </w:rPr>
+        <w:t>}</w:t>
+      </w:r>
+    </w:p>
+    <w:p>
+      <w:pPr>
+        <w:rPr>
+          <w:sz w:val="18"/>
+          <w:szCs w:val="18"/>
+        </w:rPr>
+      </w:pPr>
     </w:p>
     <w:sectPr>
       <w:pgSz w:w="12240" w:h="15840"/>
@@ -2869,8 +6626,8 @@
 </file>
 
 <file path=word/numbering.xml><?xml version="1.0" encoding="utf-8"?>
-<w:numbering xmlns:ve="http://schemas.openxmlformats.org/markup-compatibility/2006" xmlns:o="urn:schemas-microsoft-com:office:office" xmlns:r="http://schemas.openxmlformats.org/officeDocument/2006/relationships" xmlns:m="http://schemas.openxmlformats.org/officeDocument/2006/math" xmlns:v="urn:schemas-microsoft-com:vml" xmlns:wp="http://schemas.openxmlformats.org/drawingml/2006/wordprocessingDrawing" xmlns:w10="urn:schemas-microsoft-com:office:word" xmlns:w="http://schemas.openxmlformats.org/wordprocessingml/2006/main" xmlns:wne="http://schemas.microsoft.com/office/word/2006/wordml">
-  <w:abstractNum w:abstractNumId="0">
+<w:numbering xmlns:wpc="http://schemas.microsoft.com/office/word/2010/wordprocessingCanvas" xmlns:cx="http://schemas.microsoft.com/office/drawing/2014/chartex" xmlns:cx1="http://schemas.microsoft.com/office/drawing/2015/9/8/chartex" xmlns:cx2="http://schemas.microsoft.com/office/drawing/2015/10/21/chartex" xmlns:cx3="http://schemas.microsoft.com/office/drawing/2016/5/9/chartex" xmlns:cx4="http://schemas.microsoft.com/office/drawing/2016/5/10/chartex" xmlns:cx5="http://schemas.microsoft.com/office/drawing/2016/5/11/chartex" xmlns:cx6="http://schemas.microsoft.com/office/drawing/2016/5/12/chartex" xmlns:cx7="http://schemas.microsoft.com/office/drawing/2016/5/13/chartex" xmlns:cx8="http://schemas.microsoft.com/office/drawing/2016/5/14/chartex" xmlns:mc="http://schemas.openxmlformats.org/markup-compatibility/2006" xmlns:aink="http://schemas.microsoft.com/office/drawing/2016/ink" xmlns:am3d="http://schemas.microsoft.com/office/drawing/2017/model3d" xmlns:o="urn:schemas-microsoft-com:office:office" xmlns:r="http://schemas.openxmlformats.org/officeDocument/2006/relationships" xmlns:m="http://schemas.openxmlformats.org/officeDocument/2006/math" xmlns:v="urn:schemas-microsoft-com:vml" xmlns:wp14="http://schemas.microsoft.com/office/word/2010/wordprocessingDrawing" xmlns:wp="http://schemas.openxmlformats.org/drawingml/2006/wordprocessingDrawing" xmlns:w10="urn:schemas-microsoft-com:office:word" xmlns:w="http://schemas.openxmlformats.org/wordprocessingml/2006/main" xmlns:w14="http://schemas.microsoft.com/office/word/2010/wordml" xmlns:w15="http://schemas.microsoft.com/office/word/2012/wordml" xmlns:w16cex="http://schemas.microsoft.com/office/word/2018/wordml/cex" xmlns:w16cid="http://schemas.microsoft.com/office/word/2016/wordml/cid" xmlns:w16="http://schemas.microsoft.com/office/word/2018/wordml" xmlns:w16sdtdh="http://schemas.microsoft.com/office/word/2020/wordml/sdtdatahash" xmlns:w16se="http://schemas.microsoft.com/office/word/2015/wordml/symex" xmlns:wpg="http://schemas.microsoft.com/office/word/2010/wordprocessingGroup" xmlns:wpi="http://schemas.microsoft.com/office/word/2010/wordprocessingInk" xmlns:wne="http://schemas.microsoft.com/office/word/2006/wordml" xmlns:wps="http://schemas.microsoft.com/office/word/2010/wordprocessingShape" mc:Ignorable="w14 w15 w16se w16cid w16 w16cex w16sdtdh wp14">
+  <w:abstractNum w:abstractNumId="0" w15:restartNumberingAfterBreak="0">
     <w:nsid w:val="71FD3833"/>
     <w:multiLevelType w:val="multilevel"/>
     <w:tmpl w:val="6414C422"/>
@@ -3026,7 +6783,7 @@
 </file>
 
 <file path=word/styles.xml><?xml version="1.0" encoding="utf-8"?>
-<w:styles xmlns:r="http://schemas.openxmlformats.org/officeDocument/2006/relationships" xmlns:w="http://schemas.openxmlformats.org/wordprocessingml/2006/main">
+<w:styles xmlns:mc="http://schemas.openxmlformats.org/markup-compatibility/2006" xmlns:r="http://schemas.openxmlformats.org/officeDocument/2006/relationships" xmlns:w="http://schemas.openxmlformats.org/wordprocessingml/2006/main" xmlns:w14="http://schemas.microsoft.com/office/word/2010/wordml" xmlns:w15="http://schemas.microsoft.com/office/word/2012/wordml" xmlns:w16cex="http://schemas.microsoft.com/office/word/2018/wordml/cex" xmlns:w16cid="http://schemas.microsoft.com/office/word/2016/wordml/cid" xmlns:w16="http://schemas.microsoft.com/office/word/2018/wordml" xmlns:w16sdtdh="http://schemas.microsoft.com/office/word/2020/wordml/sdtdatahash" xmlns:w16se="http://schemas.microsoft.com/office/word/2015/wordml/symex" mc:Ignorable="w14 w15 w16se w16cid w16 w16cex w16sdtdh">
   <w:docDefaults>
     <w:rPrDefault>
       <w:rPr>
@@ -3042,144 +6799,383 @@
       </w:pPr>
     </w:pPrDefault>
   </w:docDefaults>
-  <w:latentStyles w:defLockedState="0" w:defUIPriority="99" w:defSemiHidden="1" w:defUnhideWhenUsed="1" w:defQFormat="0" w:count="267">
-    <w:lsdException w:name="Normal" w:semiHidden="0" w:uiPriority="0" w:unhideWhenUsed="0" w:qFormat="1"/>
-    <w:lsdException w:name="heading 1" w:semiHidden="0" w:uiPriority="9" w:unhideWhenUsed="0" w:qFormat="1"/>
-    <w:lsdException w:name="heading 2" w:uiPriority="9" w:qFormat="1"/>
-    <w:lsdException w:name="heading 3" w:uiPriority="9" w:qFormat="1"/>
-    <w:lsdException w:name="heading 4" w:uiPriority="9" w:qFormat="1"/>
-    <w:lsdException w:name="heading 5" w:uiPriority="9" w:qFormat="1"/>
-    <w:lsdException w:name="heading 6" w:uiPriority="9" w:qFormat="1"/>
-    <w:lsdException w:name="heading 7" w:uiPriority="9" w:qFormat="1"/>
-    <w:lsdException w:name="heading 8" w:uiPriority="9" w:qFormat="1"/>
-    <w:lsdException w:name="heading 9" w:uiPriority="9" w:qFormat="1"/>
-    <w:lsdException w:name="toc 1" w:uiPriority="39"/>
-    <w:lsdException w:name="toc 2" w:uiPriority="39"/>
-    <w:lsdException w:name="toc 3" w:uiPriority="39"/>
-    <w:lsdException w:name="toc 4" w:uiPriority="39"/>
-    <w:lsdException w:name="toc 5" w:uiPriority="39"/>
-    <w:lsdException w:name="toc 6" w:uiPriority="39"/>
-    <w:lsdException w:name="toc 7" w:uiPriority="39"/>
-    <w:lsdException w:name="toc 8" w:uiPriority="39"/>
-    <w:lsdException w:name="toc 9" w:uiPriority="39"/>
-    <w:lsdException w:name="caption" w:uiPriority="35" w:qFormat="1"/>
-    <w:lsdException w:name="Title" w:semiHidden="0" w:uiPriority="10" w:unhideWhenUsed="0" w:qFormat="1"/>
-    <w:lsdException w:name="Default Paragraph Font" w:uiPriority="1"/>
-    <w:lsdException w:name="Subtitle" w:semiHidden="0" w:uiPriority="11" w:unhideWhenUsed="0" w:qFormat="1"/>
-    <w:lsdException w:name="Strong" w:semiHidden="0" w:uiPriority="22" w:unhideWhenUsed="0" w:qFormat="1"/>
-    <w:lsdException w:name="Emphasis" w:semiHidden="0" w:uiPriority="20" w:unhideWhenUsed="0" w:qFormat="1"/>
-    <w:lsdException w:name="Table Grid" w:semiHidden="0" w:uiPriority="59" w:unhideWhenUsed="0"/>
-    <w:lsdException w:name="Placeholder Text" w:unhideWhenUsed="0"/>
-    <w:lsdException w:name="No Spacing" w:semiHidden="0" w:uiPriority="1" w:unhideWhenUsed="0" w:qFormat="1"/>
-    <w:lsdException w:name="Light Shading" w:semiHidden="0" w:uiPriority="60" w:unhideWhenUsed="0"/>
-    <w:lsdException w:name="Light List" w:semiHidden="0" w:uiPriority="61" w:unhideWhenUsed="0"/>
-    <w:lsdException w:name="Light Grid" w:semiHidden="0" w:uiPriority="62" w:unhideWhenUsed="0"/>
-    <w:lsdException w:name="Medium Shading 1" w:semiHidden="0" w:uiPriority="63" w:unhideWhenUsed="0"/>
-    <w:lsdException w:name="Medium Shading 2" w:semiHidden="0" w:uiPriority="64" w:unhideWhenUsed="0"/>
-    <w:lsdException w:name="Medium List 1" w:semiHidden="0" w:uiPriority="65" w:unhideWhenUsed="0"/>
-    <w:lsdException w:name="Medium List 2" w:semiHidden="0" w:uiPriority="66" w:unhideWhenUsed="0"/>
-    <w:lsdException w:name="Medium Grid 1" w:semiHidden="0" w:uiPriority="67" w:unhideWhenUsed="0"/>
-    <w:lsdException w:name="Medium Grid 2" w:semiHidden="0" w:uiPriority="68" w:unhideWhenUsed="0"/>
-    <w:lsdException w:name="Medium Grid 3" w:semiHidden="0" w:uiPriority="69" w:unhideWhenUsed="0"/>
-    <w:lsdException w:name="Dark List" w:semiHidden="0" w:uiPriority="70" w:unhideWhenUsed="0"/>
-    <w:lsdException w:name="Colorful Shading" w:semiHidden="0" w:uiPriority="71" w:unhideWhenUsed="0"/>
-    <w:lsdException w:name="Colorful List" w:semiHidden="0" w:uiPriority="72" w:unhideWhenUsed="0"/>
-    <w:lsdException w:name="Colorful Grid" w:semiHidden="0" w:uiPriority="73" w:unhideWhenUsed="0"/>
-    <w:lsdException w:name="Light Shading Accent 1" w:semiHidden="0" w:uiPriority="60" w:unhideWhenUsed="0"/>
-    <w:lsdException w:name="Light List Accent 1" w:semiHidden="0" w:uiPriority="61" w:unhideWhenUsed="0"/>
-    <w:lsdException w:name="Light Grid Accent 1" w:semiHidden="0" w:uiPriority="62" w:unhideWhenUsed="0"/>
-    <w:lsdException w:name="Medium Shading 1 Accent 1" w:semiHidden="0" w:uiPriority="63" w:unhideWhenUsed="0"/>
-    <w:lsdException w:name="Medium Shading 2 Accent 1" w:semiHidden="0" w:uiPriority="64" w:unhideWhenUsed="0"/>
-    <w:lsdException w:name="Medium List 1 Accent 1" w:semiHidden="0" w:uiPriority="65" w:unhideWhenUsed="0"/>
-    <w:lsdException w:name="Revision" w:unhideWhenUsed="0"/>
-    <w:lsdException w:name="List Paragraph" w:semiHidden="0" w:uiPriority="34" w:unhideWhenUsed="0" w:qFormat="1"/>
-    <w:lsdException w:name="Quote" w:semiHidden="0" w:uiPriority="29" w:unhideWhenUsed="0" w:qFormat="1"/>
-    <w:lsdException w:name="Intense Quote" w:semiHidden="0" w:uiPriority="30" w:unhideWhenUsed="0" w:qFormat="1"/>
-    <w:lsdException w:name="Medium List 2 Accent 1" w:semiHidden="0" w:uiPriority="66" w:unhideWhenUsed="0"/>
-    <w:lsdException w:name="Medium Grid 1 Accent 1" w:semiHidden="0" w:uiPriority="67" w:unhideWhenUsed="0"/>
-    <w:lsdException w:name="Medium Grid 2 Accent 1" w:semiHidden="0" w:uiPriority="68" w:unhideWhenUsed="0"/>
-    <w:lsdException w:name="Medium Grid 3 Accent 1" w:semiHidden="0" w:uiPriority="69" w:unhideWhenUsed="0"/>
-    <w:lsdException w:name="Dark List Accent 1" w:semiHidden="0" w:uiPriority="70" w:unhideWhenUsed="0"/>
-    <w:lsdException w:name="Colorful Shading Accent 1" w:semiHidden="0" w:uiPriority="71" w:unhideWhenUsed="0"/>
-    <w:lsdException w:name="Colorful List Accent 1" w:semiHidden="0" w:uiPriority="72" w:unhideWhenUsed="0"/>
-    <w:lsdException w:name="Colorful Grid Accent 1" w:semiHidden="0" w:uiPriority="73" w:unhideWhenUsed="0"/>
-    <w:lsdException w:name="Light Shading Accent 2" w:semiHidden="0" w:uiPriority="60" w:unhideWhenUsed="0"/>
-    <w:lsdException w:name="Light List Accent 2" w:semiHidden="0" w:uiPriority="61" w:unhideWhenUsed="0"/>
-    <w:lsdException w:name="Light Grid Accent 2" w:semiHidden="0" w:uiPriority="62" w:unhideWhenUsed="0"/>
-    <w:lsdException w:name="Medium Shading 1 Accent 2" w:semiHidden="0" w:uiPriority="63" w:unhideWhenUsed="0"/>
-    <w:lsdException w:name="Medium Shading 2 Accent 2" w:semiHidden="0" w:uiPriority="64" w:unhideWhenUsed="0"/>
-    <w:lsdException w:name="Medium List 1 Accent 2" w:semiHidden="0" w:uiPriority="65" w:unhideWhenUsed="0"/>
-    <w:lsdException w:name="Medium List 2 Accent 2" w:semiHidden="0" w:uiPriority="66" w:unhideWhenUsed="0"/>
-    <w:lsdException w:name="Medium Grid 1 Accent 2" w:semiHidden="0" w:uiPriority="67" w:unhideWhenUsed="0"/>
-    <w:lsdException w:name="Medium Grid 2 Accent 2" w:semiHidden="0" w:uiPriority="68" w:unhideWhenUsed="0"/>
-    <w:lsdException w:name="Medium Grid 3 Accent 2" w:semiHidden="0" w:uiPriority="69" w:unhideWhenUsed="0"/>
-    <w:lsdException w:name="Dark List Accent 2" w:semiHidden="0" w:uiPriority="70" w:unhideWhenUsed="0"/>
-    <w:lsdException w:name="Colorful Shading Accent 2" w:semiHidden="0" w:uiPriority="71" w:unhideWhenUsed="0"/>
-    <w:lsdException w:name="Colorful List Accent 2" w:semiHidden="0" w:uiPriority="72" w:unhideWhenUsed="0"/>
-    <w:lsdException w:name="Colorful Grid Accent 2" w:semiHidden="0" w:uiPriority="73" w:unhideWhenUsed="0"/>
-    <w:lsdException w:name="Light Shading Accent 3" w:semiHidden="0" w:uiPriority="60" w:unhideWhenUsed="0"/>
-    <w:lsdException w:name="Light List Accent 3" w:semiHidden="0" w:uiPriority="61" w:unhideWhenUsed="0"/>
-    <w:lsdException w:name="Light Grid Accent 3" w:semiHidden="0" w:uiPriority="62" w:unhideWhenUsed="0"/>
-    <w:lsdException w:name="Medium Shading 1 Accent 3" w:semiHidden="0" w:uiPriority="63" w:unhideWhenUsed="0"/>
-    <w:lsdException w:name="Medium Shading 2 Accent 3" w:semiHidden="0" w:uiPriority="64" w:unhideWhenUsed="0"/>
-    <w:lsdException w:name="Medium List 1 Accent 3" w:semiHidden="0" w:uiPriority="65" w:unhideWhenUsed="0"/>
-    <w:lsdException w:name="Medium List 2 Accent 3" w:semiHidden="0" w:uiPriority="66" w:unhideWhenUsed="0"/>
-    <w:lsdException w:name="Medium Grid 1 Accent 3" w:semiHidden="0" w:uiPriority="67" w:unhideWhenUsed="0"/>
-    <w:lsdException w:name="Medium Grid 2 Accent 3" w:semiHidden="0" w:uiPriority="68" w:unhideWhenUsed="0"/>
-    <w:lsdException w:name="Medium Grid 3 Accent 3" w:semiHidden="0" w:uiPriority="69" w:unhideWhenUsed="0"/>
-    <w:lsdException w:name="Dark List Accent 3" w:semiHidden="0" w:uiPriority="70" w:unhideWhenUsed="0"/>
-    <w:lsdException w:name="Colorful Shading Accent 3" w:semiHidden="0" w:uiPriority="71" w:unhideWhenUsed="0"/>
-    <w:lsdException w:name="Colorful List Accent 3" w:semiHidden="0" w:uiPriority="72" w:unhideWhenUsed="0"/>
-    <w:lsdException w:name="Colorful Grid Accent 3" w:semiHidden="0" w:uiPriority="73" w:unhideWhenUsed="0"/>
-    <w:lsdException w:name="Light Shading Accent 4" w:semiHidden="0" w:uiPriority="60" w:unhideWhenUsed="0"/>
-    <w:lsdException w:name="Light List Accent 4" w:semiHidden="0" w:uiPriority="61" w:unhideWhenUsed="0"/>
-    <w:lsdException w:name="Light Grid Accent 4" w:semiHidden="0" w:uiPriority="62" w:unhideWhenUsed="0"/>
-    <w:lsdException w:name="Medium Shading 1 Accent 4" w:semiHidden="0" w:uiPriority="63" w:unhideWhenUsed="0"/>
-    <w:lsdException w:name="Medium Shading 2 Accent 4" w:semiHidden="0" w:uiPriority="64" w:unhideWhenUsed="0"/>
-    <w:lsdException w:name="Medium List 1 Accent 4" w:semiHidden="0" w:uiPriority="65" w:unhideWhenUsed="0"/>
-    <w:lsdException w:name="Medium List 2 Accent 4" w:semiHidden="0" w:uiPriority="66" w:unhideWhenUsed="0"/>
-    <w:lsdException w:name="Medium Grid 1 Accent 4" w:semiHidden="0" w:uiPriority="67" w:unhideWhenUsed="0"/>
-    <w:lsdException w:name="Medium Grid 2 Accent 4" w:semiHidden="0" w:uiPriority="68" w:unhideWhenUsed="0"/>
-    <w:lsdException w:name="Medium Grid 3 Accent 4" w:semiHidden="0" w:uiPriority="69" w:unhideWhenUsed="0"/>
-    <w:lsdException w:name="Dark List Accent 4" w:semiHidden="0" w:uiPriority="70" w:unhideWhenUsed="0"/>
-    <w:lsdException w:name="Colorful Shading Accent 4" w:semiHidden="0" w:uiPriority="71" w:unhideWhenUsed="0"/>
-    <w:lsdException w:name="Colorful List Accent 4" w:semiHidden="0" w:uiPriority="72" w:unhideWhenUsed="0"/>
-    <w:lsdException w:name="Colorful Grid Accent 4" w:semiHidden="0" w:uiPriority="73" w:unhideWhenUsed="0"/>
-    <w:lsdException w:name="Light Shading Accent 5" w:semiHidden="0" w:uiPriority="60" w:unhideWhenUsed="0"/>
-    <w:lsdException w:name="Light List Accent 5" w:semiHidden="0" w:uiPriority="61" w:unhideWhenUsed="0"/>
-    <w:lsdException w:name="Light Grid Accent 5" w:semiHidden="0" w:uiPriority="62" w:unhideWhenUsed="0"/>
-    <w:lsdException w:name="Medium Shading 1 Accent 5" w:semiHidden="0" w:uiPriority="63" w:unhideWhenUsed="0"/>
-    <w:lsdException w:name="Medium Shading 2 Accent 5" w:semiHidden="0" w:uiPriority="64" w:unhideWhenUsed="0"/>
-    <w:lsdException w:name="Medium List 1 Accent 5" w:semiHidden="0" w:uiPriority="65" w:unhideWhenUsed="0"/>
-    <w:lsdException w:name="Medium List 2 Accent 5" w:semiHidden="0" w:uiPriority="66" w:unhideWhenUsed="0"/>
-    <w:lsdException w:name="Medium Grid 1 Accent 5" w:semiHidden="0" w:uiPriority="67" w:unhideWhenUsed="0"/>
-    <w:lsdException w:name="Medium Grid 2 Accent 5" w:semiHidden="0" w:uiPriority="68" w:unhideWhenUsed="0"/>
-    <w:lsdException w:name="Medium Grid 3 Accent 5" w:semiHidden="0" w:uiPriority="69" w:unhideWhenUsed="0"/>
-    <w:lsdException w:name="Dark List Accent 5" w:semiHidden="0" w:uiPriority="70" w:unhideWhenUsed="0"/>
-    <w:lsdException w:name="Colorful Shading Accent 5" w:semiHidden="0" w:uiPriority="71" w:unhideWhenUsed="0"/>
-    <w:lsdException w:name="Colorful List Accent 5" w:semiHidden="0" w:uiPriority="72" w:unhideWhenUsed="0"/>
-    <w:lsdException w:name="Colorful Grid Accent 5" w:semiHidden="0" w:uiPriority="73" w:unhideWhenUsed="0"/>
-    <w:lsdException w:name="Light Shading Accent 6" w:semiHidden="0" w:uiPriority="60" w:unhideWhenUsed="0"/>
-    <w:lsdException w:name="Light List Accent 6" w:semiHidden="0" w:uiPriority="61" w:unhideWhenUsed="0"/>
-    <w:lsdException w:name="Light Grid Accent 6" w:semiHidden="0" w:uiPriority="62" w:unhideWhenUsed="0"/>
-    <w:lsdException w:name="Medium Shading 1 Accent 6" w:semiHidden="0" w:uiPriority="63" w:unhideWhenUsed="0"/>
-    <w:lsdException w:name="Medium Shading 2 Accent 6" w:semiHidden="0" w:uiPriority="64" w:unhideWhenUsed="0"/>
-    <w:lsdException w:name="Medium List 1 Accent 6" w:semiHidden="0" w:uiPriority="65" w:unhideWhenUsed="0"/>
-    <w:lsdException w:name="Medium List 2 Accent 6" w:semiHidden="0" w:uiPriority="66" w:unhideWhenUsed="0"/>
-    <w:lsdException w:name="Medium Grid 1 Accent 6" w:semiHidden="0" w:uiPriority="67" w:unhideWhenUsed="0"/>
-    <w:lsdException w:name="Medium Grid 2 Accent 6" w:semiHidden="0" w:uiPriority="68" w:unhideWhenUsed="0"/>
-    <w:lsdException w:name="Medium Grid 3 Accent 6" w:semiHidden="0" w:uiPriority="69" w:unhideWhenUsed="0"/>
-    <w:lsdException w:name="Dark List Accent 6" w:semiHidden="0" w:uiPriority="70" w:unhideWhenUsed="0"/>
-    <w:lsdException w:name="Colorful Shading Accent 6" w:semiHidden="0" w:uiPriority="71" w:unhideWhenUsed="0"/>
-    <w:lsdException w:name="Colorful List Accent 6" w:semiHidden="0" w:uiPriority="72" w:unhideWhenUsed="0"/>
-    <w:lsdException w:name="Colorful Grid Accent 6" w:semiHidden="0" w:uiPriority="73" w:unhideWhenUsed="0"/>
-    <w:lsdException w:name="Subtle Emphasis" w:semiHidden="0" w:uiPriority="19" w:unhideWhenUsed="0" w:qFormat="1"/>
-    <w:lsdException w:name="Intense Emphasis" w:semiHidden="0" w:uiPriority="21" w:unhideWhenUsed="0" w:qFormat="1"/>
-    <w:lsdException w:name="Subtle Reference" w:semiHidden="0" w:uiPriority="31" w:unhideWhenUsed="0" w:qFormat="1"/>
-    <w:lsdException w:name="Intense Reference" w:semiHidden="0" w:uiPriority="32" w:unhideWhenUsed="0" w:qFormat="1"/>
-    <w:lsdException w:name="Book Title" w:semiHidden="0" w:uiPriority="33" w:unhideWhenUsed="0" w:qFormat="1"/>
-    <w:lsdException w:name="Bibliography" w:uiPriority="37"/>
-    <w:lsdException w:name="TOC Heading" w:uiPriority="39" w:qFormat="1"/>
+  <w:latentStyles w:defLockedState="0" w:defUIPriority="99" w:defSemiHidden="0" w:defUnhideWhenUsed="0" w:defQFormat="0" w:count="376">
+    <w:lsdException w:name="Normal" w:uiPriority="0" w:qFormat="1"/>
+    <w:lsdException w:name="heading 1" w:uiPriority="9" w:qFormat="1"/>
+    <w:lsdException w:name="heading 2" w:semiHidden="1" w:uiPriority="9" w:unhideWhenUsed="1" w:qFormat="1"/>
+    <w:lsdException w:name="heading 3" w:semiHidden="1" w:uiPriority="9" w:unhideWhenUsed="1" w:qFormat="1"/>
+    <w:lsdException w:name="heading 4" w:semiHidden="1" w:uiPriority="9" w:unhideWhenUsed="1" w:qFormat="1"/>
+    <w:lsdException w:name="heading 5" w:semiHidden="1" w:uiPriority="9" w:unhideWhenUsed="1" w:qFormat="1"/>
+    <w:lsdException w:name="heading 6" w:semiHidden="1" w:uiPriority="9" w:unhideWhenUsed="1" w:qFormat="1"/>
+    <w:lsdException w:name="heading 7" w:semiHidden="1" w:uiPriority="9" w:unhideWhenUsed="1" w:qFormat="1"/>
+    <w:lsdException w:name="heading 8" w:semiHidden="1" w:uiPriority="9" w:unhideWhenUsed="1" w:qFormat="1"/>
+    <w:lsdException w:name="heading 9" w:semiHidden="1" w:uiPriority="9" w:unhideWhenUsed="1" w:qFormat="1"/>
+    <w:lsdException w:name="index 1" w:semiHidden="1" w:unhideWhenUsed="1"/>
+    <w:lsdException w:name="index 2" w:semiHidden="1" w:unhideWhenUsed="1"/>
+    <w:lsdException w:name="index 3" w:semiHidden="1" w:unhideWhenUsed="1"/>
+    <w:lsdException w:name="index 4" w:semiHidden="1" w:unhideWhenUsed="1"/>
+    <w:lsdException w:name="index 5" w:semiHidden="1" w:unhideWhenUsed="1"/>
+    <w:lsdException w:name="index 6" w:semiHidden="1" w:unhideWhenUsed="1"/>
+    <w:lsdException w:name="index 7" w:semiHidden="1" w:unhideWhenUsed="1"/>
+    <w:lsdException w:name="index 8" w:semiHidden="1" w:unhideWhenUsed="1"/>
+    <w:lsdException w:name="index 9" w:semiHidden="1" w:unhideWhenUsed="1"/>
+    <w:lsdException w:name="toc 1" w:semiHidden="1" w:uiPriority="39" w:unhideWhenUsed="1"/>
+    <w:lsdException w:name="toc 2" w:semiHidden="1" w:uiPriority="39" w:unhideWhenUsed="1"/>
+    <w:lsdException w:name="toc 3" w:semiHidden="1" w:uiPriority="39" w:unhideWhenUsed="1"/>
+    <w:lsdException w:name="toc 4" w:semiHidden="1" w:uiPriority="39" w:unhideWhenUsed="1"/>
+    <w:lsdException w:name="toc 5" w:semiHidden="1" w:uiPriority="39" w:unhideWhenUsed="1"/>
+    <w:lsdException w:name="toc 6" w:semiHidden="1" w:uiPriority="39" w:unhideWhenUsed="1"/>
+    <w:lsdException w:name="toc 7" w:semiHidden="1" w:uiPriority="39" w:unhideWhenUsed="1"/>
+    <w:lsdException w:name="toc 8" w:semiHidden="1" w:uiPriority="39" w:unhideWhenUsed="1"/>
+    <w:lsdException w:name="toc 9" w:semiHidden="1" w:uiPriority="39" w:unhideWhenUsed="1"/>
+    <w:lsdException w:name="Normal Indent" w:semiHidden="1" w:unhideWhenUsed="1"/>
+    <w:lsdException w:name="footnote text" w:semiHidden="1" w:unhideWhenUsed="1"/>
+    <w:lsdException w:name="annotation text" w:semiHidden="1" w:unhideWhenUsed="1"/>
+    <w:lsdException w:name="header" w:semiHidden="1" w:unhideWhenUsed="1"/>
+    <w:lsdException w:name="footer" w:semiHidden="1" w:unhideWhenUsed="1"/>
+    <w:lsdException w:name="index heading" w:semiHidden="1" w:unhideWhenUsed="1"/>
+    <w:lsdException w:name="caption" w:semiHidden="1" w:uiPriority="35" w:unhideWhenUsed="1" w:qFormat="1"/>
+    <w:lsdException w:name="table of figures" w:semiHidden="1" w:unhideWhenUsed="1"/>
+    <w:lsdException w:name="envelope address" w:semiHidden="1" w:unhideWhenUsed="1"/>
+    <w:lsdException w:name="envelope return" w:semiHidden="1" w:unhideWhenUsed="1"/>
+    <w:lsdException w:name="footnote reference" w:semiHidden="1" w:unhideWhenUsed="1"/>
+    <w:lsdException w:name="annotation reference" w:semiHidden="1" w:unhideWhenUsed="1"/>
+    <w:lsdException w:name="line number" w:semiHidden="1" w:unhideWhenUsed="1"/>
+    <w:lsdException w:name="page number" w:semiHidden="1" w:unhideWhenUsed="1"/>
+    <w:lsdException w:name="endnote reference" w:semiHidden="1" w:unhideWhenUsed="1"/>
+    <w:lsdException w:name="endnote text" w:semiHidden="1" w:unhideWhenUsed="1"/>
+    <w:lsdException w:name="table of authorities" w:semiHidden="1" w:unhideWhenUsed="1"/>
+    <w:lsdException w:name="macro" w:semiHidden="1" w:unhideWhenUsed="1"/>
+    <w:lsdException w:name="toa heading" w:semiHidden="1" w:unhideWhenUsed="1"/>
+    <w:lsdException w:name="List" w:semiHidden="1" w:unhideWhenUsed="1"/>
+    <w:lsdException w:name="List Bullet" w:semiHidden="1" w:unhideWhenUsed="1"/>
+    <w:lsdException w:name="List Number" w:semiHidden="1" w:unhideWhenUsed="1"/>
+    <w:lsdException w:name="List 2" w:semiHidden="1" w:unhideWhenUsed="1"/>
+    <w:lsdException w:name="List 3" w:semiHidden="1" w:unhideWhenUsed="1"/>
+    <w:lsdException w:name="List 4" w:semiHidden="1" w:unhideWhenUsed="1"/>
+    <w:lsdException w:name="List 5" w:semiHidden="1" w:unhideWhenUsed="1"/>
+    <w:lsdException w:name="List Bullet 2" w:semiHidden="1" w:unhideWhenUsed="1"/>
+    <w:lsdException w:name="List Bullet 3" w:semiHidden="1" w:unhideWhenUsed="1"/>
+    <w:lsdException w:name="List Bullet 4" w:semiHidden="1" w:unhideWhenUsed="1"/>
+    <w:lsdException w:name="List Bullet 5" w:semiHidden="1" w:unhideWhenUsed="1"/>
+    <w:lsdException w:name="List Number 2" w:semiHidden="1" w:unhideWhenUsed="1"/>
+    <w:lsdException w:name="List Number 3" w:semiHidden="1" w:unhideWhenUsed="1"/>
+    <w:lsdException w:name="List Number 4" w:semiHidden="1" w:unhideWhenUsed="1"/>
+    <w:lsdException w:name="List Number 5" w:semiHidden="1" w:unhideWhenUsed="1"/>
+    <w:lsdException w:name="Title" w:uiPriority="10" w:qFormat="1"/>
+    <w:lsdException w:name="Closing" w:semiHidden="1" w:unhideWhenUsed="1"/>
+    <w:lsdException w:name="Signature" w:semiHidden="1" w:unhideWhenUsed="1"/>
+    <w:lsdException w:name="Default Paragraph Font" w:semiHidden="1" w:uiPriority="1" w:unhideWhenUsed="1"/>
+    <w:lsdException w:name="Body Text" w:semiHidden="1" w:unhideWhenUsed="1"/>
+    <w:lsdException w:name="Body Text Indent" w:semiHidden="1" w:unhideWhenUsed="1"/>
+    <w:lsdException w:name="List Continue" w:semiHidden="1" w:unhideWhenUsed="1"/>
+    <w:lsdException w:name="List Continue 2" w:semiHidden="1" w:unhideWhenUsed="1"/>
+    <w:lsdException w:name="List Continue 3" w:semiHidden="1" w:unhideWhenUsed="1"/>
+    <w:lsdException w:name="List Continue 4" w:semiHidden="1" w:unhideWhenUsed="1"/>
+    <w:lsdException w:name="List Continue 5" w:semiHidden="1" w:unhideWhenUsed="1"/>
+    <w:lsdException w:name="Message Header" w:semiHidden="1" w:unhideWhenUsed="1"/>
+    <w:lsdException w:name="Subtitle" w:uiPriority="11" w:qFormat="1"/>
+    <w:lsdException w:name="Salutation" w:semiHidden="1" w:unhideWhenUsed="1"/>
+    <w:lsdException w:name="Date" w:semiHidden="1" w:unhideWhenUsed="1"/>
+    <w:lsdException w:name="Body Text First Indent" w:semiHidden="1" w:unhideWhenUsed="1"/>
+    <w:lsdException w:name="Body Text First Indent 2" w:semiHidden="1" w:unhideWhenUsed="1"/>
+    <w:lsdException w:name="Note Heading" w:semiHidden="1" w:unhideWhenUsed="1"/>
+    <w:lsdException w:name="Body Text 2" w:semiHidden="1" w:unhideWhenUsed="1"/>
+    <w:lsdException w:name="Body Text 3" w:semiHidden="1" w:unhideWhenUsed="1"/>
+    <w:lsdException w:name="Body Text Indent 2" w:semiHidden="1" w:unhideWhenUsed="1"/>
+    <w:lsdException w:name="Body Text Indent 3" w:semiHidden="1" w:unhideWhenUsed="1"/>
+    <w:lsdException w:name="Block Text" w:semiHidden="1" w:unhideWhenUsed="1"/>
+    <w:lsdException w:name="Hyperlink" w:semiHidden="1" w:unhideWhenUsed="1"/>
+    <w:lsdException w:name="FollowedHyperlink" w:semiHidden="1" w:unhideWhenUsed="1"/>
+    <w:lsdException w:name="Strong" w:uiPriority="22" w:qFormat="1"/>
+    <w:lsdException w:name="Emphasis" w:uiPriority="20" w:qFormat="1"/>
+    <w:lsdException w:name="Document Map" w:semiHidden="1" w:unhideWhenUsed="1"/>
+    <w:lsdException w:name="Plain Text" w:semiHidden="1" w:unhideWhenUsed="1"/>
+    <w:lsdException w:name="E-mail Signature" w:semiHidden="1" w:unhideWhenUsed="1"/>
+    <w:lsdException w:name="HTML Top of Form" w:semiHidden="1" w:unhideWhenUsed="1"/>
+    <w:lsdException w:name="HTML Bottom of Form" w:semiHidden="1" w:unhideWhenUsed="1"/>
+    <w:lsdException w:name="Normal (Web)" w:semiHidden="1" w:unhideWhenUsed="1"/>
+    <w:lsdException w:name="HTML Acronym" w:semiHidden="1" w:unhideWhenUsed="1"/>
+    <w:lsdException w:name="HTML Address" w:semiHidden="1" w:unhideWhenUsed="1"/>
+    <w:lsdException w:name="HTML Cite" w:semiHidden="1" w:unhideWhenUsed="1"/>
+    <w:lsdException w:name="HTML Code" w:semiHidden="1" w:unhideWhenUsed="1"/>
+    <w:lsdException w:name="HTML Definition" w:semiHidden="1" w:unhideWhenUsed="1"/>
+    <w:lsdException w:name="HTML Keyboard" w:semiHidden="1" w:unhideWhenUsed="1"/>
+    <w:lsdException w:name="HTML Preformatted" w:semiHidden="1" w:unhideWhenUsed="1"/>
+    <w:lsdException w:name="HTML Sample" w:semiHidden="1" w:unhideWhenUsed="1"/>
+    <w:lsdException w:name="HTML Typewriter" w:semiHidden="1" w:unhideWhenUsed="1"/>
+    <w:lsdException w:name="HTML Variable" w:semiHidden="1" w:unhideWhenUsed="1"/>
+    <w:lsdException w:name="Normal Table" w:semiHidden="1" w:unhideWhenUsed="1"/>
+    <w:lsdException w:name="annotation subject" w:semiHidden="1" w:unhideWhenUsed="1"/>
+    <w:lsdException w:name="No List" w:semiHidden="1" w:unhideWhenUsed="1"/>
+    <w:lsdException w:name="Outline List 1" w:semiHidden="1" w:unhideWhenUsed="1"/>
+    <w:lsdException w:name="Outline List 2" w:semiHidden="1" w:unhideWhenUsed="1"/>
+    <w:lsdException w:name="Outline List 3" w:semiHidden="1" w:unhideWhenUsed="1"/>
+    <w:lsdException w:name="Table Simple 1" w:semiHidden="1" w:unhideWhenUsed="1"/>
+    <w:lsdException w:name="Table Simple 2" w:semiHidden="1" w:unhideWhenUsed="1"/>
+    <w:lsdException w:name="Table Simple 3" w:semiHidden="1" w:unhideWhenUsed="1"/>
+    <w:lsdException w:name="Table Classic 1" w:semiHidden="1" w:unhideWhenUsed="1"/>
+    <w:lsdException w:name="Table Classic 2" w:semiHidden="1" w:unhideWhenUsed="1"/>
+    <w:lsdException w:name="Table Classic 3" w:semiHidden="1" w:unhideWhenUsed="1"/>
+    <w:lsdException w:name="Table Classic 4" w:semiHidden="1" w:unhideWhenUsed="1"/>
+    <w:lsdException w:name="Table Colorful 1" w:semiHidden="1" w:unhideWhenUsed="1"/>
+    <w:lsdException w:name="Table Colorful 2" w:semiHidden="1" w:unhideWhenUsed="1"/>
+    <w:lsdException w:name="Table Colorful 3" w:semiHidden="1" w:unhideWhenUsed="1"/>
+    <w:lsdException w:name="Table Columns 1" w:semiHidden="1" w:unhideWhenUsed="1"/>
+    <w:lsdException w:name="Table Columns 2" w:semiHidden="1" w:unhideWhenUsed="1"/>
+    <w:lsdException w:name="Table Columns 3" w:semiHidden="1" w:unhideWhenUsed="1"/>
+    <w:lsdException w:name="Table Columns 4" w:semiHidden="1" w:unhideWhenUsed="1"/>
+    <w:lsdException w:name="Table Columns 5" w:semiHidden="1" w:unhideWhenUsed="1"/>
+    <w:lsdException w:name="Table Grid 1" w:semiHidden="1" w:unhideWhenUsed="1"/>
+    <w:lsdException w:name="Table Grid 2" w:semiHidden="1" w:unhideWhenUsed="1"/>
+    <w:lsdException w:name="Table Grid 3" w:semiHidden="1" w:unhideWhenUsed="1"/>
+    <w:lsdException w:name="Table Grid 4" w:semiHidden="1" w:unhideWhenUsed="1"/>
+    <w:lsdException w:name="Table Grid 5" w:semiHidden="1" w:unhideWhenUsed="1"/>
+    <w:lsdException w:name="Table Grid 6" w:semiHidden="1" w:unhideWhenUsed="1"/>
+    <w:lsdException w:name="Table Grid 7" w:semiHidden="1" w:unhideWhenUsed="1"/>
+    <w:lsdException w:name="Table Grid 8" w:semiHidden="1" w:unhideWhenUsed="1"/>
+    <w:lsdException w:name="Table List 1" w:semiHidden="1" w:unhideWhenUsed="1"/>
+    <w:lsdException w:name="Table List 2" w:semiHidden="1" w:unhideWhenUsed="1"/>
+    <w:lsdException w:name="Table List 3" w:semiHidden="1" w:unhideWhenUsed="1"/>
+    <w:lsdException w:name="Table List 4" w:semiHidden="1" w:unhideWhenUsed="1"/>
+    <w:lsdException w:name="Table List 5" w:semiHidden="1" w:unhideWhenUsed="1"/>
+    <w:lsdException w:name="Table List 6" w:semiHidden="1" w:unhideWhenUsed="1"/>
+    <w:lsdException w:name="Table List 7" w:semiHidden="1" w:unhideWhenUsed="1"/>
+    <w:lsdException w:name="Table List 8" w:semiHidden="1" w:unhideWhenUsed="1"/>
+    <w:lsdException w:name="Table 3D effects 1" w:semiHidden="1" w:unhideWhenUsed="1"/>
+    <w:lsdException w:name="Table 3D effects 2" w:semiHidden="1" w:unhideWhenUsed="1"/>
+    <w:lsdException w:name="Table 3D effects 3" w:semiHidden="1" w:unhideWhenUsed="1"/>
+    <w:lsdException w:name="Table Contemporary" w:semiHidden="1" w:unhideWhenUsed="1"/>
+    <w:lsdException w:name="Table Elegant" w:semiHidden="1" w:unhideWhenUsed="1"/>
+    <w:lsdException w:name="Table Professional" w:semiHidden="1" w:unhideWhenUsed="1"/>
+    <w:lsdException w:name="Table Subtle 1" w:semiHidden="1" w:unhideWhenUsed="1"/>
+    <w:lsdException w:name="Table Subtle 2" w:semiHidden="1" w:unhideWhenUsed="1"/>
+    <w:lsdException w:name="Table Web 1" w:semiHidden="1" w:unhideWhenUsed="1"/>
+    <w:lsdException w:name="Table Web 2" w:semiHidden="1" w:unhideWhenUsed="1"/>
+    <w:lsdException w:name="Table Web 3" w:semiHidden="1" w:unhideWhenUsed="1"/>
+    <w:lsdException w:name="Balloon Text" w:semiHidden="1" w:unhideWhenUsed="1"/>
+    <w:lsdException w:name="Table Grid" w:uiPriority="59"/>
+    <w:lsdException w:name="Table Theme" w:semiHidden="1" w:unhideWhenUsed="1"/>
+    <w:lsdException w:name="Placeholder Text" w:semiHidden="1"/>
+    <w:lsdException w:name="No Spacing" w:uiPriority="1" w:qFormat="1"/>
+    <w:lsdException w:name="Light Shading" w:uiPriority="60"/>
+    <w:lsdException w:name="Light List" w:uiPriority="61"/>
+    <w:lsdException w:name="Light Grid" w:uiPriority="62"/>
+    <w:lsdException w:name="Medium Shading 1" w:uiPriority="63"/>
+    <w:lsdException w:name="Medium Shading 2" w:uiPriority="64"/>
+    <w:lsdException w:name="Medium List 1" w:uiPriority="65"/>
+    <w:lsdException w:name="Medium List 2" w:uiPriority="66"/>
+    <w:lsdException w:name="Medium Grid 1" w:uiPriority="67"/>
+    <w:lsdException w:name="Medium Grid 2" w:uiPriority="68"/>
+    <w:lsdException w:name="Medium Grid 3" w:uiPriority="69"/>
+    <w:lsdException w:name="Dark List" w:uiPriority="70"/>
+    <w:lsdException w:name="Colorful Shading" w:uiPriority="71"/>
+    <w:lsdException w:name="Colorful List" w:uiPriority="72"/>
+    <w:lsdException w:name="Colorful Grid" w:uiPriority="73"/>
+    <w:lsdException w:name="Light Shading Accent 1" w:uiPriority="60"/>
+    <w:lsdException w:name="Light List Accent 1" w:uiPriority="61"/>
+    <w:lsdException w:name="Light Grid Accent 1" w:uiPriority="62"/>
+    <w:lsdException w:name="Medium Shading 1 Accent 1" w:uiPriority="63"/>
+    <w:lsdException w:name="Medium Shading 2 Accent 1" w:uiPriority="64"/>
+    <w:lsdException w:name="Medium List 1 Accent 1" w:uiPriority="65"/>
+    <w:lsdException w:name="Revision" w:semiHidden="1"/>
+    <w:lsdException w:name="List Paragraph" w:uiPriority="34" w:qFormat="1"/>
+    <w:lsdException w:name="Quote" w:uiPriority="29" w:qFormat="1"/>
+    <w:lsdException w:name="Intense Quote" w:uiPriority="30" w:qFormat="1"/>
+    <w:lsdException w:name="Medium List 2 Accent 1" w:uiPriority="66"/>
+    <w:lsdException w:name="Medium Grid 1 Accent 1" w:uiPriority="67"/>
+    <w:lsdException w:name="Medium Grid 2 Accent 1" w:uiPriority="68"/>
+    <w:lsdException w:name="Medium Grid 3 Accent 1" w:uiPriority="69"/>
+    <w:lsdException w:name="Dark List Accent 1" w:uiPriority="70"/>
+    <w:lsdException w:name="Colorful Shading Accent 1" w:uiPriority="71"/>
+    <w:lsdException w:name="Colorful List Accent 1" w:uiPriority="72"/>
+    <w:lsdException w:name="Colorful Grid Accent 1" w:uiPriority="73"/>
+    <w:lsdException w:name="Light Shading Accent 2" w:uiPriority="60"/>
+    <w:lsdException w:name="Light List Accent 2" w:uiPriority="61"/>
+    <w:lsdException w:name="Light Grid Accent 2" w:uiPriority="62"/>
+    <w:lsdException w:name="Medium Shading 1 Accent 2" w:uiPriority="63"/>
+    <w:lsdException w:name="Medium Shading 2 Accent 2" w:uiPriority="64"/>
+    <w:lsdException w:name="Medium List 1 Accent 2" w:uiPriority="65"/>
+    <w:lsdException w:name="Medium List 2 Accent 2" w:uiPriority="66"/>
+    <w:lsdException w:name="Medium Grid 1 Accent 2" w:uiPriority="67"/>
+    <w:lsdException w:name="Medium Grid 2 Accent 2" w:uiPriority="68"/>
+    <w:lsdException w:name="Medium Grid 3 Accent 2" w:uiPriority="69"/>
+    <w:lsdException w:name="Dark List Accent 2" w:uiPriority="70"/>
+    <w:lsdException w:name="Colorful Shading Accent 2" w:uiPriority="71"/>
+    <w:lsdException w:name="Colorful List Accent 2" w:uiPriority="72"/>
+    <w:lsdException w:name="Colorful Grid Accent 2" w:uiPriority="73"/>
+    <w:lsdException w:name="Light Shading Accent 3" w:uiPriority="60"/>
+    <w:lsdException w:name="Light List Accent 3" w:uiPriority="61"/>
+    <w:lsdException w:name="Light Grid Accent 3" w:uiPriority="62"/>
+    <w:lsdException w:name="Medium Shading 1 Accent 3" w:uiPriority="63"/>
+    <w:lsdException w:name="Medium Shading 2 Accent 3" w:uiPriority="64"/>
+    <w:lsdException w:name="Medium List 1 Accent 3" w:uiPriority="65"/>
+    <w:lsdException w:name="Medium List 2 Accent 3" w:uiPriority="66"/>
+    <w:lsdException w:name="Medium Grid 1 Accent 3" w:uiPriority="67"/>
+    <w:lsdException w:name="Medium Grid 2 Accent 3" w:uiPriority="68"/>
+    <w:lsdException w:name="Medium Grid 3 Accent 3" w:uiPriority="69"/>
+    <w:lsdException w:name="Dark List Accent 3" w:uiPriority="70"/>
+    <w:lsdException w:name="Colorful Shading Accent 3" w:uiPriority="71"/>
+    <w:lsdException w:name="Colorful List Accent 3" w:uiPriority="72"/>
+    <w:lsdException w:name="Colorful Grid Accent 3" w:uiPriority="73"/>
+    <w:lsdException w:name="Light Shading Accent 4" w:uiPriority="60"/>
+    <w:lsdException w:name="Light List Accent 4" w:uiPriority="61"/>
+    <w:lsdException w:name="Light Grid Accent 4" w:uiPriority="62"/>
+    <w:lsdException w:name="Medium Shading 1 Accent 4" w:uiPriority="63"/>
+    <w:lsdException w:name="Medium Shading 2 Accent 4" w:uiPriority="64"/>
+    <w:lsdException w:name="Medium List 1 Accent 4" w:uiPriority="65"/>
+    <w:lsdException w:name="Medium List 2 Accent 4" w:uiPriority="66"/>
+    <w:lsdException w:name="Medium Grid 1 Accent 4" w:uiPriority="67"/>
+    <w:lsdException w:name="Medium Grid 2 Accent 4" w:uiPriority="68"/>
+    <w:lsdException w:name="Medium Grid 3 Accent 4" w:uiPriority="69"/>
+    <w:lsdException w:name="Dark List Accent 4" w:uiPriority="70"/>
+    <w:lsdException w:name="Colorful Shading Accent 4" w:uiPriority="71"/>
+    <w:lsdException w:name="Colorful List Accent 4" w:uiPriority="72"/>
+    <w:lsdException w:name="Colorful Grid Accent 4" w:uiPriority="73"/>
+    <w:lsdException w:name="Light Shading Accent 5" w:uiPriority="60"/>
+    <w:lsdException w:name="Light List Accent 5" w:uiPriority="61"/>
+    <w:lsdException w:name="Light Grid Accent 5" w:uiPriority="62"/>
+    <w:lsdException w:name="Medium Shading 1 Accent 5" w:uiPriority="63"/>
+    <w:lsdException w:name="Medium Shading 2 Accent 5" w:uiPriority="64"/>
+    <w:lsdException w:name="Medium List 1 Accent 5" w:uiPriority="65"/>
+    <w:lsdException w:name="Medium List 2 Accent 5" w:uiPriority="66"/>
+    <w:lsdException w:name="Medium Grid 1 Accent 5" w:uiPriority="67"/>
+    <w:lsdException w:name="Medium Grid 2 Accent 5" w:uiPriority="68"/>
+    <w:lsdException w:name="Medium Grid 3 Accent 5" w:uiPriority="69"/>
+    <w:lsdException w:name="Dark List Accent 5" w:uiPriority="70"/>
+    <w:lsdException w:name="Colorful Shading Accent 5" w:uiPriority="71"/>
+    <w:lsdException w:name="Colorful List Accent 5" w:uiPriority="72"/>
+    <w:lsdException w:name="Colorful Grid Accent 5" w:uiPriority="73"/>
+    <w:lsdException w:name="Light Shading Accent 6" w:uiPriority="60"/>
+    <w:lsdException w:name="Light List Accent 6" w:uiPriority="61"/>
+    <w:lsdException w:name="Light Grid Accent 6" w:uiPriority="62"/>
+    <w:lsdException w:name="Medium Shading 1 Accent 6" w:uiPriority="63"/>
+    <w:lsdException w:name="Medium Shading 2 Accent 6" w:uiPriority="64"/>
+    <w:lsdException w:name="Medium List 1 Accent 6" w:uiPriority="65"/>
+    <w:lsdException w:name="Medium List 2 Accent 6" w:uiPriority="66"/>
+    <w:lsdException w:name="Medium Grid 1 Accent 6" w:uiPriority="67"/>
+    <w:lsdException w:name="Medium Grid 2 Accent 6" w:uiPriority="68"/>
+    <w:lsdException w:name="Medium Grid 3 Accent 6" w:uiPriority="69"/>
+    <w:lsdException w:name="Dark List Accent 6" w:uiPriority="70"/>
+    <w:lsdException w:name="Colorful Shading Accent 6" w:uiPriority="71"/>
+    <w:lsdException w:name="Colorful List Accent 6" w:uiPriority="72"/>
+    <w:lsdException w:name="Colorful Grid Accent 6" w:uiPriority="73"/>
+    <w:lsdException w:name="Subtle Emphasis" w:uiPriority="19" w:qFormat="1"/>
+    <w:lsdException w:name="Intense Emphasis" w:uiPriority="21" w:qFormat="1"/>
+    <w:lsdException w:name="Subtle Reference" w:uiPriority="31" w:qFormat="1"/>
+    <w:lsdException w:name="Intense Reference" w:uiPriority="32" w:qFormat="1"/>
+    <w:lsdException w:name="Book Title" w:uiPriority="33" w:qFormat="1"/>
+    <w:lsdException w:name="Bibliography" w:semiHidden="1" w:uiPriority="37" w:unhideWhenUsed="1"/>
+    <w:lsdException w:name="TOC Heading" w:semiHidden="1" w:uiPriority="39" w:unhideWhenUsed="1" w:qFormat="1"/>
+    <w:lsdException w:name="Plain Table 1" w:uiPriority="41"/>
+    <w:lsdException w:name="Plain Table 2" w:uiPriority="42"/>
+    <w:lsdException w:name="Plain Table 3" w:uiPriority="43"/>
+    <w:lsdException w:name="Plain Table 4" w:uiPriority="44"/>
+    <w:lsdException w:name="Plain Table 5" w:uiPriority="45"/>
+    <w:lsdException w:name="Grid Table Light" w:uiPriority="40"/>
+    <w:lsdException w:name="Grid Table 1 Light" w:uiPriority="46"/>
+    <w:lsdException w:name="Grid Table 2" w:uiPriority="47"/>
+    <w:lsdException w:name="Grid Table 3" w:uiPriority="48"/>
+    <w:lsdException w:name="Grid Table 4" w:uiPriority="49"/>
+    <w:lsdException w:name="Grid Table 5 Dark" w:uiPriority="50"/>
+    <w:lsdException w:name="Grid Table 6 Colorful" w:uiPriority="51"/>
+    <w:lsdException w:name="Grid Table 7 Colorful" w:uiPriority="52"/>
+    <w:lsdException w:name="Grid Table 1 Light Accent 1" w:uiPriority="46"/>
+    <w:lsdException w:name="Grid Table 2 Accent 1" w:uiPriority="47"/>
+    <w:lsdException w:name="Grid Table 3 Accent 1" w:uiPriority="48"/>
+    <w:lsdException w:name="Grid Table 4 Accent 1" w:uiPriority="49"/>
+    <w:lsdException w:name="Grid Table 5 Dark Accent 1" w:uiPriority="50"/>
+    <w:lsdException w:name="Grid Table 6 Colorful Accent 1" w:uiPriority="51"/>
+    <w:lsdException w:name="Grid Table 7 Colorful Accent 1" w:uiPriority="52"/>
+    <w:lsdException w:name="Grid Table 1 Light Accent 2" w:uiPriority="46"/>
+    <w:lsdException w:name="Grid Table 2 Accent 2" w:uiPriority="47"/>
+    <w:lsdException w:name="Grid Table 3 Accent 2" w:uiPriority="48"/>
+    <w:lsdException w:name="Grid Table 4 Accent 2" w:uiPriority="49"/>
+    <w:lsdException w:name="Grid Table 5 Dark Accent 2" w:uiPriority="50"/>
+    <w:lsdException w:name="Grid Table 6 Colorful Accent 2" w:uiPriority="51"/>
+    <w:lsdException w:name="Grid Table 7 Colorful Accent 2" w:uiPriority="52"/>
+    <w:lsdException w:name="Grid Table 1 Light Accent 3" w:uiPriority="46"/>
+    <w:lsdException w:name="Grid Table 2 Accent 3" w:uiPriority="47"/>
+    <w:lsdException w:name="Grid Table 3 Accent 3" w:uiPriority="48"/>
+    <w:lsdException w:name="Grid Table 4 Accent 3" w:uiPriority="49"/>
+    <w:lsdException w:name="Grid Table 5 Dark Accent 3" w:uiPriority="50"/>
+    <w:lsdException w:name="Grid Table 6 Colorful Accent 3" w:uiPriority="51"/>
+    <w:lsdException w:name="Grid Table 7 Colorful Accent 3" w:uiPriority="52"/>
+    <w:lsdException w:name="Grid Table 1 Light Accent 4" w:uiPriority="46"/>
+    <w:lsdException w:name="Grid Table 2 Accent 4" w:uiPriority="47"/>
+    <w:lsdException w:name="Grid Table 3 Accent 4" w:uiPriority="48"/>
+    <w:lsdException w:name="Grid Table 4 Accent 4" w:uiPriority="49"/>
+    <w:lsdException w:name="Grid Table 5 Dark Accent 4" w:uiPriority="50"/>
+    <w:lsdException w:name="Grid Table 6 Colorful Accent 4" w:uiPriority="51"/>
+    <w:lsdException w:name="Grid Table 7 Colorful Accent 4" w:uiPriority="52"/>
+    <w:lsdException w:name="Grid Table 1 Light Accent 5" w:uiPriority="46"/>
+    <w:lsdException w:name="Grid Table 2 Accent 5" w:uiPriority="47"/>
+    <w:lsdException w:name="Grid Table 3 Accent 5" w:uiPriority="48"/>
+    <w:lsdException w:name="Grid Table 4 Accent 5" w:uiPriority="49"/>
+    <w:lsdException w:name="Grid Table 5 Dark Accent 5" w:uiPriority="50"/>
+    <w:lsdException w:name="Grid Table 6 Colorful Accent 5" w:uiPriority="51"/>
+    <w:lsdException w:name="Grid Table 7 Colorful Accent 5" w:uiPriority="52"/>
+    <w:lsdException w:name="Grid Table 1 Light Accent 6" w:uiPriority="46"/>
+    <w:lsdException w:name="Grid Table 2 Accent 6" w:uiPriority="47"/>
+    <w:lsdException w:name="Grid Table 3 Accent 6" w:uiPriority="48"/>
+    <w:lsdException w:name="Grid Table 4 Accent 6" w:uiPriority="49"/>
+    <w:lsdException w:name="Grid Table 5 Dark Accent 6" w:uiPriority="50"/>
+    <w:lsdException w:name="Grid Table 6 Colorful Accent 6" w:uiPriority="51"/>
+    <w:lsdException w:name="Grid Table 7 Colorful Accent 6" w:uiPriority="52"/>
+    <w:lsdException w:name="List Table 1 Light" w:uiPriority="46"/>
+    <w:lsdException w:name="List Table 2" w:uiPriority="47"/>
+    <w:lsdException w:name="List Table 3" w:uiPriority="48"/>
+    <w:lsdException w:name="List Table 4" w:uiPriority="49"/>
+    <w:lsdException w:name="List Table 5 Dark" w:uiPriority="50"/>
+    <w:lsdException w:name="List Table 6 Colorful" w:uiPriority="51"/>
+    <w:lsdException w:name="List Table 7 Colorful" w:uiPriority="52"/>
+    <w:lsdException w:name="List Table 1 Light Accent 1" w:uiPriority="46"/>
+    <w:lsdException w:name="List Table 2 Accent 1" w:uiPriority="47"/>
+    <w:lsdException w:name="List Table 3 Accent 1" w:uiPriority="48"/>
+    <w:lsdException w:name="List Table 4 Accent 1" w:uiPriority="49"/>
+    <w:lsdException w:name="List Table 5 Dark Accent 1" w:uiPriority="50"/>
+    <w:lsdException w:name="List Table 6 Colorful Accent 1" w:uiPriority="51"/>
+    <w:lsdException w:name="List Table 7 Colorful Accent 1" w:uiPriority="52"/>
+    <w:lsdException w:name="List Table 1 Light Accent 2" w:uiPriority="46"/>
+    <w:lsdException w:name="List Table 2 Accent 2" w:uiPriority="47"/>
+    <w:lsdException w:name="List Table 3 Accent 2" w:uiPriority="48"/>
+    <w:lsdException w:name="List Table 4 Accent 2" w:uiPriority="49"/>
+    <w:lsdException w:name="List Table 5 Dark Accent 2" w:uiPriority="50"/>
+    <w:lsdException w:name="List Table 6 Colorful Accent 2" w:uiPriority="51"/>
+    <w:lsdException w:name="List Table 7 Colorful Accent 2" w:uiPriority="52"/>
+    <w:lsdException w:name="List Table 1 Light Accent 3" w:uiPriority="46"/>
+    <w:lsdException w:name="List Table 2 Accent 3" w:uiPriority="47"/>
+    <w:lsdException w:name="List Table 3 Accent 3" w:uiPriority="48"/>
+    <w:lsdException w:name="List Table 4 Accent 3" w:uiPriority="49"/>
+    <w:lsdException w:name="List Table 5 Dark Accent 3" w:uiPriority="50"/>
+    <w:lsdException w:name="List Table 6 Colorful Accent 3" w:uiPriority="51"/>
+    <w:lsdException w:name="List Table 7 Colorful Accent 3" w:uiPriority="52"/>
+    <w:lsdException w:name="List Table 1 Light Accent 4" w:uiPriority="46"/>
+    <w:lsdException w:name="List Table 2 Accent 4" w:uiPriority="47"/>
+    <w:lsdException w:name="List Table 3 Accent 4" w:uiPriority="48"/>
+    <w:lsdException w:name="List Table 4 Accent 4" w:uiPriority="49"/>
+    <w:lsdException w:name="List Table 5 Dark Accent 4" w:uiPriority="50"/>
+    <w:lsdException w:name="List Table 6 Colorful Accent 4" w:uiPriority="51"/>
+    <w:lsdException w:name="List Table 7 Colorful Accent 4" w:uiPriority="52"/>
+    <w:lsdException w:name="List Table 1 Light Accent 5" w:uiPriority="46"/>
+    <w:lsdException w:name="List Table 2 Accent 5" w:uiPriority="47"/>
+    <w:lsdException w:name="List Table 3 Accent 5" w:uiPriority="48"/>
+    <w:lsdException w:name="List Table 4 Accent 5" w:uiPriority="49"/>
+    <w:lsdException w:name="List Table 5 Dark Accent 5" w:uiPriority="50"/>
+    <w:lsdException w:name="List Table 6 Colorful Accent 5" w:uiPriority="51"/>
+    <w:lsdException w:name="List Table 7 Colorful Accent 5" w:uiPriority="52"/>
+    <w:lsdException w:name="List Table 1 Light Accent 6" w:uiPriority="46"/>
+    <w:lsdException w:name="List Table 2 Accent 6" w:uiPriority="47"/>
+    <w:lsdException w:name="List Table 3 Accent 6" w:uiPriority="48"/>
+    <w:lsdException w:name="List Table 4 Accent 6" w:uiPriority="49"/>
+    <w:lsdException w:name="List Table 5 Dark Accent 6" w:uiPriority="50"/>
+    <w:lsdException w:name="List Table 6 Colorful Accent 6" w:uiPriority="51"/>
+    <w:lsdException w:name="List Table 7 Colorful Accent 6" w:uiPriority="52"/>
+    <w:lsdException w:name="Mention" w:semiHidden="1" w:unhideWhenUsed="1"/>
+    <w:lsdException w:name="Smart Hyperlink" w:semiHidden="1" w:unhideWhenUsed="1"/>
+    <w:lsdException w:name="Hashtag" w:semiHidden="1" w:unhideWhenUsed="1"/>
+    <w:lsdException w:name="Unresolved Mention" w:semiHidden="1" w:unhideWhenUsed="1"/>
+    <w:lsdException w:name="Smart Link" w:semiHidden="1" w:unhideWhenUsed="1"/>
   </w:latentStyles>
   <w:style w:type="paragraph" w:default="1" w:styleId="Normal">
     <w:name w:val="Normal"/>
@@ -3197,7 +7193,6 @@
     <w:uiPriority w:val="99"/>
     <w:semiHidden/>
     <w:unhideWhenUsed/>
-    <w:qFormat/>
     <w:tblPr>
       <w:tblInd w:w="0" w:type="dxa"/>
       <w:tblCellMar>
